--- a/IUEA_Teaching_Plan/IUEA_ML_Week2_Lecturer_Runsheet.docx
+++ b/IUEA_Teaching_Plan/IUEA_ML_Week2_Lecturer_Runsheet.docx
@@ -4,170 +4,20 @@
   <w:body>
     <w:p>
       <w:pPr>
-        <w:spacing w:after="880"/>
-      </w:pPr>
-    </w:p>
-    <w:p>
-      <w:pPr>
-        <w:spacing w:after="400" w:before="0" w:line="276" w:lineRule="auto"/>
-        <w:jc w:val="center"/>
+        <w:pStyle w:val="Title"/>
       </w:pPr>
       <w:r>
-        <w:rPr>
-          <w:rFonts w:ascii="Calibri" w:hAnsi="Calibri"/>
-          <w:b/>
-          <w:i w:val="0"/>
-          <w:color w:val="2E5C8A"/>
-          <w:sz w:val="21"/>
-        </w:rPr>
-        <w:t>INTERNATIONAL UNIVERSITY OF EAST AFRICA · FACULTY OF ENGINEERING</w:t>
-      </w:r>
-    </w:p>
-    <w:p>
-      <w:pPr>
-        <w:spacing w:after="80" w:before="0" w:line="276" w:lineRule="auto"/>
-        <w:jc w:val="center"/>
-      </w:pPr>
-      <w:r>
-        <w:rPr>
-          <w:rFonts w:ascii="Calibri" w:hAnsi="Calibri"/>
-          <w:b/>
-          <w:i w:val="0"/>
-          <w:color w:val="1F3864"/>
-          <w:sz w:val="52"/>
-        </w:rPr>
-        <w:t>Week 2 Lecturer Runsheet</w:t>
-      </w:r>
-    </w:p>
-    <w:p>
-      <w:pPr>
-        <w:spacing w:after="360" w:before="0" w:line="276" w:lineRule="auto"/>
-        <w:jc w:val="center"/>
-      </w:pPr>
-      <w:r>
-        <w:rPr>
-          <w:rFonts w:ascii="Calibri" w:hAnsi="Calibri"/>
-          <w:b w:val="0"/>
-          <w:i w:val="0"/>
-          <w:color w:val="2E5C8A"/>
-          <w:sz w:val="30"/>
-        </w:rPr>
-        <w:t>The development environment session</w:t>
-      </w:r>
-    </w:p>
-    <w:p>
-      <w:pPr>
-        <w:spacing w:after="160" w:before="160" w:line="276" w:lineRule="auto"/>
-        <w:jc w:val="center"/>
-        <w:pBdr>
-          <w:top w:val="single" w:sz="10" w:space="8" w:color="1F3864"/>
-          <w:bottom w:val="single" w:sz="10" w:space="8" w:color="1F3864"/>
-        </w:pBdr>
-      </w:pPr>
-      <w:r>
-        <w:rPr>
-          <w:rFonts w:ascii="Calibri" w:hAnsi="Calibri"/>
-          <w:b/>
-          <w:i w:val="0"/>
-          <w:sz w:val="21"/>
-        </w:rPr>
-        <w:t>TUESDAY 15 SEPTEMBER / FRIDAY 18 SEPTEMBER 2026   ·   THREE HOURS PER COHORT</w:t>
-      </w:r>
-    </w:p>
-    <w:p>
-      <w:pPr>
-        <w:spacing w:after="400"/>
-      </w:pPr>
-    </w:p>
-    <w:tbl>
-      <w:tblPr>
-        <w:tblW w:type="auto" w:w="0"/>
-        <w:jc w:val="center"/>
-        <w:tblLayout w:type="fixed"/>
-        <w:tblLook w:firstColumn="1" w:firstRow="1" w:lastColumn="0" w:lastRow="0" w:noHBand="0" w:noVBand="1" w:val="04A0"/>
-        <w:tblBorders>
-          <w:top w:val="single" w:sz="6" w:space="0" w:color="C00000"/>
-          <w:bottom w:val="single" w:sz="6" w:space="0" w:color="C00000"/>
-          <w:left w:val="single" w:sz="24" w:space="0" w:color="C00000"/>
-          <w:right w:val="single" w:sz="6" w:space="0" w:color="C00000"/>
-        </w:tblBorders>
-      </w:tblPr>
-      <w:tblGrid>
-        <w:gridCol w:w="9858"/>
-      </w:tblGrid>
-      <w:tr>
-        <w:tc>
-          <w:tcPr>
-            <w:tcW w:type="dxa" w:w="9858"/>
-            <w:tcMar>
-              <w:top w:w="110" w:type="dxa"/>
-              <w:start w:w="170" w:type="dxa"/>
-              <w:bottom w:w="110" w:type="dxa"/>
-              <w:end w:w="140" w:type="dxa"/>
-            </w:tcMar>
-            <w:shd w:val="clear" w:color="auto" w:fill="FCE4E4"/>
-          </w:tcPr>
-          <w:p>
-            <w:pPr>
-              <w:spacing w:after="60"/>
-            </w:pPr>
-            <w:r>
-              <w:rPr>
-                <w:rFonts w:ascii="Calibri" w:hAnsi="Calibri"/>
-                <w:b/>
-                <w:color w:val="C00000"/>
-                <w:sz w:val="19"/>
-              </w:rPr>
-              <w:t>Why this session has its own document</w:t>
-            </w:r>
-          </w:p>
-          <w:p>
-            <w:pPr>
-              <w:spacing w:after="0" w:line="269" w:lineRule="auto"/>
-            </w:pPr>
-            <w:r>
-              <w:rPr>
-                <w:rFonts w:ascii="Calibri" w:hAnsi="Calibri"/>
-                <w:sz w:val="20"/>
-              </w:rPr>
-              <w:t>This is the highest-risk three hours of the semester, and the risk has almost nothing to do with teaching. Roughly 195 students across three cohorts install Python, VS Code, Git and five packages, on their own hardware, in one sitting, on a campus network that cannot carry it. If Week 2 fails, Week 3 has no foundation and the failure compounds every week after it.</w:t>
-              <w:br/>
-              <w:br/>
-              <w:t>Everything in here is operational. The pedagogy is in the master plan; this is the logistics that decide whether the pedagogy gets a chance.</w:t>
-            </w:r>
-          </w:p>
-        </w:tc>
-      </w:tr>
-    </w:tbl>
-    <w:p>
-      <w:pPr>
-        <w:spacing w:after="160"/>
-      </w:pPr>
-    </w:p>
-    <w:p>
-      <w:pPr>
-        <w:spacing w:after="320"/>
-      </w:pPr>
-    </w:p>
-    <w:p>
-      <w:pPr>
-        <w:spacing w:after="160" w:before="0" w:line="276" w:lineRule="auto"/>
-        <w:jc w:val="center"/>
-      </w:pPr>
-      <w:r>
-        <w:rPr>
-          <w:rFonts w:ascii="Calibri" w:hAnsi="Calibri"/>
-          <w:b w:val="0"/>
-          <w:i w:val="0"/>
-          <w:color w:val="595959"/>
-          <w:sz w:val="19"/>
-        </w:rPr>
-        <w:t>Companions:  the Student Setup Guide (issue in Week 1)  ·  setup/README.md  ·  setup/ scripts</w:t>
+        <w:t>Week 2 lecturer runsheet</w:t>
       </w:r>
     </w:p>
     <w:p>
       <w:r>
-        <w:br w:type="page"/>
+        <w:t>15 and 18 September 2026 | Three hours per cohort | Kampala time</w:t>
+      </w:r>
+    </w:p>
+    <w:p>
+      <w:r>
+        <w:t>Teach notebooks and version control using Colab. The operational priority is that each student runs and saves their own work. Use the small supplied kit and pre-provisioned lab fallback.</w:t>
       </w:r>
     </w:p>
     <w:p>
@@ -175,21 +25,39 @@
         <w:pStyle w:val="Heading1"/>
       </w:pPr>
       <w:r>
-        <w:t>Contents</w:t>
+        <w:t>Before students arrive</w:t>
       </w:r>
     </w:p>
     <w:p>
+      <w:pPr>
+        <w:pStyle w:val="ListBullet"/>
+      </w:pPr>
       <w:r>
-        <w:fldChar w:fldCharType="begin"/>
-        <w:instrText xml:space="preserve">TOC \o "1-2" \h \z \u</w:instrText>
-        <w:fldChar w:fldCharType="separate"/>
-        <w:t>[To generate the contents list: open in Word, click here, then press F9 — or use References ▸ Update Table.]</w:t>
-        <w:fldChar w:fldCharType="end"/>
+        <w:t>Test Google and GitHub sign-in from a student account. Verify the assignment form and correct Week 2 quiz.</w:t>
       </w:r>
     </w:p>
     <w:p>
+      <w:pPr>
+        <w:pStyle w:val="ListBullet"/>
+      </w:pPr>
       <w:r>
-        <w:br w:type="page"/>
+        <w:t>Share the cohort student ZIP before class; students download and extract it, without doing the exercises yet. Keep a USB copy and rehearse the lab fallback.</w:t>
+      </w:r>
+    </w:p>
+    <w:p>
+      <w:pPr>
+        <w:pStyle w:val="ListBullet"/>
+      </w:pPr>
+      <w:r>
+        <w:t>Check projector readability, room power and the CSV upload step. Brief floor helpers to resolve access issues while teaching continues.</w:t>
+      </w:r>
+    </w:p>
+    <w:p>
+      <w:pPr>
+        <w:pStyle w:val="ListBullet"/>
+      </w:pPr>
+      <w:r>
+        <w:t>Preserve Week 1 submissions. A2 is W02 in the gradebook; the second quiz is Q2.</w:t>
       </w:r>
     </w:p>
     <w:p>
@@ -197,151 +65,37 @@
         <w:pStyle w:val="Heading1"/>
       </w:pPr>
       <w:r>
-        <w:t>1. The one thing most likely to sink the session</w:t>
-      </w:r>
-    </w:p>
-    <w:p>
-      <w:pPr>
-        <w:spacing w:after="160" w:before="0" w:line="276" w:lineRule="auto"/>
-      </w:pPr>
-      <w:r>
-        <w:rPr>
-          <w:rFonts w:ascii="Calibri" w:hAnsi="Calibri"/>
-          <w:b w:val="0"/>
-          <w:i w:val="0"/>
-          <w:sz w:val="21"/>
-        </w:rPr>
-        <w:t>It is not installing. It is copying.</w:t>
-      </w:r>
-    </w:p>
-    <w:p>
-      <w:pPr>
-        <w:spacing w:after="160" w:before="0" w:line="276" w:lineRule="auto"/>
-      </w:pPr>
-      <w:r>
-        <w:rPr>
-          <w:rFonts w:ascii="Calibri" w:hAnsi="Calibri"/>
-          <w:b w:val="0"/>
-          <w:i w:val="0"/>
-          <w:sz w:val="21"/>
-        </w:rPr>
-        <w:t>The offline bundle is several hundred megabytes. Getting it onto a hundred laptops is the bottleneck, and it is a physical one — a couple of USB sticks passed around a hundred students will consume the entire three hours and the session will end with half the room unfinished. The installation itself takes about a minute per laptop once the files are local.</w:t>
-      </w:r>
-    </w:p>
-    <w:p>
-      <w:pPr>
-        <w:spacing w:after="160" w:before="0" w:line="276" w:lineRule="auto"/>
-      </w:pPr>
-      <w:r>
-        <w:rPr>
-          <w:rFonts w:ascii="Calibri" w:hAnsi="Calibri"/>
-          <w:b w:val="0"/>
-          <w:i w:val="0"/>
-          <w:sz w:val="21"/>
-        </w:rPr>
-        <w:t>So the distribution plan is the plan. Three routes running simultaneously, in this order of preference:</w:t>
+        <w:t>Teaching timetable</w:t>
       </w:r>
     </w:p>
     <w:tbl>
       <w:tblPr>
+        <w:tblStyle w:val="LightShading-Accent1"/>
         <w:tblW w:type="auto" w:w="0"/>
-        <w:jc w:val="center"/>
-        <w:tblLayout w:type="fixed"/>
         <w:tblLook w:firstColumn="1" w:firstRow="1" w:lastColumn="0" w:lastRow="0" w:noHBand="0" w:noVBand="1" w:val="04A0"/>
-        <w:tblLayout w:type="fixed"/>
-        <w:tblBorders>
-          <w:top w:val="single" w:sz="6" w:space="0" w:color="B4C6E7"/>
-          <w:left w:val="single" w:sz="6" w:space="0" w:color="B4C6E7"/>
-          <w:bottom w:val="single" w:sz="6" w:space="0" w:color="B4C6E7"/>
-          <w:right w:val="single" w:sz="6" w:space="0" w:color="B4C6E7"/>
-          <w:insideH w:val="single" w:sz="4" w:space="0" w:color="D9E2F3"/>
-          <w:insideV w:val="single" w:sz="4" w:space="0" w:color="D9E2F3"/>
-        </w:tblBorders>
       </w:tblPr>
       <w:tblGrid>
-        <w:gridCol w:w="1577"/>
-        <w:gridCol w:w="6111"/>
-        <w:gridCol w:w="2168"/>
+        <w:gridCol w:w="4819"/>
+        <w:gridCol w:w="4819"/>
       </w:tblGrid>
       <w:tr>
-        <w:trPr>
-          <w:tblHeader w:val="true"/>
-        </w:trPr>
         <w:tc>
           <w:tcPr>
-            <w:tcW w:type="dxa" w:w="1577"/>
-            <w:shd w:val="clear" w:color="auto" w:fill="1F3864"/>
-            <w:tcMar>
-              <w:top w:w="60" w:type="dxa"/>
-              <w:start w:w="90" w:type="dxa"/>
-              <w:bottom w:w="60" w:type="dxa"/>
-              <w:end w:w="90" w:type="dxa"/>
-            </w:tcMar>
+            <w:tcW w:type="dxa" w:w="4819"/>
           </w:tcPr>
           <w:p>
-            <w:pPr>
-              <w:spacing w:after="0" w:line="240" w:lineRule="auto"/>
-            </w:pPr>
             <w:r>
-              <w:rPr>
-                <w:rFonts w:ascii="Calibri" w:hAnsi="Calibri"/>
-                <w:b/>
-                <w:color w:val="FFFFFF"/>
-                <w:sz w:val="17"/>
-              </w:rPr>
-              <w:t>Route</w:t>
+              <w:t>Elapsed time</w:t>
             </w:r>
           </w:p>
         </w:tc>
         <w:tc>
           <w:tcPr>
-            <w:tcW w:type="dxa" w:w="6112"/>
-            <w:shd w:val="clear" w:color="auto" w:fill="1F3864"/>
-            <w:tcMar>
-              <w:top w:w="60" w:type="dxa"/>
-              <w:start w:w="90" w:type="dxa"/>
-              <w:bottom w:w="60" w:type="dxa"/>
-              <w:end w:w="90" w:type="dxa"/>
-            </w:tcMar>
+            <w:tcW w:type="dxa" w:w="4819"/>
           </w:tcPr>
           <w:p>
-            <w:pPr>
-              <w:spacing w:after="0" w:line="240" w:lineRule="auto"/>
-            </w:pPr>
             <w:r>
-              <w:rPr>
-                <w:rFonts w:ascii="Calibri" w:hAnsi="Calibri"/>
-                <w:b/>
-                <w:color w:val="FFFFFF"/>
-                <w:sz w:val="17"/>
-              </w:rPr>
-              <w:t>How</w:t>
-            </w:r>
-          </w:p>
-        </w:tc>
-        <w:tc>
-          <w:tcPr>
-            <w:tcW w:type="dxa" w:w="2169"/>
-            <w:shd w:val="clear" w:color="auto" w:fill="1F3864"/>
-            <w:tcMar>
-              <w:top w:w="60" w:type="dxa"/>
-              <w:start w:w="90" w:type="dxa"/>
-              <w:bottom w:w="60" w:type="dxa"/>
-              <w:end w:w="90" w:type="dxa"/>
-            </w:tcMar>
-          </w:tcPr>
-          <w:p>
-            <w:pPr>
-              <w:spacing w:after="0" w:line="240" w:lineRule="auto"/>
-            </w:pPr>
-            <w:r>
-              <w:rPr>
-                <w:rFonts w:ascii="Calibri" w:hAnsi="Calibri"/>
-                <w:b/>
-                <w:color w:val="FFFFFF"/>
-                <w:sz w:val="17"/>
-              </w:rPr>
-              <w:t>Covers</w:t>
+              <w:t>Teaching activity</w:t>
             </w:r>
           </w:p>
         </w:tc>
@@ -349,71 +103,21 @@
       <w:tr>
         <w:tc>
           <w:tcPr>
-            <w:tcW w:type="dxa" w:w="1577"/>
-            <w:tcMar>
-              <w:top w:w="60" w:type="dxa"/>
-              <w:start w:w="90" w:type="dxa"/>
-              <w:bottom w:w="60" w:type="dxa"/>
-              <w:end w:w="90" w:type="dxa"/>
-            </w:tcMar>
+            <w:tcW w:type="dxa" w:w="4819"/>
           </w:tcPr>
           <w:p>
-            <w:pPr>
-              <w:spacing w:after="0" w:line="252" w:lineRule="auto"/>
-            </w:pPr>
             <w:r>
-              <w:rPr>
-                <w:rFonts w:ascii="Calibri" w:hAnsi="Calibri"/>
-                <w:b/>
-                <w:sz w:val="17"/>
-              </w:rPr>
-              <w:t>1 · Network share</w:t>
+              <w:t>00–30</w:t>
             </w:r>
           </w:p>
         </w:tc>
         <w:tc>
           <w:tcPr>
-            <w:tcW w:type="dxa" w:w="6112"/>
-            <w:tcMar>
-              <w:top w:w="60" w:type="dxa"/>
-              <w:start w:w="90" w:type="dxa"/>
-              <w:bottom w:w="60" w:type="dxa"/>
-              <w:end w:w="90" w:type="dxa"/>
-            </w:tcMar>
+            <w:tcW w:type="dxa" w:w="4819"/>
           </w:tcPr>
           <w:p>
-            <w:pPr>
-              <w:spacing w:after="0" w:line="252" w:lineRule="auto"/>
-            </w:pPr>
             <w:r>
-              <w:rPr>
-                <w:rFonts w:ascii="Calibri" w:hAnsi="Calibri"/>
-                <w:sz w:val="17"/>
-              </w:rPr>
-              <w:t>Put the bundle on the local file share and give the path on the first slide. A local share is not the internet — it is fast and it does not leave the building. Confirm with IT in Week 1 that you have a writable share and that student machines can reach it.</w:t>
-            </w:r>
-          </w:p>
-        </w:tc>
-        <w:tc>
-          <w:tcPr>
-            <w:tcW w:type="dxa" w:w="2169"/>
-            <w:tcMar>
-              <w:top w:w="60" w:type="dxa"/>
-              <w:start w:w="90" w:type="dxa"/>
-              <w:bottom w:w="60" w:type="dxa"/>
-              <w:end w:w="90" w:type="dxa"/>
-            </w:tcMar>
-          </w:tcPr>
-          <w:p>
-            <w:pPr>
-              <w:spacing w:after="0" w:line="252" w:lineRule="auto"/>
-            </w:pPr>
-            <w:r>
-              <w:rPr>
-                <w:rFonts w:ascii="Calibri" w:hAnsi="Calibri"/>
-                <w:sz w:val="17"/>
-              </w:rPr>
-              <w:t>Most of the room, if it exists</w:t>
+              <w:t>Recall and four-tool map</w:t>
             </w:r>
           </w:p>
         </w:tc>
@@ -421,74 +125,21 @@
       <w:tr>
         <w:tc>
           <w:tcPr>
-            <w:tcW w:type="dxa" w:w="1577"/>
-            <w:tcMar>
-              <w:top w:w="60" w:type="dxa"/>
-              <w:start w:w="90" w:type="dxa"/>
-              <w:bottom w:w="60" w:type="dxa"/>
-              <w:end w:w="90" w:type="dxa"/>
-            </w:tcMar>
-            <w:shd w:val="clear" w:color="auto" w:fill="F2F5FB"/>
+            <w:tcW w:type="dxa" w:w="4819"/>
           </w:tcPr>
           <w:p>
-            <w:pPr>
-              <w:spacing w:after="0" w:line="252" w:lineRule="auto"/>
-            </w:pPr>
             <w:r>
-              <w:rPr>
-                <w:rFonts w:ascii="Calibri" w:hAnsi="Calibri"/>
-                <w:b/>
-                <w:sz w:val="17"/>
-              </w:rPr>
-              <w:t>2 · USB sticks</w:t>
+              <w:t>30–100</w:t>
             </w:r>
           </w:p>
         </w:tc>
         <w:tc>
           <w:tcPr>
-            <w:tcW w:type="dxa" w:w="6112"/>
-            <w:tcMar>
-              <w:top w:w="60" w:type="dxa"/>
-              <w:start w:w="90" w:type="dxa"/>
-              <w:bottom w:w="60" w:type="dxa"/>
-              <w:end w:w="90" w:type="dxa"/>
-            </w:tcMar>
-            <w:shd w:val="clear" w:color="auto" w:fill="F2F5FB"/>
+            <w:tcW w:type="dxa" w:w="4819"/>
           </w:tcPr>
           <w:p>
-            <w:pPr>
-              <w:spacing w:after="0" w:line="252" w:lineRule="auto"/>
-            </w:pPr>
             <w:r>
-              <w:rPr>
-                <w:rFonts w:ascii="Calibri" w:hAnsi="Calibri"/>
-                <w:sz w:val="17"/>
-              </w:rPr>
-              <w:t>Four minimum, ideally six or eight, per cohort. Hand them out in the first five minutes, before you say anything else.</w:t>
-            </w:r>
-          </w:p>
-        </w:tc>
-        <w:tc>
-          <w:tcPr>
-            <w:tcW w:type="dxa" w:w="2169"/>
-            <w:tcMar>
-              <w:top w:w="60" w:type="dxa"/>
-              <w:start w:w="90" w:type="dxa"/>
-              <w:bottom w:w="60" w:type="dxa"/>
-              <w:end w:w="90" w:type="dxa"/>
-            </w:tcMar>
-            <w:shd w:val="clear" w:color="auto" w:fill="F2F5FB"/>
-          </w:tcPr>
-          <w:p>
-            <w:pPr>
-              <w:spacing w:after="0" w:line="252" w:lineRule="auto"/>
-            </w:pPr>
-            <w:r>
-              <w:rPr>
-                <w:rFonts w:ascii="Calibri" w:hAnsi="Calibri"/>
-                <w:sz w:val="17"/>
-              </w:rPr>
-              <w:t>20–30 students per stick per session</w:t>
+              <w:t>Start proof_of_life; model repair 01, let students try 02–03, guide 04; return to proof_of_life and fresh run</w:t>
             </w:r>
           </w:p>
         </w:tc>
@@ -496,238 +147,21 @@
       <w:tr>
         <w:tc>
           <w:tcPr>
-            <w:tcW w:type="dxa" w:w="1577"/>
-            <w:tcMar>
-              <w:top w:w="60" w:type="dxa"/>
-              <w:start w:w="90" w:type="dxa"/>
-              <w:bottom w:w="60" w:type="dxa"/>
-              <w:end w:w="90" w:type="dxa"/>
-            </w:tcMar>
+            <w:tcW w:type="dxa" w:w="4819"/>
           </w:tcPr>
           <w:p>
-            <w:pPr>
-              <w:spacing w:after="0" w:line="252" w:lineRule="auto"/>
-            </w:pPr>
             <w:r>
-              <w:rPr>
-                <w:rFonts w:ascii="Calibri" w:hAnsi="Calibri"/>
-                <w:b/>
-                <w:sz w:val="17"/>
-              </w:rPr>
-              <w:t>3 · Peer-to-peer</w:t>
+              <w:t>100–110</w:t>
             </w:r>
           </w:p>
         </w:tc>
         <w:tc>
           <w:tcPr>
-            <w:tcW w:type="dxa" w:w="6112"/>
-            <w:tcMar>
-              <w:top w:w="60" w:type="dxa"/>
-              <w:start w:w="90" w:type="dxa"/>
-              <w:bottom w:w="60" w:type="dxa"/>
-              <w:end w:w="90" w:type="dxa"/>
-            </w:tcMar>
+            <w:tcW w:type="dxa" w:w="4819"/>
           </w:tcPr>
           <w:p>
-            <w:pPr>
-              <w:spacing w:after="0" w:line="252" w:lineRule="auto"/>
-            </w:pPr>
             <w:r>
-              <w:rPr>
-                <w:rFonts w:ascii="Calibri" w:hAnsi="Calibri"/>
-                <w:sz w:val="17"/>
-              </w:rPr>
-              <w:t>Tell students explicitly that once they have the folder they should copy it to the person next to them. Say it out loud; most will not think of it. This is the route that actually scales.</w:t>
-            </w:r>
-          </w:p>
-        </w:tc>
-        <w:tc>
-          <w:tcPr>
-            <w:tcW w:type="dxa" w:w="2169"/>
-            <w:tcMar>
-              <w:top w:w="60" w:type="dxa"/>
-              <w:start w:w="90" w:type="dxa"/>
-              <w:bottom w:w="60" w:type="dxa"/>
-              <w:end w:w="90" w:type="dxa"/>
-            </w:tcMar>
-          </w:tcPr>
-          <w:p>
-            <w:pPr>
-              <w:spacing w:after="0" w:line="252" w:lineRule="auto"/>
-            </w:pPr>
-            <w:r>
-              <w:rPr>
-                <w:rFonts w:ascii="Calibri" w:hAnsi="Calibri"/>
-                <w:sz w:val="17"/>
-              </w:rPr>
-              <w:t>Everyone else</w:t>
-            </w:r>
-          </w:p>
-        </w:tc>
-      </w:tr>
-    </w:tbl>
-    <w:p>
-      <w:pPr>
-        <w:spacing w:after="200"/>
-      </w:pPr>
-    </w:p>
-    <w:tbl>
-      <w:tblPr>
-        <w:tblW w:type="auto" w:w="0"/>
-        <w:jc w:val="center"/>
-        <w:tblLayout w:type="fixed"/>
-        <w:tblLook w:firstColumn="1" w:firstRow="1" w:lastColumn="0" w:lastRow="0" w:noHBand="0" w:noVBand="1" w:val="04A0"/>
-        <w:tblBorders>
-          <w:top w:val="single" w:sz="6" w:space="0" w:color="2E5C8A"/>
-          <w:bottom w:val="single" w:sz="6" w:space="0" w:color="2E5C8A"/>
-          <w:left w:val="single" w:sz="24" w:space="0" w:color="2E5C8A"/>
-          <w:right w:val="single" w:sz="6" w:space="0" w:color="2E5C8A"/>
-        </w:tblBorders>
-      </w:tblPr>
-      <w:tblGrid>
-        <w:gridCol w:w="9858"/>
-      </w:tblGrid>
-      <w:tr>
-        <w:tc>
-          <w:tcPr>
-            <w:tcW w:type="dxa" w:w="9858"/>
-            <w:tcMar>
-              <w:top w:w="110" w:type="dxa"/>
-              <w:start w:w="170" w:type="dxa"/>
-              <w:bottom w:w="110" w:type="dxa"/>
-              <w:end w:w="140" w:type="dxa"/>
-            </w:tcMar>
-            <w:shd w:val="clear" w:color="auto" w:fill="D9E2F3"/>
-          </w:tcPr>
-          <w:p>
-            <w:pPr>
-              <w:spacing w:after="60"/>
-            </w:pPr>
-            <w:r>
-              <w:rPr>
-                <w:rFonts w:ascii="Calibri" w:hAnsi="Calibri"/>
-                <w:b/>
-                <w:color w:val="2E5C8A"/>
-                <w:sz w:val="19"/>
-              </w:rPr>
-              <w:t>Start the copying before you start teaching</w:t>
-            </w:r>
-          </w:p>
-          <w:p>
-            <w:pPr>
-              <w:spacing w:after="0" w:line="269" w:lineRule="auto"/>
-            </w:pPr>
-            <w:r>
-              <w:rPr>
-                <w:rFonts w:ascii="Calibri" w:hAnsi="Calibri"/>
-                <w:sz w:val="20"/>
-              </w:rPr>
-              <w:t>The first five minutes of the session are: sticks out, share path on screen, everybody starts copying. Then you teach the tool map for twenty minutes while the copying happens in the background. Do not teach first and copy afterwards — that sequence is what runs out of time.</w:t>
-            </w:r>
-          </w:p>
-        </w:tc>
-      </w:tr>
-    </w:tbl>
-    <w:p>
-      <w:pPr>
-        <w:spacing w:after="160"/>
-      </w:pPr>
-    </w:p>
-    <w:p>
-      <w:pPr>
-        <w:pStyle w:val="Heading1"/>
-      </w:pPr>
-      <w:r>
-        <w:t>2. The other thing that cannot be fixed in the room</w:t>
-      </w:r>
-    </w:p>
-    <w:p>
-      <w:pPr>
-        <w:spacing w:after="160" w:before="0" w:line="276" w:lineRule="auto"/>
-      </w:pPr>
-      <w:r>
-        <w:rPr>
-          <w:rFonts w:ascii="Calibri" w:hAnsi="Calibri"/>
-          <w:b w:val="0"/>
-          <w:i w:val="0"/>
-          <w:sz w:val="21"/>
-        </w:rPr>
-        <w:t>Python packages are compiled against a specific Python minor version. A wheel built for 3.12 will not install on 3.13. If a student turns up having installed a different Python at home, the offline bundle will refuse with 'No matching distribution found', and there is no offline fix during the session.</w:t>
-      </w:r>
-    </w:p>
-    <w:tbl>
-      <w:tblPr>
-        <w:tblW w:type="auto" w:w="0"/>
-        <w:jc w:val="center"/>
-        <w:tblLayout w:type="fixed"/>
-        <w:tblLook w:firstColumn="1" w:firstRow="1" w:lastColumn="0" w:lastRow="0" w:noHBand="0" w:noVBand="1" w:val="04A0"/>
-        <w:tblLayout w:type="fixed"/>
-        <w:tblBorders>
-          <w:top w:val="single" w:sz="6" w:space="0" w:color="B4C6E7"/>
-          <w:left w:val="single" w:sz="6" w:space="0" w:color="B4C6E7"/>
-          <w:bottom w:val="single" w:sz="6" w:space="0" w:color="B4C6E7"/>
-          <w:right w:val="single" w:sz="6" w:space="0" w:color="B4C6E7"/>
-          <w:insideH w:val="single" w:sz="4" w:space="0" w:color="D9E2F3"/>
-          <w:insideV w:val="single" w:sz="4" w:space="0" w:color="D9E2F3"/>
-        </w:tblBorders>
-      </w:tblPr>
-      <w:tblGrid>
-        <w:gridCol w:w="7097"/>
-        <w:gridCol w:w="2760"/>
-      </w:tblGrid>
-      <w:tr>
-        <w:trPr>
-          <w:tblHeader w:val="true"/>
-        </w:trPr>
-        <w:tc>
-          <w:tcPr>
-            <w:tcW w:type="dxa" w:w="7098"/>
-            <w:shd w:val="clear" w:color="auto" w:fill="1F3864"/>
-            <w:tcMar>
-              <w:top w:w="60" w:type="dxa"/>
-              <w:start w:w="90" w:type="dxa"/>
-              <w:bottom w:w="60" w:type="dxa"/>
-              <w:end w:w="90" w:type="dxa"/>
-            </w:tcMar>
-          </w:tcPr>
-          <w:p>
-            <w:pPr>
-              <w:spacing w:after="0" w:line="240" w:lineRule="auto"/>
-            </w:pPr>
-            <w:r>
-              <w:rPr>
-                <w:rFonts w:ascii="Calibri" w:hAnsi="Calibri"/>
-                <w:b/>
-                <w:color w:val="FFFFFF"/>
-                <w:sz w:val="17"/>
-              </w:rPr>
-              <w:t>Action</w:t>
-            </w:r>
-          </w:p>
-        </w:tc>
-        <w:tc>
-          <w:tcPr>
-            <w:tcW w:type="dxa" w:w="2760"/>
-            <w:shd w:val="clear" w:color="auto" w:fill="1F3864"/>
-            <w:tcMar>
-              <w:top w:w="60" w:type="dxa"/>
-              <w:start w:w="90" w:type="dxa"/>
-              <w:bottom w:w="60" w:type="dxa"/>
-              <w:end w:w="90" w:type="dxa"/>
-            </w:tcMar>
-          </w:tcPr>
-          <w:p>
-            <w:pPr>
-              <w:spacing w:after="0" w:line="240" w:lineRule="auto"/>
-            </w:pPr>
-            <w:r>
-              <w:rPr>
-                <w:rFonts w:ascii="Calibri" w:hAnsi="Calibri"/>
-                <w:b/>
-                <w:color w:val="FFFFFF"/>
-                <w:sz w:val="17"/>
-              </w:rPr>
-              <w:t>When</w:t>
+              <w:t>Break</w:t>
             </w:r>
           </w:p>
         </w:tc>
@@ -735,48 +169,21 @@
       <w:tr>
         <w:tc>
           <w:tcPr>
-            <w:tcW w:type="dxa" w:w="7098"/>
-            <w:tcMar>
-              <w:top w:w="60" w:type="dxa"/>
-              <w:start w:w="90" w:type="dxa"/>
-              <w:bottom w:w="60" w:type="dxa"/>
-              <w:end w:w="90" w:type="dxa"/>
-            </w:tcMar>
+            <w:tcW w:type="dxa" w:w="4819"/>
           </w:tcPr>
           <w:p>
-            <w:pPr>
-              <w:spacing w:after="0" w:line="252" w:lineRule="auto"/>
-            </w:pPr>
             <w:r>
-              <w:rPr>
-                <w:rFonts w:ascii="Calibri" w:hAnsi="Calibri"/>
-                <w:b/>
-                <w:sz w:val="17"/>
-              </w:rPr>
-              <w:t>Choose ONE Python minor version for the whole course. Write it down.</w:t>
+              <w:t>110–160</w:t>
             </w:r>
           </w:p>
         </w:tc>
         <w:tc>
           <w:tcPr>
-            <w:tcW w:type="dxa" w:w="2760"/>
-            <w:tcMar>
-              <w:top w:w="60" w:type="dxa"/>
-              <w:start w:w="90" w:type="dxa"/>
-              <w:bottom w:w="60" w:type="dxa"/>
-              <w:end w:w="90" w:type="dxa"/>
-            </w:tcMar>
+            <w:tcW w:type="dxa" w:w="4819"/>
           </w:tcPr>
           <w:p>
-            <w:pPr>
-              <w:spacing w:after="0" w:line="252" w:lineRule="auto"/>
-            </w:pPr>
             <w:r>
-              <w:rPr>
-                <w:rFonts w:ascii="Calibri" w:hAnsi="Calibri"/>
-                <w:sz w:val="17"/>
-              </w:rPr>
-              <w:t>Now, before building the bundle</w:t>
+              <w:t>Git explanation and repository practical</w:t>
             </w:r>
           </w:p>
         </w:tc>
@@ -784,50 +191,21 @@
       <w:tr>
         <w:tc>
           <w:tcPr>
-            <w:tcW w:type="dxa" w:w="7098"/>
-            <w:tcMar>
-              <w:top w:w="60" w:type="dxa"/>
-              <w:start w:w="90" w:type="dxa"/>
-              <w:bottom w:w="60" w:type="dxa"/>
-              <w:end w:w="90" w:type="dxa"/>
-            </w:tcMar>
-            <w:shd w:val="clear" w:color="auto" w:fill="F2F5FB"/>
+            <w:tcW w:type="dxa" w:w="4819"/>
           </w:tcPr>
           <w:p>
-            <w:pPr>
-              <w:spacing w:after="0" w:line="252" w:lineRule="auto"/>
-            </w:pPr>
             <w:r>
-              <w:rPr>
-                <w:rFonts w:ascii="Calibri" w:hAnsi="Calibri"/>
-                <w:b/>
-                <w:sz w:val="17"/>
-              </w:rPr>
-              <w:t>Make three things agree: the installer on the USB, the PY_TARGET setting in build_offline_bundle.sh, and the NEWER_THAN_TESTED warning threshold in check_setup.py.</w:t>
+              <w:t>160–170</w:t>
             </w:r>
           </w:p>
         </w:tc>
         <w:tc>
           <w:tcPr>
-            <w:tcW w:type="dxa" w:w="2760"/>
-            <w:tcMar>
-              <w:top w:w="60" w:type="dxa"/>
-              <w:start w:w="90" w:type="dxa"/>
-              <w:bottom w:w="60" w:type="dxa"/>
-              <w:end w:w="90" w:type="dxa"/>
-            </w:tcMar>
-            <w:shd w:val="clear" w:color="auto" w:fill="F2F5FB"/>
+            <w:tcW w:type="dxa" w:w="4819"/>
           </w:tcPr>
           <w:p>
-            <w:pPr>
-              <w:spacing w:after="0" w:line="252" w:lineRule="auto"/>
-            </w:pPr>
             <w:r>
-              <w:rPr>
-                <w:rFonts w:ascii="Calibri" w:hAnsi="Calibri"/>
-                <w:sz w:val="17"/>
-              </w:rPr>
-              <w:t>Before building the bundle</w:t>
+              <w:t>Repair recap and individual help; verify main notebook and own README</w:t>
             </w:r>
           </w:p>
         </w:tc>
@@ -835,48 +213,21 @@
       <w:tr>
         <w:tc>
           <w:tcPr>
-            <w:tcW w:type="dxa" w:w="7098"/>
-            <w:tcMar>
-              <w:top w:w="60" w:type="dxa"/>
-              <w:start w:w="90" w:type="dxa"/>
-              <w:bottom w:w="60" w:type="dxa"/>
-              <w:end w:w="90" w:type="dxa"/>
-            </w:tcMar>
+            <w:tcW w:type="dxa" w:w="4819"/>
           </w:tcPr>
           <w:p>
-            <w:pPr>
-              <w:spacing w:after="0" w:line="252" w:lineRule="auto"/>
-            </w:pPr>
             <w:r>
-              <w:rPr>
-                <w:rFonts w:ascii="Calibri" w:hAnsi="Calibri"/>
-                <w:b/>
-                <w:sz w:val="17"/>
-              </w:rPr>
-              <w:t>Tell students in Week 1, in the Setup Guide and out loud, NOT to install Python at home.</w:t>
+              <w:t>170–175</w:t>
             </w:r>
           </w:p>
         </w:tc>
         <w:tc>
           <w:tcPr>
-            <w:tcW w:type="dxa" w:w="2760"/>
-            <w:tcMar>
-              <w:top w:w="60" w:type="dxa"/>
-              <w:start w:w="90" w:type="dxa"/>
-              <w:bottom w:w="60" w:type="dxa"/>
-              <w:end w:w="90" w:type="dxa"/>
-            </w:tcMar>
+            <w:tcW w:type="dxa" w:w="4819"/>
           </w:tcPr>
           <w:p>
-            <w:pPr>
-              <w:spacing w:after="0" w:line="252" w:lineRule="auto"/>
-            </w:pPr>
             <w:r>
-              <w:rPr>
-                <w:rFonts w:ascii="Calibri" w:hAnsi="Calibri"/>
-                <w:sz w:val="17"/>
-              </w:rPr>
-              <w:t>Week 1 — it is already written into the guide</w:t>
+              <w:t>Five-question Week 2 quiz</w:t>
             </w:r>
           </w:p>
         </w:tc>
@@ -884,1156 +235,21 @@
       <w:tr>
         <w:tc>
           <w:tcPr>
-            <w:tcW w:type="dxa" w:w="7098"/>
-            <w:tcMar>
-              <w:top w:w="60" w:type="dxa"/>
-              <w:start w:w="90" w:type="dxa"/>
-              <w:bottom w:w="60" w:type="dxa"/>
-              <w:end w:w="90" w:type="dxa"/>
-            </w:tcMar>
-            <w:shd w:val="clear" w:color="auto" w:fill="F2F5FB"/>
+            <w:tcW w:type="dxa" w:w="4819"/>
           </w:tcPr>
           <w:p>
-            <w:pPr>
-              <w:spacing w:after="0" w:line="252" w:lineRule="auto"/>
-            </w:pPr>
             <w:r>
-              <w:rPr>
-                <w:rFonts w:ascii="Calibri" w:hAnsi="Calibri"/>
-                <w:b/>
-                <w:sz w:val="17"/>
-              </w:rPr>
-              <w:t>Brief helpers: a student hitting 'No matching distribution' is moved onto Colab for the session and sorted out in office hours. Do not let anyone spend forty minutes on it.</w:t>
+              <w:t>175–180</w:t>
             </w:r>
           </w:p>
         </w:tc>
         <w:tc>
           <w:tcPr>
-            <w:tcW w:type="dxa" w:w="2760"/>
-            <w:tcMar>
-              <w:top w:w="60" w:type="dxa"/>
-              <w:start w:w="90" w:type="dxa"/>
-              <w:bottom w:w="60" w:type="dxa"/>
-              <w:end w:w="90" w:type="dxa"/>
-            </w:tcMar>
-            <w:shd w:val="clear" w:color="auto" w:fill="F2F5FB"/>
+            <w:tcW w:type="dxa" w:w="4819"/>
           </w:tcPr>
           <w:p>
-            <w:pPr>
-              <w:spacing w:after="0" w:line="252" w:lineRule="auto"/>
-            </w:pPr>
             <w:r>
-              <w:rPr>
-                <w:rFonts w:ascii="Calibri" w:hAnsi="Calibri"/>
-                <w:sz w:val="17"/>
-              </w:rPr>
-              <w:t>Helper briefing</w:t>
-            </w:r>
-          </w:p>
-        </w:tc>
-      </w:tr>
-    </w:tbl>
-    <w:p>
-      <w:pPr>
-        <w:spacing w:after="160"/>
-      </w:pPr>
-    </w:p>
-    <w:p>
-      <w:pPr>
-        <w:spacing w:after="160" w:before="0" w:line="276" w:lineRule="auto"/>
-      </w:pPr>
-      <w:r>
-        <w:rPr>
-          <w:rFonts w:ascii="Calibri" w:hAnsi="Calibri"/>
-          <w:b w:val="0"/>
-          <w:i w:val="0"/>
-          <w:sz w:val="21"/>
-        </w:rPr>
-        <w:t>A practical note on the choice: do not take the newest Python release. The scientific packages lag new releases by months, and a version that is one or two behind current will have wheels for everything on every platform. Verify that the packages you need have wheels for your chosen version at bundle-build time — build_offline_bundle.sh will fail loudly if they do not, which is exactly when you want to find out.</w:t>
-      </w:r>
-    </w:p>
-    <w:p>
-      <w:pPr>
-        <w:pStyle w:val="Heading1"/>
-      </w:pPr>
-      <w:r>
-        <w:t>3. Preparation timeline</w:t>
-      </w:r>
-    </w:p>
-    <w:p>
-      <w:pPr>
-        <w:spacing w:after="160" w:before="0" w:line="276" w:lineRule="auto"/>
-      </w:pPr>
-      <w:r>
-        <w:rPr>
-          <w:rFonts w:ascii="Calibri" w:hAnsi="Calibri"/>
-          <w:b w:val="0"/>
-          <w:i w:val="0"/>
-          <w:sz w:val="21"/>
-        </w:rPr>
-        <w:t>Ordered backwards from the session. The items marked CRITICAL are the ones that cannot be recovered on the day.</w:t>
-      </w:r>
-    </w:p>
-    <w:tbl>
-      <w:tblPr>
-        <w:tblW w:type="auto" w:w="0"/>
-        <w:jc w:val="center"/>
-        <w:tblLayout w:type="fixed"/>
-        <w:tblLook w:firstColumn="1" w:firstRow="1" w:lastColumn="0" w:lastRow="0" w:noHBand="0" w:noVBand="1" w:val="04A0"/>
-        <w:tblLayout w:type="fixed"/>
-        <w:tblBorders>
-          <w:top w:val="single" w:sz="6" w:space="0" w:color="B4C6E7"/>
-          <w:left w:val="single" w:sz="6" w:space="0" w:color="B4C6E7"/>
-          <w:bottom w:val="single" w:sz="6" w:space="0" w:color="B4C6E7"/>
-          <w:right w:val="single" w:sz="6" w:space="0" w:color="B4C6E7"/>
-          <w:insideH w:val="single" w:sz="4" w:space="0" w:color="D9E2F3"/>
-          <w:insideV w:val="single" w:sz="4" w:space="0" w:color="D9E2F3"/>
-        </w:tblBorders>
-      </w:tblPr>
-      <w:tblGrid>
-        <w:gridCol w:w="1675"/>
-        <w:gridCol w:w="6703"/>
-        <w:gridCol w:w="1478"/>
-      </w:tblGrid>
-      <w:tr>
-        <w:trPr>
-          <w:tblHeader w:val="true"/>
-        </w:trPr>
-        <w:tc>
-          <w:tcPr>
-            <w:tcW w:type="dxa" w:w="1676"/>
-            <w:shd w:val="clear" w:color="auto" w:fill="1F3864"/>
-            <w:tcMar>
-              <w:top w:w="60" w:type="dxa"/>
-              <w:start w:w="90" w:type="dxa"/>
-              <w:bottom w:w="60" w:type="dxa"/>
-              <w:end w:w="90" w:type="dxa"/>
-            </w:tcMar>
-          </w:tcPr>
-          <w:p>
-            <w:pPr>
-              <w:spacing w:after="0" w:line="240" w:lineRule="auto"/>
-            </w:pPr>
-            <w:r>
-              <w:rPr>
-                <w:rFonts w:ascii="Calibri" w:hAnsi="Calibri"/>
-                <w:b/>
-                <w:color w:val="FFFFFF"/>
-                <w:sz w:val="17"/>
-              </w:rPr>
-              <w:t>When</w:t>
-            </w:r>
-          </w:p>
-        </w:tc>
-        <w:tc>
-          <w:tcPr>
-            <w:tcW w:type="dxa" w:w="6703"/>
-            <w:shd w:val="clear" w:color="auto" w:fill="1F3864"/>
-            <w:tcMar>
-              <w:top w:w="60" w:type="dxa"/>
-              <w:start w:w="90" w:type="dxa"/>
-              <w:bottom w:w="60" w:type="dxa"/>
-              <w:end w:w="90" w:type="dxa"/>
-            </w:tcMar>
-          </w:tcPr>
-          <w:p>
-            <w:pPr>
-              <w:spacing w:after="0" w:line="240" w:lineRule="auto"/>
-            </w:pPr>
-            <w:r>
-              <w:rPr>
-                <w:rFonts w:ascii="Calibri" w:hAnsi="Calibri"/>
-                <w:b/>
-                <w:color w:val="FFFFFF"/>
-                <w:sz w:val="17"/>
-              </w:rPr>
-              <w:t>Task</w:t>
-            </w:r>
-          </w:p>
-        </w:tc>
-        <w:tc>
-          <w:tcPr>
-            <w:tcW w:type="dxa" w:w="1479"/>
-            <w:shd w:val="clear" w:color="auto" w:fill="1F3864"/>
-            <w:tcMar>
-              <w:top w:w="60" w:type="dxa"/>
-              <w:start w:w="90" w:type="dxa"/>
-              <w:bottom w:w="60" w:type="dxa"/>
-              <w:end w:w="90" w:type="dxa"/>
-            </w:tcMar>
-          </w:tcPr>
-          <w:p>
-            <w:pPr>
-              <w:spacing w:after="0" w:line="240" w:lineRule="auto"/>
-            </w:pPr>
-            <w:r>
-              <w:rPr>
-                <w:rFonts w:ascii="Calibri" w:hAnsi="Calibri"/>
-                <w:b/>
-                <w:color w:val="FFFFFF"/>
-                <w:sz w:val="17"/>
-              </w:rPr>
-              <w:t>Time</w:t>
-            </w:r>
-          </w:p>
-        </w:tc>
-      </w:tr>
-      <w:tr>
-        <w:tc>
-          <w:tcPr>
-            <w:tcW w:type="dxa" w:w="1676"/>
-            <w:tcMar>
-              <w:top w:w="60" w:type="dxa"/>
-              <w:start w:w="90" w:type="dxa"/>
-              <w:bottom w:w="60" w:type="dxa"/>
-              <w:end w:w="90" w:type="dxa"/>
-            </w:tcMar>
-          </w:tcPr>
-          <w:p>
-            <w:pPr>
-              <w:spacing w:after="0" w:line="252" w:lineRule="auto"/>
-            </w:pPr>
-            <w:r>
-              <w:rPr>
-                <w:rFonts w:ascii="Calibri" w:hAnsi="Calibri"/>
-                <w:b/>
-                <w:sz w:val="17"/>
-              </w:rPr>
-              <w:t>Week 1, in the session</w:t>
-            </w:r>
-          </w:p>
-        </w:tc>
-        <w:tc>
-          <w:tcPr>
-            <w:tcW w:type="dxa" w:w="6703"/>
-            <w:tcMar>
-              <w:top w:w="60" w:type="dxa"/>
-              <w:start w:w="90" w:type="dxa"/>
-              <w:bottom w:w="60" w:type="dxa"/>
-              <w:end w:w="90" w:type="dxa"/>
-            </w:tcMar>
-          </w:tcPr>
-          <w:p>
-            <w:pPr>
-              <w:spacing w:after="0" w:line="252" w:lineRule="auto"/>
-            </w:pPr>
-            <w:r>
-              <w:rPr>
-                <w:rFonts w:ascii="Calibri" w:hAnsi="Calibri"/>
-                <w:sz w:val="17"/>
-              </w:rPr>
-              <w:t>Issue the printed Student Setup Guide. Run the laptop survey on paper — paper gets a 100% return, a form does not. Collect GitHub usernames onto the roster sheet.</w:t>
-            </w:r>
-          </w:p>
-        </w:tc>
-        <w:tc>
-          <w:tcPr>
-            <w:tcW w:type="dxa" w:w="1479"/>
-            <w:tcMar>
-              <w:top w:w="60" w:type="dxa"/>
-              <w:start w:w="90" w:type="dxa"/>
-              <w:bottom w:w="60" w:type="dxa"/>
-              <w:end w:w="90" w:type="dxa"/>
-            </w:tcMar>
-          </w:tcPr>
-          <w:p>
-            <w:pPr>
-              <w:spacing w:after="0" w:line="252" w:lineRule="auto"/>
-            </w:pPr>
-            <w:r>
-              <w:rPr>
-                <w:rFonts w:ascii="Calibri" w:hAnsi="Calibri"/>
-                <w:sz w:val="17"/>
-              </w:rPr>
-              <w:t>10 min</w:t>
-            </w:r>
-          </w:p>
-        </w:tc>
-      </w:tr>
-      <w:tr>
-        <w:tc>
-          <w:tcPr>
-            <w:tcW w:type="dxa" w:w="1676"/>
-            <w:tcMar>
-              <w:top w:w="60" w:type="dxa"/>
-              <w:start w:w="90" w:type="dxa"/>
-              <w:bottom w:w="60" w:type="dxa"/>
-              <w:end w:w="90" w:type="dxa"/>
-            </w:tcMar>
-            <w:shd w:val="clear" w:color="auto" w:fill="FFF2CC"/>
-          </w:tcPr>
-          <w:p>
-            <w:pPr>
-              <w:spacing w:after="0" w:line="252" w:lineRule="auto"/>
-            </w:pPr>
-            <w:r>
-              <w:rPr>
-                <w:rFonts w:ascii="Calibri" w:hAnsi="Calibri"/>
-                <w:b/>
-                <w:sz w:val="17"/>
-              </w:rPr>
-              <w:t>Week 1</w:t>
-            </w:r>
-          </w:p>
-        </w:tc>
-        <w:tc>
-          <w:tcPr>
-            <w:tcW w:type="dxa" w:w="6703"/>
-            <w:tcMar>
-              <w:top w:w="60" w:type="dxa"/>
-              <w:start w:w="90" w:type="dxa"/>
-              <w:bottom w:w="60" w:type="dxa"/>
-              <w:end w:w="90" w:type="dxa"/>
-            </w:tcMar>
-            <w:shd w:val="clear" w:color="auto" w:fill="FFF2CC"/>
-          </w:tcPr>
-          <w:p>
-            <w:pPr>
-              <w:spacing w:after="0" w:line="252" w:lineRule="auto"/>
-            </w:pPr>
-            <w:r>
-              <w:rPr>
-                <w:rFonts w:ascii="Calibri" w:hAnsi="Calibri"/>
-                <w:sz w:val="17"/>
-              </w:rPr>
-              <w:t>CRITICAL: ask IT for (a) a writable network share, (b) confirmation of socket count in the teaching room, (c) whether lab machines can be pre-provisioned. Put it in writing.</w:t>
-            </w:r>
-          </w:p>
-        </w:tc>
-        <w:tc>
-          <w:tcPr>
-            <w:tcW w:type="dxa" w:w="1479"/>
-            <w:tcMar>
-              <w:top w:w="60" w:type="dxa"/>
-              <w:start w:w="90" w:type="dxa"/>
-              <w:bottom w:w="60" w:type="dxa"/>
-              <w:end w:w="90" w:type="dxa"/>
-            </w:tcMar>
-            <w:shd w:val="clear" w:color="auto" w:fill="FFF2CC"/>
-          </w:tcPr>
-          <w:p>
-            <w:pPr>
-              <w:spacing w:after="0" w:line="252" w:lineRule="auto"/>
-            </w:pPr>
-            <w:r>
-              <w:rPr>
-                <w:rFonts w:ascii="Calibri" w:hAnsi="Calibri"/>
-                <w:sz w:val="17"/>
-              </w:rPr>
-              <w:t>20 min</w:t>
-            </w:r>
-          </w:p>
-        </w:tc>
-      </w:tr>
-      <w:tr>
-        <w:tc>
-          <w:tcPr>
-            <w:tcW w:type="dxa" w:w="1676"/>
-            <w:tcMar>
-              <w:top w:w="60" w:type="dxa"/>
-              <w:start w:w="90" w:type="dxa"/>
-              <w:bottom w:w="60" w:type="dxa"/>
-              <w:end w:w="90" w:type="dxa"/>
-            </w:tcMar>
-            <w:shd w:val="clear" w:color="auto" w:fill="FFF2CC"/>
-          </w:tcPr>
-          <w:p>
-            <w:pPr>
-              <w:spacing w:after="0" w:line="252" w:lineRule="auto"/>
-            </w:pPr>
-            <w:r>
-              <w:rPr>
-                <w:rFonts w:ascii="Calibri" w:hAnsi="Calibri"/>
-                <w:b/>
-                <w:sz w:val="17"/>
-              </w:rPr>
-              <w:t>Week 1</w:t>
-            </w:r>
-          </w:p>
-        </w:tc>
-        <w:tc>
-          <w:tcPr>
-            <w:tcW w:type="dxa" w:w="6703"/>
-            <w:tcMar>
-              <w:top w:w="60" w:type="dxa"/>
-              <w:start w:w="90" w:type="dxa"/>
-              <w:bottom w:w="60" w:type="dxa"/>
-              <w:end w:w="90" w:type="dxa"/>
-            </w:tcMar>
-            <w:shd w:val="clear" w:color="auto" w:fill="FFF2CC"/>
-          </w:tcPr>
-          <w:p>
-            <w:pPr>
-              <w:spacing w:after="0" w:line="252" w:lineRule="auto"/>
-            </w:pPr>
-            <w:r>
-              <w:rPr>
-                <w:rFonts w:ascii="Calibri" w:hAnsi="Calibri"/>
-                <w:sz w:val="17"/>
-              </w:rPr>
-              <w:t>CRITICAL: choose the Python minor version. Update PY_TARGET and NEWER_THAN_TESTED to match.</w:t>
-            </w:r>
-          </w:p>
-        </w:tc>
-        <w:tc>
-          <w:tcPr>
-            <w:tcW w:type="dxa" w:w="1479"/>
-            <w:tcMar>
-              <w:top w:w="60" w:type="dxa"/>
-              <w:start w:w="90" w:type="dxa"/>
-              <w:bottom w:w="60" w:type="dxa"/>
-              <w:end w:w="90" w:type="dxa"/>
-            </w:tcMar>
-            <w:shd w:val="clear" w:color="auto" w:fill="FFF2CC"/>
-          </w:tcPr>
-          <w:p>
-            <w:pPr>
-              <w:spacing w:after="0" w:line="252" w:lineRule="auto"/>
-            </w:pPr>
-            <w:r>
-              <w:rPr>
-                <w:rFonts w:ascii="Calibri" w:hAnsi="Calibri"/>
-                <w:sz w:val="17"/>
-              </w:rPr>
-              <w:t>10 min</w:t>
-            </w:r>
-          </w:p>
-        </w:tc>
-      </w:tr>
-      <w:tr>
-        <w:tc>
-          <w:tcPr>
-            <w:tcW w:type="dxa" w:w="1676"/>
-            <w:tcMar>
-              <w:top w:w="60" w:type="dxa"/>
-              <w:start w:w="90" w:type="dxa"/>
-              <w:bottom w:w="60" w:type="dxa"/>
-              <w:end w:w="90" w:type="dxa"/>
-            </w:tcMar>
-            <w:shd w:val="clear" w:color="auto" w:fill="F2F5FB"/>
-          </w:tcPr>
-          <w:p>
-            <w:pPr>
-              <w:spacing w:after="0" w:line="252" w:lineRule="auto"/>
-            </w:pPr>
-            <w:r>
-              <w:rPr>
-                <w:rFonts w:ascii="Calibri" w:hAnsi="Calibri"/>
-                <w:b/>
-                <w:sz w:val="17"/>
-              </w:rPr>
-              <w:t>Week 1</w:t>
-            </w:r>
-          </w:p>
-        </w:tc>
-        <w:tc>
-          <w:tcPr>
-            <w:tcW w:type="dxa" w:w="6703"/>
-            <w:tcMar>
-              <w:top w:w="60" w:type="dxa"/>
-              <w:start w:w="90" w:type="dxa"/>
-              <w:bottom w:w="60" w:type="dxa"/>
-              <w:end w:w="90" w:type="dxa"/>
-            </w:tcMar>
-            <w:shd w:val="clear" w:color="auto" w:fill="F2F5FB"/>
-          </w:tcPr>
-          <w:p>
-            <w:pPr>
-              <w:spacing w:after="0" w:line="252" w:lineRule="auto"/>
-            </w:pPr>
-            <w:r>
-              <w:rPr>
-                <w:rFonts w:ascii="Calibri" w:hAnsi="Calibri"/>
-                <w:sz w:val="17"/>
-              </w:rPr>
-              <w:t>Download by hand: the Python installers (Windows and macOS), VS Code installers, Git for Windows, and the Python and Jupyter .vsix extension files. Official pages only — the script prints the list.</w:t>
-            </w:r>
-          </w:p>
-        </w:tc>
-        <w:tc>
-          <w:tcPr>
-            <w:tcW w:type="dxa" w:w="1479"/>
-            <w:tcMar>
-              <w:top w:w="60" w:type="dxa"/>
-              <w:start w:w="90" w:type="dxa"/>
-              <w:bottom w:w="60" w:type="dxa"/>
-              <w:end w:w="90" w:type="dxa"/>
-            </w:tcMar>
-            <w:shd w:val="clear" w:color="auto" w:fill="F2F5FB"/>
-          </w:tcPr>
-          <w:p>
-            <w:pPr>
-              <w:spacing w:after="0" w:line="252" w:lineRule="auto"/>
-            </w:pPr>
-            <w:r>
-              <w:rPr>
-                <w:rFonts w:ascii="Calibri" w:hAnsi="Calibri"/>
-                <w:sz w:val="17"/>
-              </w:rPr>
-              <w:t>40 min</w:t>
-            </w:r>
-          </w:p>
-        </w:tc>
-      </w:tr>
-      <w:tr>
-        <w:tc>
-          <w:tcPr>
-            <w:tcW w:type="dxa" w:w="1676"/>
-            <w:tcMar>
-              <w:top w:w="60" w:type="dxa"/>
-              <w:start w:w="90" w:type="dxa"/>
-              <w:bottom w:w="60" w:type="dxa"/>
-              <w:end w:w="90" w:type="dxa"/>
-            </w:tcMar>
-          </w:tcPr>
-          <w:p>
-            <w:pPr>
-              <w:spacing w:after="0" w:line="252" w:lineRule="auto"/>
-            </w:pPr>
-            <w:r>
-              <w:rPr>
-                <w:rFonts w:ascii="Calibri" w:hAnsi="Calibri"/>
-                <w:b/>
-                <w:sz w:val="17"/>
-              </w:rPr>
-              <w:t>Week 1</w:t>
-            </w:r>
-          </w:p>
-        </w:tc>
-        <w:tc>
-          <w:tcPr>
-            <w:tcW w:type="dxa" w:w="6703"/>
-            <w:tcMar>
-              <w:top w:w="60" w:type="dxa"/>
-              <w:start w:w="90" w:type="dxa"/>
-              <w:bottom w:w="60" w:type="dxa"/>
-              <w:end w:w="90" w:type="dxa"/>
-            </w:tcMar>
-          </w:tcPr>
-          <w:p>
-            <w:pPr>
-              <w:spacing w:after="0" w:line="252" w:lineRule="auto"/>
-            </w:pPr>
-            <w:r>
-              <w:rPr>
-                <w:rFonts w:ascii="Calibri" w:hAnsi="Calibri"/>
-                <w:sz w:val="17"/>
-              </w:rPr>
-              <w:t>Run build_offline_bundle.sh with a good connection, then run it again with --check. Read MANIFEST.txt and note the real total size — you need it to plan the copying.</w:t>
-            </w:r>
-          </w:p>
-        </w:tc>
-        <w:tc>
-          <w:tcPr>
-            <w:tcW w:type="dxa" w:w="1479"/>
-            <w:tcMar>
-              <w:top w:w="60" w:type="dxa"/>
-              <w:start w:w="90" w:type="dxa"/>
-              <w:bottom w:w="60" w:type="dxa"/>
-              <w:end w:w="90" w:type="dxa"/>
-            </w:tcMar>
-          </w:tcPr>
-          <w:p>
-            <w:pPr>
-              <w:spacing w:after="0" w:line="252" w:lineRule="auto"/>
-            </w:pPr>
-            <w:r>
-              <w:rPr>
-                <w:rFonts w:ascii="Calibri" w:hAnsi="Calibri"/>
-                <w:sz w:val="17"/>
-              </w:rPr>
-              <w:t>30 min</w:t>
-            </w:r>
-          </w:p>
-        </w:tc>
-      </w:tr>
-      <w:tr>
-        <w:tc>
-          <w:tcPr>
-            <w:tcW w:type="dxa" w:w="1676"/>
-            <w:tcMar>
-              <w:top w:w="60" w:type="dxa"/>
-              <w:start w:w="90" w:type="dxa"/>
-              <w:bottom w:w="60" w:type="dxa"/>
-              <w:end w:w="90" w:type="dxa"/>
-            </w:tcMar>
-            <w:shd w:val="clear" w:color="auto" w:fill="FFF2CC"/>
-          </w:tcPr>
-          <w:p>
-            <w:pPr>
-              <w:spacing w:after="0" w:line="252" w:lineRule="auto"/>
-            </w:pPr>
-            <w:r>
-              <w:rPr>
-                <w:rFonts w:ascii="Calibri" w:hAnsi="Calibri"/>
-                <w:b/>
-                <w:sz w:val="17"/>
-              </w:rPr>
-              <w:t>Week 1–2</w:t>
-            </w:r>
-          </w:p>
-        </w:tc>
-        <w:tc>
-          <w:tcPr>
-            <w:tcW w:type="dxa" w:w="6703"/>
-            <w:tcMar>
-              <w:top w:w="60" w:type="dxa"/>
-              <w:start w:w="90" w:type="dxa"/>
-              <w:bottom w:w="60" w:type="dxa"/>
-              <w:end w:w="90" w:type="dxa"/>
-            </w:tcMar>
-            <w:shd w:val="clear" w:color="auto" w:fill="FFF2CC"/>
-          </w:tcPr>
-          <w:p>
-            <w:pPr>
-              <w:spacing w:after="0" w:line="252" w:lineRule="auto"/>
-            </w:pPr>
-            <w:r>
-              <w:rPr>
-                <w:rFonts w:ascii="Calibri" w:hAnsi="Calibri"/>
-                <w:sz w:val="17"/>
-              </w:rPr>
-              <w:t>CRITICAL: run install_offline_windows.bat once on a real Windows machine. It has never been executed. This is the single highest-value ten minutes in this list.</w:t>
-            </w:r>
-          </w:p>
-        </w:tc>
-        <w:tc>
-          <w:tcPr>
-            <w:tcW w:type="dxa" w:w="1479"/>
-            <w:tcMar>
-              <w:top w:w="60" w:type="dxa"/>
-              <w:start w:w="90" w:type="dxa"/>
-              <w:bottom w:w="60" w:type="dxa"/>
-              <w:end w:w="90" w:type="dxa"/>
-            </w:tcMar>
-            <w:shd w:val="clear" w:color="auto" w:fill="FFF2CC"/>
-          </w:tcPr>
-          <w:p>
-            <w:pPr>
-              <w:spacing w:after="0" w:line="252" w:lineRule="auto"/>
-            </w:pPr>
-            <w:r>
-              <w:rPr>
-                <w:rFonts w:ascii="Calibri" w:hAnsi="Calibri"/>
-                <w:sz w:val="17"/>
-              </w:rPr>
-              <w:t>10 min</w:t>
-            </w:r>
-          </w:p>
-        </w:tc>
-      </w:tr>
-      <w:tr>
-        <w:tc>
-          <w:tcPr>
-            <w:tcW w:type="dxa" w:w="1676"/>
-            <w:tcMar>
-              <w:top w:w="60" w:type="dxa"/>
-              <w:start w:w="90" w:type="dxa"/>
-              <w:bottom w:w="60" w:type="dxa"/>
-              <w:end w:w="90" w:type="dxa"/>
-            </w:tcMar>
-            <w:shd w:val="clear" w:color="auto" w:fill="FFF2CC"/>
-          </w:tcPr>
-          <w:p>
-            <w:pPr>
-              <w:spacing w:after="0" w:line="252" w:lineRule="auto"/>
-            </w:pPr>
-            <w:r>
-              <w:rPr>
-                <w:rFonts w:ascii="Calibri" w:hAnsi="Calibri"/>
-                <w:b/>
-                <w:sz w:val="17"/>
-              </w:rPr>
-              <w:t>Week 1–2</w:t>
-            </w:r>
-          </w:p>
-        </w:tc>
-        <w:tc>
-          <w:tcPr>
-            <w:tcW w:type="dxa" w:w="6703"/>
-            <w:tcMar>
-              <w:top w:w="60" w:type="dxa"/>
-              <w:start w:w="90" w:type="dxa"/>
-              <w:bottom w:w="60" w:type="dxa"/>
-              <w:end w:w="90" w:type="dxa"/>
-            </w:tcMar>
-            <w:shd w:val="clear" w:color="auto" w:fill="FFF2CC"/>
-          </w:tcPr>
-          <w:p>
-            <w:pPr>
-              <w:spacing w:after="0" w:line="252" w:lineRule="auto"/>
-            </w:pPr>
-            <w:r>
-              <w:rPr>
-                <w:rFonts w:ascii="Calibri" w:hAnsi="Calibri"/>
-                <w:sz w:val="17"/>
-              </w:rPr>
-              <w:t>CRITICAL: full dry run on a laptop that has never had Python installed. Borrow one. Follow the Student Setup Guide exactly as written, and time yourself. Fix whatever you trip over — you will trip over something.</w:t>
-            </w:r>
-          </w:p>
-        </w:tc>
-        <w:tc>
-          <w:tcPr>
-            <w:tcW w:type="dxa" w:w="1479"/>
-            <w:tcMar>
-              <w:top w:w="60" w:type="dxa"/>
-              <w:start w:w="90" w:type="dxa"/>
-              <w:bottom w:w="60" w:type="dxa"/>
-              <w:end w:w="90" w:type="dxa"/>
-            </w:tcMar>
-            <w:shd w:val="clear" w:color="auto" w:fill="FFF2CC"/>
-          </w:tcPr>
-          <w:p>
-            <w:pPr>
-              <w:spacing w:after="0" w:line="252" w:lineRule="auto"/>
-            </w:pPr>
-            <w:r>
-              <w:rPr>
-                <w:rFonts w:ascii="Calibri" w:hAnsi="Calibri"/>
-                <w:sz w:val="17"/>
-              </w:rPr>
-              <w:t>45 min</w:t>
-            </w:r>
-          </w:p>
-        </w:tc>
-      </w:tr>
-      <w:tr>
-        <w:tc>
-          <w:tcPr>
-            <w:tcW w:type="dxa" w:w="1676"/>
-            <w:tcMar>
-              <w:top w:w="60" w:type="dxa"/>
-              <w:start w:w="90" w:type="dxa"/>
-              <w:bottom w:w="60" w:type="dxa"/>
-              <w:end w:w="90" w:type="dxa"/>
-            </w:tcMar>
-            <w:shd w:val="clear" w:color="auto" w:fill="F2F5FB"/>
-          </w:tcPr>
-          <w:p>
-            <w:pPr>
-              <w:spacing w:after="0" w:line="252" w:lineRule="auto"/>
-            </w:pPr>
-            <w:r>
-              <w:rPr>
-                <w:rFonts w:ascii="Calibri" w:hAnsi="Calibri"/>
-                <w:b/>
-                <w:sz w:val="17"/>
-              </w:rPr>
-              <w:t>Week 2 minus 3 days</w:t>
-            </w:r>
-          </w:p>
-        </w:tc>
-        <w:tc>
-          <w:tcPr>
-            <w:tcW w:type="dxa" w:w="6703"/>
-            <w:tcMar>
-              <w:top w:w="60" w:type="dxa"/>
-              <w:start w:w="90" w:type="dxa"/>
-              <w:bottom w:w="60" w:type="dxa"/>
-              <w:end w:w="90" w:type="dxa"/>
-            </w:tcMar>
-            <w:shd w:val="clear" w:color="auto" w:fill="F2F5FB"/>
-          </w:tcPr>
-          <w:p>
-            <w:pPr>
-              <w:spacing w:after="0" w:line="252" w:lineRule="auto"/>
-            </w:pPr>
-            <w:r>
-              <w:rPr>
-                <w:rFonts w:ascii="Calibri" w:hAnsi="Calibri"/>
-                <w:sz w:val="17"/>
-              </w:rPr>
-              <w:t>Copy the bundle to the network share and to every USB stick. Verify one stick on a different machine.</w:t>
-            </w:r>
-          </w:p>
-        </w:tc>
-        <w:tc>
-          <w:tcPr>
-            <w:tcW w:type="dxa" w:w="1479"/>
-            <w:tcMar>
-              <w:top w:w="60" w:type="dxa"/>
-              <w:start w:w="90" w:type="dxa"/>
-              <w:bottom w:w="60" w:type="dxa"/>
-              <w:end w:w="90" w:type="dxa"/>
-            </w:tcMar>
-            <w:shd w:val="clear" w:color="auto" w:fill="F2F5FB"/>
-          </w:tcPr>
-          <w:p>
-            <w:pPr>
-              <w:spacing w:after="0" w:line="252" w:lineRule="auto"/>
-            </w:pPr>
-            <w:r>
-              <w:rPr>
-                <w:rFonts w:ascii="Calibri" w:hAnsi="Calibri"/>
-                <w:sz w:val="17"/>
-              </w:rPr>
-              <w:t>40 min</w:t>
-            </w:r>
-          </w:p>
-        </w:tc>
-      </w:tr>
-      <w:tr>
-        <w:tc>
-          <w:tcPr>
-            <w:tcW w:type="dxa" w:w="1676"/>
-            <w:tcMar>
-              <w:top w:w="60" w:type="dxa"/>
-              <w:start w:w="90" w:type="dxa"/>
-              <w:bottom w:w="60" w:type="dxa"/>
-              <w:end w:w="90" w:type="dxa"/>
-            </w:tcMar>
-          </w:tcPr>
-          <w:p>
-            <w:pPr>
-              <w:spacing w:after="0" w:line="252" w:lineRule="auto"/>
-            </w:pPr>
-            <w:r>
-              <w:rPr>
-                <w:rFonts w:ascii="Calibri" w:hAnsi="Calibri"/>
-                <w:b/>
-                <w:sz w:val="17"/>
-              </w:rPr>
-              <w:t>Week 2 minus 3 days</w:t>
-            </w:r>
-          </w:p>
-        </w:tc>
-        <w:tc>
-          <w:tcPr>
-            <w:tcW w:type="dxa" w:w="6703"/>
-            <w:tcMar>
-              <w:top w:w="60" w:type="dxa"/>
-              <w:start w:w="90" w:type="dxa"/>
-              <w:bottom w:w="60" w:type="dxa"/>
-              <w:end w:w="90" w:type="dxa"/>
-            </w:tcMar>
-          </w:tcPr>
-          <w:p>
-            <w:pPr>
-              <w:spacing w:after="0" w:line="252" w:lineRule="auto"/>
-            </w:pPr>
-            <w:r>
-              <w:rPr>
-                <w:rFonts w:ascii="Calibri" w:hAnsi="Calibri"/>
-                <w:sz w:val="17"/>
-              </w:rPr>
-              <w:t>Add screenshots to the Student Setup Guide from your own machine — especially the Python PATH tick-box, the VSIX install menu, and the VS Code kernel picker. The guide describes these in words; a picture is worth more to a beginner.</w:t>
-            </w:r>
-          </w:p>
-        </w:tc>
-        <w:tc>
-          <w:tcPr>
-            <w:tcW w:type="dxa" w:w="1479"/>
-            <w:tcMar>
-              <w:top w:w="60" w:type="dxa"/>
-              <w:start w:w="90" w:type="dxa"/>
-              <w:bottom w:w="60" w:type="dxa"/>
-              <w:end w:w="90" w:type="dxa"/>
-            </w:tcMar>
-          </w:tcPr>
-          <w:p>
-            <w:pPr>
-              <w:spacing w:after="0" w:line="252" w:lineRule="auto"/>
-            </w:pPr>
-            <w:r>
-              <w:rPr>
-                <w:rFonts w:ascii="Calibri" w:hAnsi="Calibri"/>
-                <w:sz w:val="17"/>
-              </w:rPr>
-              <w:t>40 min</w:t>
-            </w:r>
-          </w:p>
-        </w:tc>
-      </w:tr>
-      <w:tr>
-        <w:tc>
-          <w:tcPr>
-            <w:tcW w:type="dxa" w:w="1676"/>
-            <w:tcMar>
-              <w:top w:w="60" w:type="dxa"/>
-              <w:start w:w="90" w:type="dxa"/>
-              <w:bottom w:w="60" w:type="dxa"/>
-              <w:end w:w="90" w:type="dxa"/>
-            </w:tcMar>
-            <w:shd w:val="clear" w:color="auto" w:fill="F2F5FB"/>
-          </w:tcPr>
-          <w:p>
-            <w:pPr>
-              <w:spacing w:after="0" w:line="252" w:lineRule="auto"/>
-            </w:pPr>
-            <w:r>
-              <w:rPr>
-                <w:rFonts w:ascii="Calibri" w:hAnsi="Calibri"/>
-                <w:b/>
-                <w:sz w:val="17"/>
-              </w:rPr>
-              <w:t>Week 2 minus 2 days</w:t>
-            </w:r>
-          </w:p>
-        </w:tc>
-        <w:tc>
-          <w:tcPr>
-            <w:tcW w:type="dxa" w:w="6703"/>
-            <w:tcMar>
-              <w:top w:w="60" w:type="dxa"/>
-              <w:start w:w="90" w:type="dxa"/>
-              <w:bottom w:w="60" w:type="dxa"/>
-              <w:end w:w="90" w:type="dxa"/>
-            </w:tcMar>
-            <w:shd w:val="clear" w:color="auto" w:fill="F2F5FB"/>
-          </w:tcPr>
-          <w:p>
-            <w:pPr>
-              <w:spacing w:after="0" w:line="252" w:lineRule="auto"/>
-            </w:pPr>
-            <w:r>
-              <w:rPr>
-                <w:rFonts w:ascii="Calibri" w:hAnsi="Calibri"/>
-                <w:sz w:val="17"/>
-              </w:rPr>
-              <w:t>Recruit and brief 6–8 floor helpers per cohort from the Week 1 survey. Give them the briefing in Section 6 and have them complete the setup themselves first.</w:t>
-            </w:r>
-          </w:p>
-        </w:tc>
-        <w:tc>
-          <w:tcPr>
-            <w:tcW w:type="dxa" w:w="1479"/>
-            <w:tcMar>
-              <w:top w:w="60" w:type="dxa"/>
-              <w:start w:w="90" w:type="dxa"/>
-              <w:bottom w:w="60" w:type="dxa"/>
-              <w:end w:w="90" w:type="dxa"/>
-            </w:tcMar>
-            <w:shd w:val="clear" w:color="auto" w:fill="F2F5FB"/>
-          </w:tcPr>
-          <w:p>
-            <w:pPr>
-              <w:spacing w:after="0" w:line="252" w:lineRule="auto"/>
-            </w:pPr>
-            <w:r>
-              <w:rPr>
-                <w:rFonts w:ascii="Calibri" w:hAnsi="Calibri"/>
-                <w:sz w:val="17"/>
-              </w:rPr>
-              <w:t>30 min</w:t>
-            </w:r>
-          </w:p>
-        </w:tc>
-      </w:tr>
-      <w:tr>
-        <w:tc>
-          <w:tcPr>
-            <w:tcW w:type="dxa" w:w="1676"/>
-            <w:tcMar>
-              <w:top w:w="60" w:type="dxa"/>
-              <w:start w:w="90" w:type="dxa"/>
-              <w:bottom w:w="60" w:type="dxa"/>
-              <w:end w:w="90" w:type="dxa"/>
-            </w:tcMar>
-          </w:tcPr>
-          <w:p>
-            <w:pPr>
-              <w:spacing w:after="0" w:line="252" w:lineRule="auto"/>
-            </w:pPr>
-            <w:r>
-              <w:rPr>
-                <w:rFonts w:ascii="Calibri" w:hAnsi="Calibri"/>
-                <w:b/>
-                <w:sz w:val="17"/>
-              </w:rPr>
-              <w:t>Week 2 minus 2 days</w:t>
-            </w:r>
-          </w:p>
-        </w:tc>
-        <w:tc>
-          <w:tcPr>
-            <w:tcW w:type="dxa" w:w="6703"/>
-            <w:tcMar>
-              <w:top w:w="60" w:type="dxa"/>
-              <w:start w:w="90" w:type="dxa"/>
-              <w:bottom w:w="60" w:type="dxa"/>
-              <w:end w:w="90" w:type="dxa"/>
-            </w:tcMar>
-          </w:tcPr>
-          <w:p>
-            <w:pPr>
-              <w:spacing w:after="0" w:line="252" w:lineRule="auto"/>
-            </w:pPr>
-            <w:r>
-              <w:rPr>
-                <w:rFonts w:ascii="Calibri" w:hAnsi="Calibri"/>
-                <w:sz w:val="17"/>
-              </w:rPr>
-              <w:t>Build the four Break and Fix notebooks (Section 7). Prepare CP0 in Google Forms and generate its QR codes.</w:t>
-            </w:r>
-          </w:p>
-        </w:tc>
-        <w:tc>
-          <w:tcPr>
-            <w:tcW w:type="dxa" w:w="1479"/>
-            <w:tcMar>
-              <w:top w:w="60" w:type="dxa"/>
-              <w:start w:w="90" w:type="dxa"/>
-              <w:bottom w:w="60" w:type="dxa"/>
-              <w:end w:w="90" w:type="dxa"/>
-            </w:tcMar>
-          </w:tcPr>
-          <w:p>
-            <w:pPr>
-              <w:spacing w:after="0" w:line="252" w:lineRule="auto"/>
-            </w:pPr>
-            <w:r>
-              <w:rPr>
-                <w:rFonts w:ascii="Calibri" w:hAnsi="Calibri"/>
-                <w:sz w:val="17"/>
-              </w:rPr>
-              <w:t>60 min</w:t>
-            </w:r>
-          </w:p>
-        </w:tc>
-      </w:tr>
-      <w:tr>
-        <w:tc>
-          <w:tcPr>
-            <w:tcW w:type="dxa" w:w="1676"/>
-            <w:tcMar>
-              <w:top w:w="60" w:type="dxa"/>
-              <w:start w:w="90" w:type="dxa"/>
-              <w:bottom w:w="60" w:type="dxa"/>
-              <w:end w:w="90" w:type="dxa"/>
-            </w:tcMar>
-            <w:shd w:val="clear" w:color="auto" w:fill="F2F5FB"/>
-          </w:tcPr>
-          <w:p>
-            <w:pPr>
-              <w:spacing w:after="0" w:line="252" w:lineRule="auto"/>
-            </w:pPr>
-            <w:r>
-              <w:rPr>
-                <w:rFonts w:ascii="Calibri" w:hAnsi="Calibri"/>
-                <w:b/>
-                <w:sz w:val="17"/>
-              </w:rPr>
-              <w:t>Week 2 minus 1 day</w:t>
-            </w:r>
-          </w:p>
-        </w:tc>
-        <w:tc>
-          <w:tcPr>
-            <w:tcW w:type="dxa" w:w="6703"/>
-            <w:tcMar>
-              <w:top w:w="60" w:type="dxa"/>
-              <w:start w:w="90" w:type="dxa"/>
-              <w:bottom w:w="60" w:type="dxa"/>
-              <w:end w:w="90" w:type="dxa"/>
-            </w:tcMar>
-            <w:shd w:val="clear" w:color="auto" w:fill="F2F5FB"/>
-          </w:tcPr>
-          <w:p>
-            <w:pPr>
-              <w:spacing w:after="0" w:line="252" w:lineRule="auto"/>
-            </w:pPr>
-            <w:r>
-              <w:rPr>
-                <w:rFonts w:ascii="Calibri" w:hAnsi="Calibri"/>
-                <w:sz w:val="17"/>
-              </w:rPr>
-              <w:t>Print: the one-page cheat sheet per student, the roster sheets, 20 paper copies of CP0 in case the network fails.</w:t>
-            </w:r>
-          </w:p>
-        </w:tc>
-        <w:tc>
-          <w:tcPr>
-            <w:tcW w:type="dxa" w:w="1479"/>
-            <w:tcMar>
-              <w:top w:w="60" w:type="dxa"/>
-              <w:start w:w="90" w:type="dxa"/>
-              <w:bottom w:w="60" w:type="dxa"/>
-              <w:end w:w="90" w:type="dxa"/>
-            </w:tcMar>
-            <w:shd w:val="clear" w:color="auto" w:fill="F2F5FB"/>
-          </w:tcPr>
-          <w:p>
-            <w:pPr>
-              <w:spacing w:after="0" w:line="252" w:lineRule="auto"/>
-            </w:pPr>
-            <w:r>
-              <w:rPr>
-                <w:rFonts w:ascii="Calibri" w:hAnsi="Calibri"/>
-                <w:sz w:val="17"/>
-              </w:rPr>
-              <w:t>20 min</w:t>
-            </w:r>
-          </w:p>
-        </w:tc>
-      </w:tr>
-      <w:tr>
-        <w:tc>
-          <w:tcPr>
-            <w:tcW w:type="dxa" w:w="1676"/>
-            <w:tcMar>
-              <w:top w:w="60" w:type="dxa"/>
-              <w:start w:w="90" w:type="dxa"/>
-              <w:bottom w:w="60" w:type="dxa"/>
-              <w:end w:w="90" w:type="dxa"/>
-            </w:tcMar>
-          </w:tcPr>
-          <w:p>
-            <w:pPr>
-              <w:spacing w:after="0" w:line="252" w:lineRule="auto"/>
-            </w:pPr>
-            <w:r>
-              <w:rPr>
-                <w:rFonts w:ascii="Calibri" w:hAnsi="Calibri"/>
-                <w:b/>
-                <w:sz w:val="17"/>
-              </w:rPr>
-              <w:t>Week 2, 20 min before</w:t>
-            </w:r>
-          </w:p>
-        </w:tc>
-        <w:tc>
-          <w:tcPr>
-            <w:tcW w:type="dxa" w:w="6703"/>
-            <w:tcMar>
-              <w:top w:w="60" w:type="dxa"/>
-              <w:start w:w="90" w:type="dxa"/>
-              <w:bottom w:w="60" w:type="dxa"/>
-              <w:end w:w="90" w:type="dxa"/>
-            </w:tcMar>
-          </w:tcPr>
-          <w:p>
-            <w:pPr>
-              <w:spacing w:after="0" w:line="252" w:lineRule="auto"/>
-            </w:pPr>
-            <w:r>
-              <w:rPr>
-                <w:rFonts w:ascii="Calibri" w:hAnsi="Calibri"/>
-                <w:sz w:val="17"/>
-              </w:rPr>
-              <w:t>Arrive early. Test the projector, the share path from a student account, and one USB stick. Lay the sticks out on separate tables.</w:t>
-            </w:r>
-          </w:p>
-        </w:tc>
-        <w:tc>
-          <w:tcPr>
-            <w:tcW w:type="dxa" w:w="1479"/>
-            <w:tcMar>
-              <w:top w:w="60" w:type="dxa"/>
-              <w:start w:w="90" w:type="dxa"/>
-              <w:bottom w:w="60" w:type="dxa"/>
-              <w:end w:w="90" w:type="dxa"/>
-            </w:tcMar>
-          </w:tcPr>
-          <w:p>
-            <w:pPr>
-              <w:spacing w:after="0" w:line="252" w:lineRule="auto"/>
-            </w:pPr>
-            <w:r>
-              <w:rPr>
-                <w:rFonts w:ascii="Calibri" w:hAnsi="Calibri"/>
-                <w:sz w:val="17"/>
-              </w:rPr>
-              <w:t>20 min</w:t>
+              <w:t>A2 submission instructions and exit check</w:t>
             </w:r>
           </w:p>
         </w:tc>
@@ -2044,483 +260,12 @@
         <w:pStyle w:val="Heading1"/>
       </w:pPr>
       <w:r>
-        <w:t>4. Room requirements — check these, do not assume</w:t>
+        <w:t>Opening forms</w:t>
       </w:r>
     </w:p>
-    <w:tbl>
-      <w:tblPr>
-        <w:tblW w:type="auto" w:w="0"/>
-        <w:jc w:val="center"/>
-        <w:tblLayout w:type="fixed"/>
-        <w:tblLook w:firstColumn="1" w:firstRow="1" w:lastColumn="0" w:lastRow="0" w:noHBand="0" w:noVBand="1" w:val="04A0"/>
-        <w:tblLayout w:type="fixed"/>
-        <w:tblBorders>
-          <w:top w:val="single" w:sz="6" w:space="0" w:color="B4C6E7"/>
-          <w:left w:val="single" w:sz="6" w:space="0" w:color="B4C6E7"/>
-          <w:bottom w:val="single" w:sz="6" w:space="0" w:color="B4C6E7"/>
-          <w:right w:val="single" w:sz="6" w:space="0" w:color="B4C6E7"/>
-          <w:insideH w:val="single" w:sz="4" w:space="0" w:color="D9E2F3"/>
-          <w:insideV w:val="single" w:sz="4" w:space="0" w:color="D9E2F3"/>
-        </w:tblBorders>
-      </w:tblPr>
-      <w:tblGrid>
-        <w:gridCol w:w="2563"/>
-        <w:gridCol w:w="3943"/>
-        <w:gridCol w:w="3351"/>
-      </w:tblGrid>
-      <w:tr>
-        <w:trPr>
-          <w:tblHeader w:val="true"/>
-        </w:trPr>
-        <w:tc>
-          <w:tcPr>
-            <w:tcW w:type="dxa" w:w="2563"/>
-            <w:shd w:val="clear" w:color="auto" w:fill="1F3864"/>
-            <w:tcMar>
-              <w:top w:w="60" w:type="dxa"/>
-              <w:start w:w="90" w:type="dxa"/>
-              <w:bottom w:w="60" w:type="dxa"/>
-              <w:end w:w="90" w:type="dxa"/>
-            </w:tcMar>
-          </w:tcPr>
-          <w:p>
-            <w:pPr>
-              <w:spacing w:after="0" w:line="240" w:lineRule="auto"/>
-            </w:pPr>
-            <w:r>
-              <w:rPr>
-                <w:rFonts w:ascii="Calibri" w:hAnsi="Calibri"/>
-                <w:b/>
-                <w:color w:val="FFFFFF"/>
-                <w:sz w:val="17"/>
-              </w:rPr>
-              <w:t>Requirement</w:t>
-            </w:r>
-          </w:p>
-        </w:tc>
-        <w:tc>
-          <w:tcPr>
-            <w:tcW w:type="dxa" w:w="3943"/>
-            <w:shd w:val="clear" w:color="auto" w:fill="1F3864"/>
-            <w:tcMar>
-              <w:top w:w="60" w:type="dxa"/>
-              <w:start w:w="90" w:type="dxa"/>
-              <w:bottom w:w="60" w:type="dxa"/>
-              <w:end w:w="90" w:type="dxa"/>
-            </w:tcMar>
-          </w:tcPr>
-          <w:p>
-            <w:pPr>
-              <w:spacing w:after="0" w:line="240" w:lineRule="auto"/>
-            </w:pPr>
-            <w:r>
-              <w:rPr>
-                <w:rFonts w:ascii="Calibri" w:hAnsi="Calibri"/>
-                <w:b/>
-                <w:color w:val="FFFFFF"/>
-                <w:sz w:val="17"/>
-              </w:rPr>
-              <w:t>Why it matters</w:t>
-            </w:r>
-          </w:p>
-        </w:tc>
-        <w:tc>
-          <w:tcPr>
-            <w:tcW w:type="dxa" w:w="3352"/>
-            <w:shd w:val="clear" w:color="auto" w:fill="1F3864"/>
-            <w:tcMar>
-              <w:top w:w="60" w:type="dxa"/>
-              <w:start w:w="90" w:type="dxa"/>
-              <w:bottom w:w="60" w:type="dxa"/>
-              <w:end w:w="90" w:type="dxa"/>
-            </w:tcMar>
-          </w:tcPr>
-          <w:p>
-            <w:pPr>
-              <w:spacing w:after="0" w:line="240" w:lineRule="auto"/>
-            </w:pPr>
-            <w:r>
-              <w:rPr>
-                <w:rFonts w:ascii="Calibri" w:hAnsi="Calibri"/>
-                <w:b/>
-                <w:color w:val="FFFFFF"/>
-                <w:sz w:val="17"/>
-              </w:rPr>
-              <w:t>If it is not there</w:t>
-            </w:r>
-          </w:p>
-        </w:tc>
-      </w:tr>
-      <w:tr>
-        <w:tc>
-          <w:tcPr>
-            <w:tcW w:type="dxa" w:w="2563"/>
-            <w:tcMar>
-              <w:top w:w="60" w:type="dxa"/>
-              <w:start w:w="90" w:type="dxa"/>
-              <w:bottom w:w="60" w:type="dxa"/>
-              <w:end w:w="90" w:type="dxa"/>
-            </w:tcMar>
-          </w:tcPr>
-          <w:p>
-            <w:pPr>
-              <w:spacing w:after="0" w:line="252" w:lineRule="auto"/>
-            </w:pPr>
-            <w:r>
-              <w:rPr>
-                <w:rFonts w:ascii="Calibri" w:hAnsi="Calibri"/>
-                <w:b/>
-                <w:sz w:val="17"/>
-              </w:rPr>
-              <w:t>Seats for the whole cohort with desk space for a laptop</w:t>
-            </w:r>
-          </w:p>
-        </w:tc>
-        <w:tc>
-          <w:tcPr>
-            <w:tcW w:type="dxa" w:w="3943"/>
-            <w:tcMar>
-              <w:top w:w="60" w:type="dxa"/>
-              <w:start w:w="90" w:type="dxa"/>
-              <w:bottom w:w="60" w:type="dxa"/>
-              <w:end w:w="90" w:type="dxa"/>
-            </w:tcMar>
-          </w:tcPr>
-          <w:p>
-            <w:pPr>
-              <w:spacing w:after="0" w:line="252" w:lineRule="auto"/>
-            </w:pPr>
-            <w:r>
-              <w:rPr>
-                <w:rFonts w:ascii="Calibri" w:hAnsi="Calibri"/>
-                <w:sz w:val="17"/>
-              </w:rPr>
-              <w:t>A hundred students balancing laptops on their knees for three hours will not finish</w:t>
-            </w:r>
-          </w:p>
-        </w:tc>
-        <w:tc>
-          <w:tcPr>
-            <w:tcW w:type="dxa" w:w="3352"/>
-            <w:tcMar>
-              <w:top w:w="60" w:type="dxa"/>
-              <w:start w:w="90" w:type="dxa"/>
-              <w:bottom w:w="60" w:type="dxa"/>
-              <w:end w:w="90" w:type="dxa"/>
-            </w:tcMar>
-          </w:tcPr>
-          <w:p>
-            <w:pPr>
-              <w:spacing w:after="0" w:line="252" w:lineRule="auto"/>
-            </w:pPr>
-            <w:r>
-              <w:rPr>
-                <w:rFonts w:ascii="Calibri" w:hAnsi="Calibri"/>
-                <w:sz w:val="17"/>
-              </w:rPr>
-              <w:t>Split the cohort across two rooms with a helper in each, or run the session twice</w:t>
-            </w:r>
-          </w:p>
-        </w:tc>
-      </w:tr>
-      <w:tr>
-        <w:tc>
-          <w:tcPr>
-            <w:tcW w:type="dxa" w:w="2563"/>
-            <w:tcMar>
-              <w:top w:w="60" w:type="dxa"/>
-              <w:start w:w="90" w:type="dxa"/>
-              <w:bottom w:w="60" w:type="dxa"/>
-              <w:end w:w="90" w:type="dxa"/>
-            </w:tcMar>
-            <w:shd w:val="clear" w:color="auto" w:fill="F2F5FB"/>
-          </w:tcPr>
-          <w:p>
-            <w:pPr>
-              <w:spacing w:after="0" w:line="252" w:lineRule="auto"/>
-            </w:pPr>
-            <w:r>
-              <w:rPr>
-                <w:rFonts w:ascii="Calibri" w:hAnsi="Calibri"/>
-                <w:b/>
-                <w:sz w:val="17"/>
-              </w:rPr>
-              <w:t>Power sockets — count them</w:t>
-            </w:r>
-          </w:p>
-        </w:tc>
-        <w:tc>
-          <w:tcPr>
-            <w:tcW w:type="dxa" w:w="3943"/>
-            <w:tcMar>
-              <w:top w:w="60" w:type="dxa"/>
-              <w:start w:w="90" w:type="dxa"/>
-              <w:bottom w:w="60" w:type="dxa"/>
-              <w:end w:w="90" w:type="dxa"/>
-            </w:tcMar>
-            <w:shd w:val="clear" w:color="auto" w:fill="F2F5FB"/>
-          </w:tcPr>
-          <w:p>
-            <w:pPr>
-              <w:spacing w:after="0" w:line="252" w:lineRule="auto"/>
-            </w:pPr>
-            <w:r>
-              <w:rPr>
-                <w:rFonts w:ascii="Calibri" w:hAnsi="Calibri"/>
-                <w:sz w:val="17"/>
-              </w:rPr>
-              <w:t>Three hours of installing drains a battery. A room with eight sockets and a hundred students has a problem you cannot solve on the day</w:t>
-            </w:r>
-          </w:p>
-        </w:tc>
-        <w:tc>
-          <w:tcPr>
-            <w:tcW w:type="dxa" w:w="3352"/>
-            <w:tcMar>
-              <w:top w:w="60" w:type="dxa"/>
-              <w:start w:w="90" w:type="dxa"/>
-              <w:bottom w:w="60" w:type="dxa"/>
-              <w:end w:w="90" w:type="dxa"/>
-            </w:tcMar>
-            <w:shd w:val="clear" w:color="auto" w:fill="F2F5FB"/>
-          </w:tcPr>
-          <w:p>
-            <w:pPr>
-              <w:spacing w:after="0" w:line="252" w:lineRule="auto"/>
-            </w:pPr>
-            <w:r>
-              <w:rPr>
-                <w:rFonts w:ascii="Calibri" w:hAnsi="Calibri"/>
-                <w:sz w:val="17"/>
-              </w:rPr>
-              <w:t>Tell students in advance to arrive fully charged, which the Setup Guide already does. Bring extension leads. Prioritise sockets for the students who need longest</w:t>
-            </w:r>
-          </w:p>
-        </w:tc>
-      </w:tr>
-      <w:tr>
-        <w:tc>
-          <w:tcPr>
-            <w:tcW w:type="dxa" w:w="2563"/>
-            <w:tcMar>
-              <w:top w:w="60" w:type="dxa"/>
-              <w:start w:w="90" w:type="dxa"/>
-              <w:bottom w:w="60" w:type="dxa"/>
-              <w:end w:w="90" w:type="dxa"/>
-            </w:tcMar>
-          </w:tcPr>
-          <w:p>
-            <w:pPr>
-              <w:spacing w:after="0" w:line="252" w:lineRule="auto"/>
-            </w:pPr>
-            <w:r>
-              <w:rPr>
-                <w:rFonts w:ascii="Calibri" w:hAnsi="Calibri"/>
-                <w:b/>
-                <w:sz w:val="17"/>
-              </w:rPr>
-              <w:t>A projector that works with your laptop</w:t>
-            </w:r>
-          </w:p>
-        </w:tc>
-        <w:tc>
-          <w:tcPr>
-            <w:tcW w:type="dxa" w:w="3943"/>
-            <w:tcMar>
-              <w:top w:w="60" w:type="dxa"/>
-              <w:start w:w="90" w:type="dxa"/>
-              <w:bottom w:w="60" w:type="dxa"/>
-              <w:end w:w="90" w:type="dxa"/>
-            </w:tcMar>
-          </w:tcPr>
-          <w:p>
-            <w:pPr>
-              <w:spacing w:after="0" w:line="252" w:lineRule="auto"/>
-            </w:pPr>
-            <w:r>
-              <w:rPr>
-                <w:rFonts w:ascii="Calibri" w:hAnsi="Calibri"/>
-                <w:sz w:val="17"/>
-              </w:rPr>
-              <w:t>The share path, the commands and the kernel picker all need to be visible</w:t>
-            </w:r>
-          </w:p>
-        </w:tc>
-        <w:tc>
-          <w:tcPr>
-            <w:tcW w:type="dxa" w:w="3352"/>
-            <w:tcMar>
-              <w:top w:w="60" w:type="dxa"/>
-              <w:start w:w="90" w:type="dxa"/>
-              <w:bottom w:w="60" w:type="dxa"/>
-              <w:end w:w="90" w:type="dxa"/>
-            </w:tcMar>
-          </w:tcPr>
-          <w:p>
-            <w:pPr>
-              <w:spacing w:after="0" w:line="252" w:lineRule="auto"/>
-            </w:pPr>
-            <w:r>
-              <w:rPr>
-                <w:rFonts w:ascii="Calibri" w:hAnsi="Calibri"/>
-                <w:sz w:val="17"/>
-              </w:rPr>
-              <w:t>Fall back to the printed cheat sheet, which is why it is printed. Write commands on the board</w:t>
-            </w:r>
-          </w:p>
-        </w:tc>
-      </w:tr>
-      <w:tr>
-        <w:tc>
-          <w:tcPr>
-            <w:tcW w:type="dxa" w:w="2563"/>
-            <w:tcMar>
-              <w:top w:w="60" w:type="dxa"/>
-              <w:start w:w="90" w:type="dxa"/>
-              <w:bottom w:w="60" w:type="dxa"/>
-              <w:end w:w="90" w:type="dxa"/>
-            </w:tcMar>
-            <w:shd w:val="clear" w:color="auto" w:fill="F2F5FB"/>
-          </w:tcPr>
-          <w:p>
-            <w:pPr>
-              <w:spacing w:after="0" w:line="252" w:lineRule="auto"/>
-            </w:pPr>
-            <w:r>
-              <w:rPr>
-                <w:rFonts w:ascii="Calibri" w:hAnsi="Calibri"/>
-                <w:b/>
-                <w:sz w:val="17"/>
-              </w:rPr>
-              <w:t>Access to the network share from a STUDENT account</w:t>
-            </w:r>
-          </w:p>
-        </w:tc>
-        <w:tc>
-          <w:tcPr>
-            <w:tcW w:type="dxa" w:w="3943"/>
-            <w:tcMar>
-              <w:top w:w="60" w:type="dxa"/>
-              <w:start w:w="90" w:type="dxa"/>
-              <w:bottom w:w="60" w:type="dxa"/>
-              <w:end w:w="90" w:type="dxa"/>
-            </w:tcMar>
-            <w:shd w:val="clear" w:color="auto" w:fill="F2F5FB"/>
-          </w:tcPr>
-          <w:p>
-            <w:pPr>
-              <w:spacing w:after="0" w:line="252" w:lineRule="auto"/>
-            </w:pPr>
-            <w:r>
-              <w:rPr>
-                <w:rFonts w:ascii="Calibri" w:hAnsi="Calibri"/>
-                <w:sz w:val="17"/>
-              </w:rPr>
-              <w:t>Working from your own account proves nothing — permissions differ</w:t>
-            </w:r>
-          </w:p>
-        </w:tc>
-        <w:tc>
-          <w:tcPr>
-            <w:tcW w:type="dxa" w:w="3352"/>
-            <w:tcMar>
-              <w:top w:w="60" w:type="dxa"/>
-              <w:start w:w="90" w:type="dxa"/>
-              <w:bottom w:w="60" w:type="dxa"/>
-              <w:end w:w="90" w:type="dxa"/>
-            </w:tcMar>
-            <w:shd w:val="clear" w:color="auto" w:fill="F2F5FB"/>
-          </w:tcPr>
-          <w:p>
-            <w:pPr>
-              <w:spacing w:after="0" w:line="252" w:lineRule="auto"/>
-            </w:pPr>
-            <w:r>
-              <w:rPr>
-                <w:rFonts w:ascii="Calibri" w:hAnsi="Calibri"/>
-                <w:sz w:val="17"/>
-              </w:rPr>
-              <w:t>USB and peer-to-peer only. Add two more sticks</w:t>
-            </w:r>
-          </w:p>
-        </w:tc>
-      </w:tr>
-      <w:tr>
-        <w:tc>
-          <w:tcPr>
-            <w:tcW w:type="dxa" w:w="2563"/>
-            <w:tcMar>
-              <w:top w:w="60" w:type="dxa"/>
-              <w:start w:w="90" w:type="dxa"/>
-              <w:bottom w:w="60" w:type="dxa"/>
-              <w:end w:w="90" w:type="dxa"/>
-            </w:tcMar>
-          </w:tcPr>
-          <w:p>
-            <w:pPr>
-              <w:spacing w:after="0" w:line="252" w:lineRule="auto"/>
-            </w:pPr>
-            <w:r>
-              <w:rPr>
-                <w:rFonts w:ascii="Calibri" w:hAnsi="Calibri"/>
-                <w:b/>
-                <w:sz w:val="17"/>
-              </w:rPr>
-              <w:t>Lab machines for students without laptops</w:t>
-            </w:r>
-          </w:p>
-        </w:tc>
-        <w:tc>
-          <w:tcPr>
-            <w:tcW w:type="dxa" w:w="3943"/>
-            <w:tcMar>
-              <w:top w:w="60" w:type="dxa"/>
-              <w:start w:w="90" w:type="dxa"/>
-              <w:bottom w:w="60" w:type="dxa"/>
-              <w:end w:w="90" w:type="dxa"/>
-            </w:tcMar>
-          </w:tcPr>
-          <w:p>
-            <w:pPr>
-              <w:spacing w:after="0" w:line="252" w:lineRule="auto"/>
-            </w:pPr>
-            <w:r>
-              <w:rPr>
-                <w:rFonts w:ascii="Calibri" w:hAnsi="Calibri"/>
-                <w:sz w:val="17"/>
-              </w:rPr>
-              <w:t>From the Week 1 survey you know exactly how many</w:t>
-            </w:r>
-          </w:p>
-        </w:tc>
-        <w:tc>
-          <w:tcPr>
-            <w:tcW w:type="dxa" w:w="3352"/>
-            <w:tcMar>
-              <w:top w:w="60" w:type="dxa"/>
-              <w:start w:w="90" w:type="dxa"/>
-              <w:bottom w:w="60" w:type="dxa"/>
-              <w:end w:w="90" w:type="dxa"/>
-            </w:tcMar>
-          </w:tcPr>
-          <w:p>
-            <w:pPr>
-              <w:spacing w:after="0" w:line="252" w:lineRule="auto"/>
-            </w:pPr>
-            <w:r>
-              <w:rPr>
-                <w:rFonts w:ascii="Calibri" w:hAnsi="Calibri"/>
-                <w:sz w:val="17"/>
-              </w:rPr>
-              <w:t>Colab in a browser on any available machine, or pair them with a laptop owner for this session only</w:t>
-            </w:r>
-          </w:p>
-        </w:tc>
-      </w:tr>
-    </w:tbl>
     <w:p>
       <w:r>
-        <w:br w:type="page"/>
+        <w:t>Use IUEA_ML_Quick_Class_Checklist.docx for clickable owner controls. Assignment uploads open and close on their published schedule; run syncSubmissions in the assignment project if a due opening has not appeared. In the separate quiz project, select open_W2_CML3112, open_W2_CML3113 or open_W2_CML3111 and Run once when introducing the quiz. Re-running resets its 24-hour window. CML3112 Week 1 catch-up quiz closes 16 September at 06:31:20 Kampala; its upload stays open until 22 September at 11:00; do not reopen them.</w:t>
       </w:r>
     </w:p>
     <w:p>
@@ -2528,1100 +273,12 @@
         <w:pStyle w:val="Heading1"/>
       </w:pPr>
       <w:r>
-        <w:t>5. Running the session</w:t>
+        <w:t>Quiz and deadline</w:t>
       </w:r>
     </w:p>
     <w:p>
-      <w:pPr>
-        <w:spacing w:after="160" w:before="0" w:line="276" w:lineRule="auto"/>
-      </w:pPr>
       <w:r>
-        <w:rPr>
-          <w:rFonts w:ascii="Calibri" w:hAnsi="Calibri"/>
-          <w:b w:val="0"/>
-          <w:i w:val="0"/>
-          <w:sz w:val="21"/>
-        </w:rPr>
-        <w:t>Three hours. The shape is deliberate: get the copying started, teach while it happens, then install in waves with the room helping itself.</w:t>
-      </w:r>
-    </w:p>
-    <w:tbl>
-      <w:tblPr>
-        <w:tblW w:type="auto" w:w="0"/>
-        <w:jc w:val="center"/>
-        <w:tblLayout w:type="fixed"/>
-        <w:tblLook w:firstColumn="1" w:firstRow="1" w:lastColumn="0" w:lastRow="0" w:noHBand="0" w:noVBand="1" w:val="04A0"/>
-        <w:tblLayout w:type="fixed"/>
-        <w:tblBorders>
-          <w:top w:val="single" w:sz="6" w:space="0" w:color="B4C6E7"/>
-          <w:left w:val="single" w:sz="6" w:space="0" w:color="B4C6E7"/>
-          <w:bottom w:val="single" w:sz="6" w:space="0" w:color="B4C6E7"/>
-          <w:right w:val="single" w:sz="6" w:space="0" w:color="B4C6E7"/>
-          <w:insideH w:val="single" w:sz="4" w:space="0" w:color="D9E2F3"/>
-          <w:insideV w:val="single" w:sz="4" w:space="0" w:color="D9E2F3"/>
-        </w:tblBorders>
-      </w:tblPr>
-      <w:tblGrid>
-        <w:gridCol w:w="1182"/>
-        <w:gridCol w:w="5421"/>
-        <w:gridCol w:w="3253"/>
-      </w:tblGrid>
-      <w:tr>
-        <w:trPr>
-          <w:tblHeader w:val="true"/>
-        </w:trPr>
-        <w:tc>
-          <w:tcPr>
-            <w:tcW w:type="dxa" w:w="1183"/>
-            <w:shd w:val="clear" w:color="auto" w:fill="1F3864"/>
-            <w:tcMar>
-              <w:top w:w="60" w:type="dxa"/>
-              <w:start w:w="90" w:type="dxa"/>
-              <w:bottom w:w="60" w:type="dxa"/>
-              <w:end w:w="90" w:type="dxa"/>
-            </w:tcMar>
-          </w:tcPr>
-          <w:p>
-            <w:pPr>
-              <w:spacing w:after="0" w:line="240" w:lineRule="auto"/>
-            </w:pPr>
-            <w:r>
-              <w:rPr>
-                <w:rFonts w:ascii="Calibri" w:hAnsi="Calibri"/>
-                <w:b/>
-                <w:color w:val="FFFFFF"/>
-                <w:sz w:val="17"/>
-              </w:rPr>
-              <w:t>Time</w:t>
-            </w:r>
-          </w:p>
-        </w:tc>
-        <w:tc>
-          <w:tcPr>
-            <w:tcW w:type="dxa" w:w="5422"/>
-            <w:shd w:val="clear" w:color="auto" w:fill="1F3864"/>
-            <w:tcMar>
-              <w:top w:w="60" w:type="dxa"/>
-              <w:start w:w="90" w:type="dxa"/>
-              <w:bottom w:w="60" w:type="dxa"/>
-              <w:end w:w="90" w:type="dxa"/>
-            </w:tcMar>
-          </w:tcPr>
-          <w:p>
-            <w:pPr>
-              <w:spacing w:after="0" w:line="240" w:lineRule="auto"/>
-            </w:pPr>
-            <w:r>
-              <w:rPr>
-                <w:rFonts w:ascii="Calibri" w:hAnsi="Calibri"/>
-                <w:b/>
-                <w:color w:val="FFFFFF"/>
-                <w:sz w:val="17"/>
-              </w:rPr>
-              <w:t>What happens</w:t>
-            </w:r>
-          </w:p>
-        </w:tc>
-        <w:tc>
-          <w:tcPr>
-            <w:tcW w:type="dxa" w:w="3253"/>
-            <w:shd w:val="clear" w:color="auto" w:fill="1F3864"/>
-            <w:tcMar>
-              <w:top w:w="60" w:type="dxa"/>
-              <w:start w:w="90" w:type="dxa"/>
-              <w:bottom w:w="60" w:type="dxa"/>
-              <w:end w:w="90" w:type="dxa"/>
-            </w:tcMar>
-          </w:tcPr>
-          <w:p>
-            <w:pPr>
-              <w:spacing w:after="0" w:line="240" w:lineRule="auto"/>
-            </w:pPr>
-            <w:r>
-              <w:rPr>
-                <w:rFonts w:ascii="Calibri" w:hAnsi="Calibri"/>
-                <w:b/>
-                <w:color w:val="FFFFFF"/>
-                <w:sz w:val="17"/>
-              </w:rPr>
-              <w:t>Notes</w:t>
-            </w:r>
-          </w:p>
-        </w:tc>
-      </w:tr>
-      <w:tr>
-        <w:tc>
-          <w:tcPr>
-            <w:tcW w:type="dxa" w:w="1183"/>
-            <w:tcMar>
-              <w:top w:w="60" w:type="dxa"/>
-              <w:start w:w="90" w:type="dxa"/>
-              <w:bottom w:w="60" w:type="dxa"/>
-              <w:end w:w="90" w:type="dxa"/>
-            </w:tcMar>
-          </w:tcPr>
-          <w:p>
-            <w:pPr>
-              <w:spacing w:after="0" w:line="252" w:lineRule="auto"/>
-            </w:pPr>
-            <w:r>
-              <w:rPr>
-                <w:rFonts w:ascii="Calibri" w:hAnsi="Calibri"/>
-                <w:b/>
-                <w:sz w:val="17"/>
-              </w:rPr>
-              <w:t>0:00–0:05</w:t>
-            </w:r>
-          </w:p>
-        </w:tc>
-        <w:tc>
-          <w:tcPr>
-            <w:tcW w:type="dxa" w:w="5422"/>
-            <w:tcMar>
-              <w:top w:w="60" w:type="dxa"/>
-              <w:start w:w="90" w:type="dxa"/>
-              <w:bottom w:w="60" w:type="dxa"/>
-              <w:end w:w="90" w:type="dxa"/>
-            </w:tcMar>
-          </w:tcPr>
-          <w:p>
-            <w:pPr>
-              <w:spacing w:after="0" w:line="252" w:lineRule="auto"/>
-            </w:pPr>
-            <w:r>
-              <w:rPr>
-                <w:rFonts w:ascii="Calibri" w:hAnsi="Calibri"/>
-                <w:sz w:val="17"/>
-              </w:rPr>
-              <w:t>Sticks out. Share path on screen. Everybody starts copying, now, before anything else.</w:t>
-            </w:r>
-          </w:p>
-        </w:tc>
-        <w:tc>
-          <w:tcPr>
-            <w:tcW w:type="dxa" w:w="3253"/>
-            <w:tcMar>
-              <w:top w:w="60" w:type="dxa"/>
-              <w:start w:w="90" w:type="dxa"/>
-              <w:bottom w:w="60" w:type="dxa"/>
-              <w:end w:w="90" w:type="dxa"/>
-            </w:tcMar>
-          </w:tcPr>
-          <w:p>
-            <w:pPr>
-              <w:spacing w:after="0" w:line="252" w:lineRule="auto"/>
-            </w:pPr>
-            <w:r>
-              <w:rPr>
-                <w:rFonts w:ascii="Calibri" w:hAnsi="Calibri"/>
-                <w:sz w:val="17"/>
-              </w:rPr>
-              <w:t>Say the peer-to-peer instruction here and repeat it twice during the session.</w:t>
-            </w:r>
-          </w:p>
-        </w:tc>
-      </w:tr>
-      <w:tr>
-        <w:tc>
-          <w:tcPr>
-            <w:tcW w:type="dxa" w:w="1183"/>
-            <w:tcMar>
-              <w:top w:w="60" w:type="dxa"/>
-              <w:start w:w="90" w:type="dxa"/>
-              <w:bottom w:w="60" w:type="dxa"/>
-              <w:end w:w="90" w:type="dxa"/>
-            </w:tcMar>
-            <w:shd w:val="clear" w:color="auto" w:fill="F2F5FB"/>
-          </w:tcPr>
-          <w:p>
-            <w:pPr>
-              <w:spacing w:after="0" w:line="252" w:lineRule="auto"/>
-            </w:pPr>
-            <w:r>
-              <w:rPr>
-                <w:rFonts w:ascii="Calibri" w:hAnsi="Calibri"/>
-                <w:b/>
-                <w:sz w:val="17"/>
-              </w:rPr>
-              <w:t>0:05–0:25</w:t>
-            </w:r>
-          </w:p>
-        </w:tc>
-        <w:tc>
-          <w:tcPr>
-            <w:tcW w:type="dxa" w:w="5422"/>
-            <w:tcMar>
-              <w:top w:w="60" w:type="dxa"/>
-              <w:start w:w="90" w:type="dxa"/>
-              <w:bottom w:w="60" w:type="dxa"/>
-              <w:end w:w="90" w:type="dxa"/>
-            </w:tcMar>
-            <w:shd w:val="clear" w:color="auto" w:fill="F2F5FB"/>
-          </w:tcPr>
-          <w:p>
-            <w:pPr>
-              <w:spacing w:after="0" w:line="252" w:lineRule="auto"/>
-            </w:pPr>
-            <w:r>
-              <w:rPr>
-                <w:rFonts w:ascii="Calibri" w:hAnsi="Calibri"/>
-                <w:sz w:val="17"/>
-              </w:rPr>
-              <w:t>The tool map. Six tools, each introduced by the question it answers, not by its name. No installation talk yet.</w:t>
-            </w:r>
-          </w:p>
-        </w:tc>
-        <w:tc>
-          <w:tcPr>
-            <w:tcW w:type="dxa" w:w="3253"/>
-            <w:tcMar>
-              <w:top w:w="60" w:type="dxa"/>
-              <w:start w:w="90" w:type="dxa"/>
-              <w:bottom w:w="60" w:type="dxa"/>
-              <w:end w:w="90" w:type="dxa"/>
-            </w:tcMar>
-            <w:shd w:val="clear" w:color="auto" w:fill="F2F5FB"/>
-          </w:tcPr>
-          <w:p>
-            <w:pPr>
-              <w:spacing w:after="0" w:line="252" w:lineRule="auto"/>
-            </w:pPr>
-            <w:r>
-              <w:rPr>
-                <w:rFonts w:ascii="Calibri" w:hAnsi="Calibri"/>
-                <w:sz w:val="17"/>
-              </w:rPr>
-              <w:t>This is the only real teaching in the session, so protect it. It is what stops the six tools feeling like six arbitrary chores.</w:t>
-            </w:r>
-          </w:p>
-        </w:tc>
-      </w:tr>
-      <w:tr>
-        <w:tc>
-          <w:tcPr>
-            <w:tcW w:type="dxa" w:w="1183"/>
-            <w:tcMar>
-              <w:top w:w="60" w:type="dxa"/>
-              <w:start w:w="90" w:type="dxa"/>
-              <w:bottom w:w="60" w:type="dxa"/>
-              <w:end w:w="90" w:type="dxa"/>
-            </w:tcMar>
-          </w:tcPr>
-          <w:p>
-            <w:pPr>
-              <w:spacing w:after="0" w:line="252" w:lineRule="auto"/>
-            </w:pPr>
-            <w:r>
-              <w:rPr>
-                <w:rFonts w:ascii="Calibri" w:hAnsi="Calibri"/>
-                <w:b/>
-                <w:sz w:val="17"/>
-              </w:rPr>
-              <w:t>0:25–1:05</w:t>
-            </w:r>
-          </w:p>
-        </w:tc>
-        <w:tc>
-          <w:tcPr>
-            <w:tcW w:type="dxa" w:w="5422"/>
-            <w:tcMar>
-              <w:top w:w="60" w:type="dxa"/>
-              <w:start w:w="90" w:type="dxa"/>
-              <w:bottom w:w="60" w:type="dxa"/>
-              <w:end w:w="90" w:type="dxa"/>
-            </w:tcMar>
-          </w:tcPr>
-          <w:p>
-            <w:pPr>
-              <w:spacing w:after="0" w:line="252" w:lineRule="auto"/>
-            </w:pPr>
-            <w:r>
-              <w:rPr>
-                <w:rFonts w:ascii="Calibri" w:hAnsi="Calibri"/>
-                <w:sz w:val="17"/>
-              </w:rPr>
-              <w:t>Install clinic, run as a relay. Everyone follows the Setup Guide. As each student reaches READY on check_setup.py they get a helper badge and join the floor.</w:t>
-            </w:r>
-          </w:p>
-        </w:tc>
-        <w:tc>
-          <w:tcPr>
-            <w:tcW w:type="dxa" w:w="3253"/>
-            <w:tcMar>
-              <w:top w:w="60" w:type="dxa"/>
-              <w:start w:w="90" w:type="dxa"/>
-              <w:bottom w:w="60" w:type="dxa"/>
-              <w:end w:w="90" w:type="dxa"/>
-            </w:tcMar>
-          </w:tcPr>
-          <w:p>
-            <w:pPr>
-              <w:spacing w:after="0" w:line="252" w:lineRule="auto"/>
-            </w:pPr>
-            <w:r>
-              <w:rPr>
-                <w:rFonts w:ascii="Calibri" w:hAnsi="Calibri"/>
-                <w:sz w:val="17"/>
-              </w:rPr>
-              <w:t>The relay is the mechanism that makes 100 students tractable. By 0:45 you should have twenty helpers, not eight.</w:t>
-            </w:r>
-          </w:p>
-        </w:tc>
-      </w:tr>
-      <w:tr>
-        <w:tc>
-          <w:tcPr>
-            <w:tcW w:type="dxa" w:w="1183"/>
-            <w:tcMar>
-              <w:top w:w="60" w:type="dxa"/>
-              <w:start w:w="90" w:type="dxa"/>
-              <w:bottom w:w="60" w:type="dxa"/>
-              <w:end w:w="90" w:type="dxa"/>
-            </w:tcMar>
-            <w:shd w:val="clear" w:color="auto" w:fill="F2F5FB"/>
-          </w:tcPr>
-          <w:p>
-            <w:pPr>
-              <w:spacing w:after="0" w:line="252" w:lineRule="auto"/>
-            </w:pPr>
-            <w:r>
-              <w:rPr>
-                <w:rFonts w:ascii="Calibri" w:hAnsi="Calibri"/>
-                <w:b/>
-                <w:sz w:val="17"/>
-              </w:rPr>
-              <w:t>1:05–1:35</w:t>
-            </w:r>
-          </w:p>
-        </w:tc>
-        <w:tc>
-          <w:tcPr>
-            <w:tcW w:type="dxa" w:w="5422"/>
-            <w:tcMar>
-              <w:top w:w="60" w:type="dxa"/>
-              <w:start w:w="90" w:type="dxa"/>
-              <w:bottom w:w="60" w:type="dxa"/>
-              <w:end w:w="90" w:type="dxa"/>
-            </w:tcMar>
-            <w:shd w:val="clear" w:color="auto" w:fill="F2F5FB"/>
-          </w:tcPr>
-          <w:p>
-            <w:pPr>
-              <w:spacing w:after="0" w:line="252" w:lineRule="auto"/>
-            </w:pPr>
-            <w:r>
-              <w:rPr>
-                <w:rFonts w:ascii="Calibri" w:hAnsi="Calibri"/>
-                <w:sz w:val="17"/>
-              </w:rPr>
-              <w:t>Terminal basics and the first script. Four commands only: pwd, ls, cd, python. Then run hello_engineering for their own course code, change a number, run it again.</w:t>
-            </w:r>
-          </w:p>
-        </w:tc>
-        <w:tc>
-          <w:tcPr>
-            <w:tcW w:type="dxa" w:w="3253"/>
-            <w:tcMar>
-              <w:top w:w="60" w:type="dxa"/>
-              <w:start w:w="90" w:type="dxa"/>
-              <w:bottom w:w="60" w:type="dxa"/>
-              <w:end w:w="90" w:type="dxa"/>
-            </w:tcMar>
-            <w:shd w:val="clear" w:color="auto" w:fill="F2F5FB"/>
-          </w:tcPr>
-          <w:p>
-            <w:pPr>
-              <w:spacing w:after="0" w:line="252" w:lineRule="auto"/>
-            </w:pPr>
-            <w:r>
-              <w:rPr>
-                <w:rFonts w:ascii="Calibri" w:hAnsi="Calibri"/>
-                <w:sz w:val="17"/>
-              </w:rPr>
-              <w:t>Resist teaching more shell. Four commands is the syllabus.</w:t>
-            </w:r>
-          </w:p>
-        </w:tc>
-      </w:tr>
-      <w:tr>
-        <w:tc>
-          <w:tcPr>
-            <w:tcW w:type="dxa" w:w="1183"/>
-            <w:tcMar>
-              <w:top w:w="60" w:type="dxa"/>
-              <w:start w:w="90" w:type="dxa"/>
-              <w:bottom w:w="60" w:type="dxa"/>
-              <w:end w:w="90" w:type="dxa"/>
-            </w:tcMar>
-          </w:tcPr>
-          <w:p>
-            <w:pPr>
-              <w:spacing w:after="0" w:line="252" w:lineRule="auto"/>
-            </w:pPr>
-            <w:r>
-              <w:rPr>
-                <w:rFonts w:ascii="Calibri" w:hAnsi="Calibri"/>
-                <w:b/>
-                <w:sz w:val="17"/>
-              </w:rPr>
-              <w:t>1:35–2:10</w:t>
-            </w:r>
-          </w:p>
-        </w:tc>
-        <w:tc>
-          <w:tcPr>
-            <w:tcW w:type="dxa" w:w="5422"/>
-            <w:tcMar>
-              <w:top w:w="60" w:type="dxa"/>
-              <w:start w:w="90" w:type="dxa"/>
-              <w:bottom w:w="60" w:type="dxa"/>
-              <w:end w:w="90" w:type="dxa"/>
-            </w:tcMar>
-          </w:tcPr>
-          <w:p>
-            <w:pPr>
-              <w:spacing w:after="0" w:line="252" w:lineRule="auto"/>
-            </w:pPr>
-            <w:r>
-              <w:rPr>
-                <w:rFonts w:ascii="Calibri" w:hAnsi="Calibri"/>
-                <w:sz w:val="17"/>
-              </w:rPr>
-              <w:t>First notebook. Cells, Shift+Enter, markdown versus code, and the out-of-order execution trap, which the notebook triggers on purpose.</w:t>
-            </w:r>
-          </w:p>
-        </w:tc>
-        <w:tc>
-          <w:tcPr>
-            <w:tcW w:type="dxa" w:w="3253"/>
-            <w:tcMar>
-              <w:top w:w="60" w:type="dxa"/>
-              <w:start w:w="90" w:type="dxa"/>
-              <w:bottom w:w="60" w:type="dxa"/>
-              <w:end w:w="90" w:type="dxa"/>
-            </w:tcMar>
-          </w:tcPr>
-          <w:p>
-            <w:pPr>
-              <w:spacing w:after="0" w:line="252" w:lineRule="auto"/>
-            </w:pPr>
-            <w:r>
-              <w:rPr>
-                <w:rFonts w:ascii="Calibri" w:hAnsi="Calibri"/>
-                <w:sz w:val="17"/>
-              </w:rPr>
-              <w:t>Watch for the kernel-selection question — it will be the commonest confusion in the room.</w:t>
-            </w:r>
-          </w:p>
-        </w:tc>
-      </w:tr>
-      <w:tr>
-        <w:tc>
-          <w:tcPr>
-            <w:tcW w:type="dxa" w:w="1183"/>
-            <w:tcMar>
-              <w:top w:w="60" w:type="dxa"/>
-              <w:start w:w="90" w:type="dxa"/>
-              <w:bottom w:w="60" w:type="dxa"/>
-              <w:end w:w="90" w:type="dxa"/>
-            </w:tcMar>
-            <w:shd w:val="clear" w:color="auto" w:fill="F2F5FB"/>
-          </w:tcPr>
-          <w:p>
-            <w:pPr>
-              <w:spacing w:after="0" w:line="252" w:lineRule="auto"/>
-            </w:pPr>
-            <w:r>
-              <w:rPr>
-                <w:rFonts w:ascii="Calibri" w:hAnsi="Calibri"/>
-                <w:b/>
-                <w:sz w:val="17"/>
-              </w:rPr>
-              <w:t>2:10–2:35</w:t>
-            </w:r>
-          </w:p>
-        </w:tc>
-        <w:tc>
-          <w:tcPr>
-            <w:tcW w:type="dxa" w:w="5422"/>
-            <w:tcMar>
-              <w:top w:w="60" w:type="dxa"/>
-              <w:start w:w="90" w:type="dxa"/>
-              <w:bottom w:w="60" w:type="dxa"/>
-              <w:end w:w="90" w:type="dxa"/>
-            </w:tcMar>
-            <w:shd w:val="clear" w:color="auto" w:fill="F2F5FB"/>
-          </w:tcPr>
-          <w:p>
-            <w:pPr>
-              <w:spacing w:after="0" w:line="252" w:lineRule="auto"/>
-            </w:pPr>
-            <w:r>
-              <w:rPr>
-                <w:rFonts w:ascii="Calibri" w:hAnsi="Calibri"/>
-                <w:sz w:val="17"/>
-              </w:rPr>
-              <w:t>Git and GitHub together, walked through on the projector line by line. Everyone ends with a live repository URL.</w:t>
-            </w:r>
-          </w:p>
-        </w:tc>
-        <w:tc>
-          <w:tcPr>
-            <w:tcW w:type="dxa" w:w="3253"/>
-            <w:tcMar>
-              <w:top w:w="60" w:type="dxa"/>
-              <w:start w:w="90" w:type="dxa"/>
-              <w:bottom w:w="60" w:type="dxa"/>
-              <w:end w:w="90" w:type="dxa"/>
-            </w:tcMar>
-            <w:shd w:val="clear" w:color="auto" w:fill="F2F5FB"/>
-          </w:tcPr>
-          <w:p>
-            <w:pPr>
-              <w:spacing w:after="0" w:line="252" w:lineRule="auto"/>
-            </w:pPr>
-            <w:r>
-              <w:rPr>
-                <w:rFonts w:ascii="Calibri" w:hAnsi="Calibri"/>
-                <w:sz w:val="17"/>
-              </w:rPr>
-              <w:t>Do this as a whole room in lockstep. Individually it takes three times as long.</w:t>
-            </w:r>
-          </w:p>
-        </w:tc>
-      </w:tr>
-      <w:tr>
-        <w:tc>
-          <w:tcPr>
-            <w:tcW w:type="dxa" w:w="1183"/>
-            <w:tcMar>
-              <w:top w:w="60" w:type="dxa"/>
-              <w:start w:w="90" w:type="dxa"/>
-              <w:bottom w:w="60" w:type="dxa"/>
-              <w:end w:w="90" w:type="dxa"/>
-            </w:tcMar>
-          </w:tcPr>
-          <w:p>
-            <w:pPr>
-              <w:spacing w:after="0" w:line="252" w:lineRule="auto"/>
-            </w:pPr>
-            <w:r>
-              <w:rPr>
-                <w:rFonts w:ascii="Calibri" w:hAnsi="Calibri"/>
-                <w:b/>
-                <w:sz w:val="17"/>
-              </w:rPr>
-              <w:t>2:35–2:45</w:t>
-            </w:r>
-          </w:p>
-        </w:tc>
-        <w:tc>
-          <w:tcPr>
-            <w:tcW w:type="dxa" w:w="5422"/>
-            <w:tcMar>
-              <w:top w:w="60" w:type="dxa"/>
-              <w:start w:w="90" w:type="dxa"/>
-              <w:bottom w:w="60" w:type="dxa"/>
-              <w:end w:w="90" w:type="dxa"/>
-            </w:tcMar>
-          </w:tcPr>
-          <w:p>
-            <w:pPr>
-              <w:spacing w:after="0" w:line="252" w:lineRule="auto"/>
-            </w:pPr>
-            <w:r>
-              <w:rPr>
-                <w:rFonts w:ascii="Calibri" w:hAnsi="Calibri"/>
-                <w:sz w:val="17"/>
-              </w:rPr>
-              <w:t>Break and Fix (Section 7). Four deliberately broken notebooks; teams diagnose and name the cause in one sentence each.</w:t>
-            </w:r>
-          </w:p>
-        </w:tc>
-        <w:tc>
-          <w:tcPr>
-            <w:tcW w:type="dxa" w:w="3253"/>
-            <w:tcMar>
-              <w:top w:w="60" w:type="dxa"/>
-              <w:start w:w="90" w:type="dxa"/>
-              <w:bottom w:w="60" w:type="dxa"/>
-              <w:end w:w="90" w:type="dxa"/>
-            </w:tcMar>
-          </w:tcPr>
-          <w:p>
-            <w:pPr>
-              <w:spacing w:after="0" w:line="252" w:lineRule="auto"/>
-            </w:pPr>
-            <w:r>
-              <w:rPr>
-                <w:rFonts w:ascii="Calibri" w:hAnsi="Calibri"/>
-                <w:sz w:val="17"/>
-              </w:rPr>
-              <w:t>This is the pedagogical point of the session, not a filler.</w:t>
-            </w:r>
-          </w:p>
-        </w:tc>
-      </w:tr>
-      <w:tr>
-        <w:tc>
-          <w:tcPr>
-            <w:tcW w:type="dxa" w:w="1183"/>
-            <w:tcMar>
-              <w:top w:w="60" w:type="dxa"/>
-              <w:start w:w="90" w:type="dxa"/>
-              <w:bottom w:w="60" w:type="dxa"/>
-              <w:end w:w="90" w:type="dxa"/>
-            </w:tcMar>
-            <w:shd w:val="clear" w:color="auto" w:fill="F2F5FB"/>
-          </w:tcPr>
-          <w:p>
-            <w:pPr>
-              <w:spacing w:after="0" w:line="252" w:lineRule="auto"/>
-            </w:pPr>
-            <w:r>
-              <w:rPr>
-                <w:rFonts w:ascii="Calibri" w:hAnsi="Calibri"/>
-                <w:b/>
-                <w:sz w:val="17"/>
-              </w:rPr>
-              <w:t>2:45–3:00</w:t>
-            </w:r>
-          </w:p>
-        </w:tc>
-        <w:tc>
-          <w:tcPr>
-            <w:tcW w:type="dxa" w:w="5422"/>
-            <w:tcMar>
-              <w:top w:w="60" w:type="dxa"/>
-              <w:start w:w="90" w:type="dxa"/>
-              <w:bottom w:w="60" w:type="dxa"/>
-              <w:end w:w="90" w:type="dxa"/>
-            </w:tcMar>
-            <w:shd w:val="clear" w:color="auto" w:fill="F2F5FB"/>
-          </w:tcPr>
-          <w:p>
-            <w:pPr>
-              <w:spacing w:after="0" w:line="252" w:lineRule="auto"/>
-            </w:pPr>
-            <w:r>
-              <w:rPr>
-                <w:rFonts w:ascii="Calibri" w:hAnsi="Calibri"/>
-                <w:sz w:val="17"/>
-              </w:rPr>
-              <w:t>CP0 diagnostic by QR — 8 questions, ungraded, ten minutes. Then A2 issued and the roster check.</w:t>
-            </w:r>
-          </w:p>
-        </w:tc>
-        <w:tc>
-          <w:tcPr>
-            <w:tcW w:type="dxa" w:w="3253"/>
-            <w:tcMar>
-              <w:top w:w="60" w:type="dxa"/>
-              <w:start w:w="90" w:type="dxa"/>
-              <w:bottom w:w="60" w:type="dxa"/>
-              <w:end w:w="90" w:type="dxa"/>
-            </w:tcMar>
-            <w:shd w:val="clear" w:color="auto" w:fill="F2F5FB"/>
-          </w:tcPr>
-          <w:p>
-            <w:pPr>
-              <w:spacing w:after="0" w:line="252" w:lineRule="auto"/>
-            </w:pPr>
-            <w:r>
-              <w:rPr>
-                <w:rFonts w:ascii="Calibri" w:hAnsi="Calibri"/>
-                <w:sz w:val="17"/>
-              </w:rPr>
-              <w:t>Say clearly that CP0 does not count. Its job is to show you who is not ready before Week 3.</w:t>
-            </w:r>
-          </w:p>
-        </w:tc>
-      </w:tr>
-    </w:tbl>
-    <w:p>
-      <w:pPr>
-        <w:spacing w:after="200"/>
-      </w:pPr>
-    </w:p>
-    <w:tbl>
-      <w:tblPr>
-        <w:tblW w:type="auto" w:w="0"/>
-        <w:jc w:val="center"/>
-        <w:tblLayout w:type="fixed"/>
-        <w:tblLook w:firstColumn="1" w:firstRow="1" w:lastColumn="0" w:lastRow="0" w:noHBand="0" w:noVBand="1" w:val="04A0"/>
-        <w:tblBorders>
-          <w:top w:val="single" w:sz="6" w:space="0" w:color="2E5C8A"/>
-          <w:bottom w:val="single" w:sz="6" w:space="0" w:color="2E5C8A"/>
-          <w:left w:val="single" w:sz="24" w:space="0" w:color="2E5C8A"/>
-          <w:right w:val="single" w:sz="6" w:space="0" w:color="2E5C8A"/>
-        </w:tblBorders>
-      </w:tblPr>
-      <w:tblGrid>
-        <w:gridCol w:w="9858"/>
-      </w:tblGrid>
-      <w:tr>
-        <w:tc>
-          <w:tcPr>
-            <w:tcW w:type="dxa" w:w="9858"/>
-            <w:tcMar>
-              <w:top w:w="110" w:type="dxa"/>
-              <w:start w:w="170" w:type="dxa"/>
-              <w:bottom w:w="110" w:type="dxa"/>
-              <w:end w:w="140" w:type="dxa"/>
-            </w:tcMar>
-            <w:shd w:val="clear" w:color="auto" w:fill="D9E2F3"/>
-          </w:tcPr>
-          <w:p>
-            <w:pPr>
-              <w:spacing w:after="60"/>
-            </w:pPr>
-            <w:r>
-              <w:rPr>
-                <w:rFonts w:ascii="Calibri" w:hAnsi="Calibri"/>
-                <w:b/>
-                <w:color w:val="2E5C8A"/>
-                <w:sz w:val="19"/>
-              </w:rPr>
-              <w:t>The judgement call you will have to make around 1:05</w:t>
-            </w:r>
-          </w:p>
-          <w:p>
-            <w:pPr>
-              <w:spacing w:after="0" w:line="269" w:lineRule="auto"/>
-            </w:pPr>
-            <w:r>
-              <w:rPr>
-                <w:rFonts w:ascii="Calibri" w:hAnsi="Calibri"/>
-                <w:sz w:val="20"/>
-              </w:rPr>
-              <w:t>If a substantial part of the room is still not installed by 1:05, do not push on and leave them behind. Split: send the students who are READY into the terminal and notebook work with a written task sheet and two helpers, and stay with the stuck group yourself. A cohort where sixty per cent are set up and forty per cent are lost is a much worse Week 3 than a cohort where everyone is set up and slightly behind on notebooks. The notebook material can be recovered in twenty minutes at the start of Week 3. A broken environment cannot.</w:t>
-            </w:r>
-          </w:p>
-        </w:tc>
-      </w:tr>
-    </w:tbl>
-    <w:p>
-      <w:pPr>
-        <w:spacing w:after="160"/>
-      </w:pPr>
-    </w:p>
-    <w:p>
-      <w:pPr>
-        <w:pStyle w:val="Heading1"/>
-      </w:pPr>
-      <w:r>
-        <w:t>6. Floor helper briefing</w:t>
-      </w:r>
-    </w:p>
-    <w:p>
-      <w:pPr>
-        <w:spacing w:after="160" w:before="0" w:line="276" w:lineRule="auto"/>
-      </w:pPr>
-      <w:r>
-        <w:rPr>
-          <w:rFonts w:ascii="Calibri" w:hAnsi="Calibri"/>
-          <w:b w:val="0"/>
-          <w:i w:val="0"/>
-          <w:sz w:val="21"/>
-        </w:rPr>
-        <w:t>Six to eight per cohort, identified from the Week 1 survey — students with any prior exposure to a computer beyond a phone. They must complete their own setup before the session, in office hours the week before, so they have already met the problems.</w:t>
-      </w:r>
-    </w:p>
-    <w:p>
-      <w:pPr>
-        <w:spacing w:after="160" w:before="0" w:line="276" w:lineRule="auto"/>
-      </w:pPr>
-      <w:r>
-        <w:rPr>
-          <w:rFonts w:ascii="Calibri" w:hAnsi="Calibri"/>
-          <w:b w:val="0"/>
-          <w:i w:val="0"/>
-          <w:sz w:val="21"/>
-        </w:rPr>
-        <w:t>Brief them on exactly four things.</w:t>
-      </w:r>
-    </w:p>
-    <w:tbl>
-      <w:tblPr>
-        <w:tblW w:type="auto" w:w="0"/>
-        <w:jc w:val="center"/>
-        <w:tblLayout w:type="fixed"/>
-        <w:tblLook w:firstColumn="1" w:firstRow="1" w:lastColumn="0" w:lastRow="0" w:noHBand="0" w:noVBand="1" w:val="04A0"/>
-        <w:tblLayout w:type="fixed"/>
-        <w:tblBorders>
-          <w:top w:val="single" w:sz="6" w:space="0" w:color="B4C6E7"/>
-          <w:left w:val="single" w:sz="6" w:space="0" w:color="B4C6E7"/>
-          <w:bottom w:val="single" w:sz="6" w:space="0" w:color="B4C6E7"/>
-          <w:right w:val="single" w:sz="6" w:space="0" w:color="B4C6E7"/>
-          <w:insideH w:val="single" w:sz="4" w:space="0" w:color="D9E2F3"/>
-          <w:insideV w:val="single" w:sz="4" w:space="0" w:color="D9E2F3"/>
-        </w:tblBorders>
-      </w:tblPr>
-      <w:tblGrid>
-        <w:gridCol w:w="5520"/>
-        <w:gridCol w:w="4337"/>
-      </w:tblGrid>
-      <w:tr>
-        <w:trPr>
-          <w:tblHeader w:val="true"/>
-        </w:trPr>
-        <w:tc>
-          <w:tcPr>
-            <w:tcW w:type="dxa" w:w="5520"/>
-            <w:shd w:val="clear" w:color="auto" w:fill="1F3864"/>
-            <w:tcMar>
-              <w:top w:w="60" w:type="dxa"/>
-              <w:start w:w="90" w:type="dxa"/>
-              <w:bottom w:w="60" w:type="dxa"/>
-              <w:end w:w="90" w:type="dxa"/>
-            </w:tcMar>
-          </w:tcPr>
-          <w:p>
-            <w:pPr>
-              <w:spacing w:after="0" w:line="240" w:lineRule="auto"/>
-            </w:pPr>
-            <w:r>
-              <w:rPr>
-                <w:rFonts w:ascii="Calibri" w:hAnsi="Calibri"/>
-                <w:b/>
-                <w:color w:val="FFFFFF"/>
-                <w:sz w:val="17"/>
-              </w:rPr>
-              <w:t>Rule</w:t>
-            </w:r>
-          </w:p>
-        </w:tc>
-        <w:tc>
-          <w:tcPr>
-            <w:tcW w:type="dxa" w:w="4338"/>
-            <w:shd w:val="clear" w:color="auto" w:fill="1F3864"/>
-            <w:tcMar>
-              <w:top w:w="60" w:type="dxa"/>
-              <w:start w:w="90" w:type="dxa"/>
-              <w:bottom w:w="60" w:type="dxa"/>
-              <w:end w:w="90" w:type="dxa"/>
-            </w:tcMar>
-          </w:tcPr>
-          <w:p>
-            <w:pPr>
-              <w:spacing w:after="0" w:line="240" w:lineRule="auto"/>
-            </w:pPr>
-            <w:r>
-              <w:rPr>
-                <w:rFonts w:ascii="Calibri" w:hAnsi="Calibri"/>
-                <w:b/>
-                <w:color w:val="FFFFFF"/>
-                <w:sz w:val="17"/>
-              </w:rPr>
-              <w:t>Why</w:t>
-            </w:r>
-          </w:p>
-        </w:tc>
-      </w:tr>
-      <w:tr>
-        <w:tc>
-          <w:tcPr>
-            <w:tcW w:type="dxa" w:w="5520"/>
-            <w:tcMar>
-              <w:top w:w="60" w:type="dxa"/>
-              <w:start w:w="90" w:type="dxa"/>
-              <w:bottom w:w="60" w:type="dxa"/>
-              <w:end w:w="90" w:type="dxa"/>
-            </w:tcMar>
-          </w:tcPr>
-          <w:p>
-            <w:pPr>
-              <w:spacing w:after="0" w:line="252" w:lineRule="auto"/>
-            </w:pPr>
-            <w:r>
-              <w:rPr>
-                <w:rFonts w:ascii="Calibri" w:hAnsi="Calibri"/>
-                <w:b/>
-                <w:sz w:val="17"/>
-              </w:rPr>
-              <w:t>Ask, do not type. Never touch another student's keyboard. Ask them what they typed and what it said.</w:t>
-            </w:r>
-          </w:p>
-        </w:tc>
-        <w:tc>
-          <w:tcPr>
-            <w:tcW w:type="dxa" w:w="4338"/>
-            <w:tcMar>
-              <w:top w:w="60" w:type="dxa"/>
-              <w:start w:w="90" w:type="dxa"/>
-              <w:bottom w:w="60" w:type="dxa"/>
-              <w:end w:w="90" w:type="dxa"/>
-            </w:tcMar>
-          </w:tcPr>
-          <w:p>
-            <w:pPr>
-              <w:spacing w:after="0" w:line="252" w:lineRule="auto"/>
-            </w:pPr>
-            <w:r>
-              <w:rPr>
-                <w:rFonts w:ascii="Calibri" w:hAnsi="Calibri"/>
-                <w:sz w:val="17"/>
-              </w:rPr>
-              <w:t>A helper who fixes it leaves the student unable to fix it next time. A helper who asks leaves them able.</w:t>
-            </w:r>
-          </w:p>
-        </w:tc>
-      </w:tr>
-      <w:tr>
-        <w:tc>
-          <w:tcPr>
-            <w:tcW w:type="dxa" w:w="5520"/>
-            <w:tcMar>
-              <w:top w:w="60" w:type="dxa"/>
-              <w:start w:w="90" w:type="dxa"/>
-              <w:bottom w:w="60" w:type="dxa"/>
-              <w:end w:w="90" w:type="dxa"/>
-            </w:tcMar>
-            <w:shd w:val="clear" w:color="auto" w:fill="F2F5FB"/>
-          </w:tcPr>
-          <w:p>
-            <w:pPr>
-              <w:spacing w:after="0" w:line="252" w:lineRule="auto"/>
-            </w:pPr>
-            <w:r>
-              <w:rPr>
-                <w:rFonts w:ascii="Calibri" w:hAnsi="Calibri"/>
-                <w:b/>
-                <w:sz w:val="17"/>
-              </w:rPr>
-              <w:t>Read the error message out loud, together, to the last line.</w:t>
-            </w:r>
-          </w:p>
-        </w:tc>
-        <w:tc>
-          <w:tcPr>
-            <w:tcW w:type="dxa" w:w="4338"/>
-            <w:tcMar>
-              <w:top w:w="60" w:type="dxa"/>
-              <w:start w:w="90" w:type="dxa"/>
-              <w:bottom w:w="60" w:type="dxa"/>
-              <w:end w:w="90" w:type="dxa"/>
-            </w:tcMar>
-            <w:shd w:val="clear" w:color="auto" w:fill="F2F5FB"/>
-          </w:tcPr>
-          <w:p>
-            <w:pPr>
-              <w:spacing w:after="0" w:line="252" w:lineRule="auto"/>
-            </w:pPr>
-            <w:r>
-              <w:rPr>
-                <w:rFonts w:ascii="Calibri" w:hAnsi="Calibri"/>
-                <w:sz w:val="17"/>
-              </w:rPr>
-              <w:t>Most beginners do not read errors at all. Modelling that once teaches more than the fix.</w:t>
-            </w:r>
-          </w:p>
-        </w:tc>
-      </w:tr>
-      <w:tr>
-        <w:tc>
-          <w:tcPr>
-            <w:tcW w:type="dxa" w:w="5520"/>
-            <w:tcMar>
-              <w:top w:w="60" w:type="dxa"/>
-              <w:start w:w="90" w:type="dxa"/>
-              <w:bottom w:w="60" w:type="dxa"/>
-              <w:end w:w="90" w:type="dxa"/>
-            </w:tcMar>
-          </w:tcPr>
-          <w:p>
-            <w:pPr>
-              <w:spacing w:after="0" w:line="252" w:lineRule="auto"/>
-            </w:pPr>
-            <w:r>
-              <w:rPr>
-                <w:rFonts w:ascii="Calibri" w:hAnsi="Calibri"/>
-                <w:b/>
-                <w:sz w:val="17"/>
-              </w:rPr>
-              <w:t>Three specific escalations come straight to the lecturer: 'No matching distribution found', a missing administrator password, and any hardware that is clearly not going to run this.</w:t>
-            </w:r>
-          </w:p>
-        </w:tc>
-        <w:tc>
-          <w:tcPr>
-            <w:tcW w:type="dxa" w:w="4338"/>
-            <w:tcMar>
-              <w:top w:w="60" w:type="dxa"/>
-              <w:start w:w="90" w:type="dxa"/>
-              <w:bottom w:w="60" w:type="dxa"/>
-              <w:end w:w="90" w:type="dxa"/>
-            </w:tcMar>
-          </w:tcPr>
-          <w:p>
-            <w:pPr>
-              <w:spacing w:after="0" w:line="252" w:lineRule="auto"/>
-            </w:pPr>
-            <w:r>
-              <w:rPr>
-                <w:rFonts w:ascii="Calibri" w:hAnsi="Calibri"/>
-                <w:sz w:val="17"/>
-              </w:rPr>
-              <w:t>These three cannot be solved by a peer, and a helper spending twenty minutes on one is worse than useless.</w:t>
-            </w:r>
-          </w:p>
-        </w:tc>
-      </w:tr>
-      <w:tr>
-        <w:tc>
-          <w:tcPr>
-            <w:tcW w:type="dxa" w:w="5520"/>
-            <w:tcMar>
-              <w:top w:w="60" w:type="dxa"/>
-              <w:start w:w="90" w:type="dxa"/>
-              <w:bottom w:w="60" w:type="dxa"/>
-              <w:end w:w="90" w:type="dxa"/>
-            </w:tcMar>
-            <w:shd w:val="clear" w:color="auto" w:fill="F2F5FB"/>
-          </w:tcPr>
-          <w:p>
-            <w:pPr>
-              <w:spacing w:after="0" w:line="252" w:lineRule="auto"/>
-            </w:pPr>
-            <w:r>
-              <w:rPr>
-                <w:rFonts w:ascii="Calibri" w:hAnsi="Calibri"/>
-                <w:b/>
-                <w:sz w:val="17"/>
-              </w:rPr>
-              <w:t>Enforce the five-minute rule on other people. If you see someone quiet and stuck, go to them.</w:t>
-            </w:r>
-          </w:p>
-        </w:tc>
-        <w:tc>
-          <w:tcPr>
-            <w:tcW w:type="dxa" w:w="4338"/>
-            <w:tcMar>
-              <w:top w:w="60" w:type="dxa"/>
-              <w:start w:w="90" w:type="dxa"/>
-              <w:bottom w:w="60" w:type="dxa"/>
-              <w:end w:w="90" w:type="dxa"/>
-            </w:tcMar>
-            <w:shd w:val="clear" w:color="auto" w:fill="F2F5FB"/>
-          </w:tcPr>
-          <w:p>
-            <w:pPr>
-              <w:spacing w:after="0" w:line="252" w:lineRule="auto"/>
-            </w:pPr>
-            <w:r>
-              <w:rPr>
-                <w:rFonts w:ascii="Calibri" w:hAnsi="Calibri"/>
-                <w:sz w:val="17"/>
-              </w:rPr>
-              <w:t>The students who most need help are the least likely to raise a hand. This is the helper's most valuable function.</w:t>
-            </w:r>
-          </w:p>
-        </w:tc>
-      </w:tr>
-    </w:tbl>
-    <w:p>
-      <w:r>
-        <w:br w:type="page"/>
+        <w:t>Allow sign-in before the five-minute question period. This is a low-stakes quiz with the existing 24-hour response window. The classroom countdown does not enforce a per-student timer. Check automatic closure after the window; failed closures must remain queued for retry.</w:t>
       </w:r>
     </w:p>
     <w:p>
@@ -3629,1701 +286,22 @@
         <w:pStyle w:val="Heading1"/>
       </w:pPr>
       <w:r>
-        <w:t>7. Break and Fix — the four broken notebooks</w:t>
+        <w:t>Fallback and exit check</w:t>
       </w:r>
     </w:p>
     <w:p>
-      <w:pPr>
-        <w:spacing w:after="160" w:before="0" w:line="276" w:lineRule="auto"/>
-      </w:pPr>
       <w:r>
-        <w:rPr>
-          <w:rFonts w:ascii="Calibri" w:hAnsi="Calibri"/>
-          <w:b w:val="0"/>
-          <w:i w:val="0"/>
-          <w:sz w:val="21"/>
-        </w:rPr>
-        <w:t>Build these before the session and distribute them offline. Teams get all four and must name the cause of each in one sentence. Nothing is being installed or repaired for real; the point is to meet four error messages under controlled conditions, so that meeting them alone in Week 5 is not frightening.</w:t>
-      </w:r>
-    </w:p>
-    <w:tbl>
-      <w:tblPr>
-        <w:tblW w:type="auto" w:w="0"/>
-        <w:jc w:val="center"/>
-        <w:tblLayout w:type="fixed"/>
-        <w:tblLook w:firstColumn="1" w:firstRow="1" w:lastColumn="0" w:lastRow="0" w:noHBand="0" w:noVBand="1" w:val="04A0"/>
-        <w:tblLayout w:type="fixed"/>
-        <w:tblBorders>
-          <w:top w:val="single" w:sz="6" w:space="0" w:color="B4C6E7"/>
-          <w:left w:val="single" w:sz="6" w:space="0" w:color="B4C6E7"/>
-          <w:bottom w:val="single" w:sz="6" w:space="0" w:color="B4C6E7"/>
-          <w:right w:val="single" w:sz="6" w:space="0" w:color="B4C6E7"/>
-          <w:insideH w:val="single" w:sz="4" w:space="0" w:color="D9E2F3"/>
-          <w:insideV w:val="single" w:sz="4" w:space="0" w:color="D9E2F3"/>
-        </w:tblBorders>
-      </w:tblPr>
-      <w:tblGrid>
-        <w:gridCol w:w="394"/>
-        <w:gridCol w:w="3351"/>
-        <w:gridCol w:w="2760"/>
-        <w:gridCol w:w="3351"/>
-      </w:tblGrid>
-      <w:tr>
-        <w:trPr>
-          <w:tblHeader w:val="true"/>
-        </w:trPr>
-        <w:tc>
-          <w:tcPr>
-            <w:tcW w:type="dxa" w:w="394"/>
-            <w:shd w:val="clear" w:color="auto" w:fill="1F3864"/>
-            <w:tcMar>
-              <w:top w:w="60" w:type="dxa"/>
-              <w:start w:w="90" w:type="dxa"/>
-              <w:bottom w:w="60" w:type="dxa"/>
-              <w:end w:w="90" w:type="dxa"/>
-            </w:tcMar>
-          </w:tcPr>
-          <w:p>
-            <w:pPr>
-              <w:spacing w:after="0" w:line="240" w:lineRule="auto"/>
-            </w:pPr>
-            <w:r>
-              <w:rPr>
-                <w:rFonts w:ascii="Calibri" w:hAnsi="Calibri"/>
-                <w:b/>
-                <w:color w:val="FFFFFF"/>
-                <w:sz w:val="17"/>
-              </w:rPr>
-              <w:t>#</w:t>
-            </w:r>
-          </w:p>
-        </w:tc>
-        <w:tc>
-          <w:tcPr>
-            <w:tcW w:type="dxa" w:w="3352"/>
-            <w:shd w:val="clear" w:color="auto" w:fill="1F3864"/>
-            <w:tcMar>
-              <w:top w:w="60" w:type="dxa"/>
-              <w:start w:w="90" w:type="dxa"/>
-              <w:bottom w:w="60" w:type="dxa"/>
-              <w:end w:w="90" w:type="dxa"/>
-            </w:tcMar>
-          </w:tcPr>
-          <w:p>
-            <w:pPr>
-              <w:spacing w:after="0" w:line="240" w:lineRule="auto"/>
-            </w:pPr>
-            <w:r>
-              <w:rPr>
-                <w:rFonts w:ascii="Calibri" w:hAnsi="Calibri"/>
-                <w:b/>
-                <w:color w:val="FFFFFF"/>
-                <w:sz w:val="17"/>
-              </w:rPr>
-              <w:t>The fault to plant</w:t>
-            </w:r>
-          </w:p>
-        </w:tc>
-        <w:tc>
-          <w:tcPr>
-            <w:tcW w:type="dxa" w:w="2760"/>
-            <w:shd w:val="clear" w:color="auto" w:fill="1F3864"/>
-            <w:tcMar>
-              <w:top w:w="60" w:type="dxa"/>
-              <w:start w:w="90" w:type="dxa"/>
-              <w:bottom w:w="60" w:type="dxa"/>
-              <w:end w:w="90" w:type="dxa"/>
-            </w:tcMar>
-          </w:tcPr>
-          <w:p>
-            <w:pPr>
-              <w:spacing w:after="0" w:line="240" w:lineRule="auto"/>
-            </w:pPr>
-            <w:r>
-              <w:rPr>
-                <w:rFonts w:ascii="Calibri" w:hAnsi="Calibri"/>
-                <w:b/>
-                <w:color w:val="FFFFFF"/>
-                <w:sz w:val="17"/>
-              </w:rPr>
-              <w:t>What they should see</w:t>
-            </w:r>
-          </w:p>
-        </w:tc>
-        <w:tc>
-          <w:tcPr>
-            <w:tcW w:type="dxa" w:w="3352"/>
-            <w:shd w:val="clear" w:color="auto" w:fill="1F3864"/>
-            <w:tcMar>
-              <w:top w:w="60" w:type="dxa"/>
-              <w:start w:w="90" w:type="dxa"/>
-              <w:bottom w:w="60" w:type="dxa"/>
-              <w:end w:w="90" w:type="dxa"/>
-            </w:tcMar>
-          </w:tcPr>
-          <w:p>
-            <w:pPr>
-              <w:spacing w:after="0" w:line="240" w:lineRule="auto"/>
-            </w:pPr>
-            <w:r>
-              <w:rPr>
-                <w:rFonts w:ascii="Calibri" w:hAnsi="Calibri"/>
-                <w:b/>
-                <w:color w:val="FFFFFF"/>
-                <w:sz w:val="17"/>
-              </w:rPr>
-              <w:t>The sentence you are listening for</w:t>
-            </w:r>
-          </w:p>
-        </w:tc>
-      </w:tr>
-      <w:tr>
-        <w:tc>
-          <w:tcPr>
-            <w:tcW w:type="dxa" w:w="394"/>
-            <w:tcMar>
-              <w:top w:w="60" w:type="dxa"/>
-              <w:start w:w="90" w:type="dxa"/>
-              <w:bottom w:w="60" w:type="dxa"/>
-              <w:end w:w="90" w:type="dxa"/>
-            </w:tcMar>
-          </w:tcPr>
-          <w:p>
-            <w:pPr>
-              <w:spacing w:after="0" w:line="252" w:lineRule="auto"/>
-            </w:pPr>
-            <w:r>
-              <w:rPr>
-                <w:rFonts w:ascii="Calibri" w:hAnsi="Calibri"/>
-                <w:b/>
-                <w:sz w:val="17"/>
-              </w:rPr>
-              <w:t>1</w:t>
-            </w:r>
-          </w:p>
-        </w:tc>
-        <w:tc>
-          <w:tcPr>
-            <w:tcW w:type="dxa" w:w="3352"/>
-            <w:tcMar>
-              <w:top w:w="60" w:type="dxa"/>
-              <w:start w:w="90" w:type="dxa"/>
-              <w:bottom w:w="60" w:type="dxa"/>
-              <w:end w:w="90" w:type="dxa"/>
-            </w:tcMar>
-          </w:tcPr>
-          <w:p>
-            <w:pPr>
-              <w:spacing w:after="0" w:line="252" w:lineRule="auto"/>
-            </w:pPr>
-            <w:r>
-              <w:rPr>
-                <w:rFonts w:ascii="Calibri" w:hAnsi="Calibri"/>
-                <w:sz w:val="17"/>
-              </w:rPr>
-              <w:t>A notebook that imports a package which is not installed — use a plausible name that is genuinely absent, e.g. an import of a package the course does not use.</w:t>
-            </w:r>
-          </w:p>
-        </w:tc>
-        <w:tc>
-          <w:tcPr>
-            <w:tcW w:type="dxa" w:w="2760"/>
-            <w:tcMar>
-              <w:top w:w="60" w:type="dxa"/>
-              <w:start w:w="90" w:type="dxa"/>
-              <w:bottom w:w="60" w:type="dxa"/>
-              <w:end w:w="90" w:type="dxa"/>
-            </w:tcMar>
-          </w:tcPr>
-          <w:p>
-            <w:pPr>
-              <w:spacing w:after="0" w:line="252" w:lineRule="auto"/>
-            </w:pPr>
-            <w:r>
-              <w:rPr>
-                <w:rFonts w:ascii="Calibri" w:hAnsi="Calibri"/>
-                <w:sz w:val="17"/>
-              </w:rPr>
-              <w:t>ModuleNotFoundError: No module named '...'</w:t>
-            </w:r>
-          </w:p>
-        </w:tc>
-        <w:tc>
-          <w:tcPr>
-            <w:tcW w:type="dxa" w:w="3352"/>
-            <w:tcMar>
-              <w:top w:w="60" w:type="dxa"/>
-              <w:start w:w="90" w:type="dxa"/>
-              <w:bottom w:w="60" w:type="dxa"/>
-              <w:end w:w="90" w:type="dxa"/>
-            </w:tcMar>
-          </w:tcPr>
-          <w:p>
-            <w:pPr>
-              <w:spacing w:after="0" w:line="252" w:lineRule="auto"/>
-            </w:pPr>
-            <w:r>
-              <w:rPr>
-                <w:rFonts w:ascii="Calibri" w:hAnsi="Calibri"/>
-                <w:sz w:val="17"/>
-              </w:rPr>
-              <w:t>'The package is not installed for the Python this notebook is using.'</w:t>
-            </w:r>
-          </w:p>
-        </w:tc>
-      </w:tr>
-      <w:tr>
-        <w:tc>
-          <w:tcPr>
-            <w:tcW w:type="dxa" w:w="394"/>
-            <w:tcMar>
-              <w:top w:w="60" w:type="dxa"/>
-              <w:start w:w="90" w:type="dxa"/>
-              <w:bottom w:w="60" w:type="dxa"/>
-              <w:end w:w="90" w:type="dxa"/>
-            </w:tcMar>
-            <w:shd w:val="clear" w:color="auto" w:fill="F2F5FB"/>
-          </w:tcPr>
-          <w:p>
-            <w:pPr>
-              <w:spacing w:after="0" w:line="252" w:lineRule="auto"/>
-            </w:pPr>
-            <w:r>
-              <w:rPr>
-                <w:rFonts w:ascii="Calibri" w:hAnsi="Calibri"/>
-                <w:b/>
-                <w:sz w:val="17"/>
-              </w:rPr>
-              <w:t>2</w:t>
-            </w:r>
-          </w:p>
-        </w:tc>
-        <w:tc>
-          <w:tcPr>
-            <w:tcW w:type="dxa" w:w="3352"/>
-            <w:tcMar>
-              <w:top w:w="60" w:type="dxa"/>
-              <w:start w:w="90" w:type="dxa"/>
-              <w:bottom w:w="60" w:type="dxa"/>
-              <w:end w:w="90" w:type="dxa"/>
-            </w:tcMar>
-            <w:shd w:val="clear" w:color="auto" w:fill="F2F5FB"/>
-          </w:tcPr>
-          <w:p>
-            <w:pPr>
-              <w:spacing w:after="0" w:line="252" w:lineRule="auto"/>
-            </w:pPr>
-            <w:r>
-              <w:rPr>
-                <w:rFonts w:ascii="Calibri" w:hAnsi="Calibri"/>
-                <w:sz w:val="17"/>
-              </w:rPr>
-              <w:t>A notebook saved with a kernel that does not exist on their machine, or pointed at the wrong Python.</w:t>
-            </w:r>
-          </w:p>
-        </w:tc>
-        <w:tc>
-          <w:tcPr>
-            <w:tcW w:type="dxa" w:w="2760"/>
-            <w:tcMar>
-              <w:top w:w="60" w:type="dxa"/>
-              <w:start w:w="90" w:type="dxa"/>
-              <w:bottom w:w="60" w:type="dxa"/>
-              <w:end w:w="90" w:type="dxa"/>
-            </w:tcMar>
-            <w:shd w:val="clear" w:color="auto" w:fill="F2F5FB"/>
-          </w:tcPr>
-          <w:p>
-            <w:pPr>
-              <w:spacing w:after="0" w:line="252" w:lineRule="auto"/>
-            </w:pPr>
-            <w:r>
-              <w:rPr>
-                <w:rFonts w:ascii="Calibri" w:hAnsi="Calibri"/>
-                <w:sz w:val="17"/>
-              </w:rPr>
-              <w:t>Kernel selection prompt, or imports failing that work fine in the terminal</w:t>
-            </w:r>
-          </w:p>
-        </w:tc>
-        <w:tc>
-          <w:tcPr>
-            <w:tcW w:type="dxa" w:w="3352"/>
-            <w:tcMar>
-              <w:top w:w="60" w:type="dxa"/>
-              <w:start w:w="90" w:type="dxa"/>
-              <w:bottom w:w="60" w:type="dxa"/>
-              <w:end w:w="90" w:type="dxa"/>
-            </w:tcMar>
-            <w:shd w:val="clear" w:color="auto" w:fill="F2F5FB"/>
-          </w:tcPr>
-          <w:p>
-            <w:pPr>
-              <w:spacing w:after="0" w:line="252" w:lineRule="auto"/>
-            </w:pPr>
-            <w:r>
-              <w:rPr>
-                <w:rFonts w:ascii="Calibri" w:hAnsi="Calibri"/>
-                <w:sz w:val="17"/>
-              </w:rPr>
-              <w:t>'The notebook and the terminal are using two different Pythons.'</w:t>
-            </w:r>
-          </w:p>
-        </w:tc>
-      </w:tr>
-      <w:tr>
-        <w:tc>
-          <w:tcPr>
-            <w:tcW w:type="dxa" w:w="394"/>
-            <w:tcMar>
-              <w:top w:w="60" w:type="dxa"/>
-              <w:start w:w="90" w:type="dxa"/>
-              <w:bottom w:w="60" w:type="dxa"/>
-              <w:end w:w="90" w:type="dxa"/>
-            </w:tcMar>
-          </w:tcPr>
-          <w:p>
-            <w:pPr>
-              <w:spacing w:after="0" w:line="252" w:lineRule="auto"/>
-            </w:pPr>
-            <w:r>
-              <w:rPr>
-                <w:rFonts w:ascii="Calibri" w:hAnsi="Calibri"/>
-                <w:b/>
-                <w:sz w:val="17"/>
-              </w:rPr>
-              <w:t>3</w:t>
-            </w:r>
-          </w:p>
-        </w:tc>
-        <w:tc>
-          <w:tcPr>
-            <w:tcW w:type="dxa" w:w="3352"/>
-            <w:tcMar>
-              <w:top w:w="60" w:type="dxa"/>
-              <w:start w:w="90" w:type="dxa"/>
-              <w:bottom w:w="60" w:type="dxa"/>
-              <w:end w:w="90" w:type="dxa"/>
-            </w:tcMar>
-          </w:tcPr>
-          <w:p>
-            <w:pPr>
-              <w:spacing w:after="0" w:line="252" w:lineRule="auto"/>
-            </w:pPr>
-            <w:r>
-              <w:rPr>
-                <w:rFonts w:ascii="Calibri" w:hAnsi="Calibri"/>
-                <w:sz w:val="17"/>
-              </w:rPr>
-              <w:t>A notebook that reads a CSV by a path that is correct only if you are in a different folder.</w:t>
-            </w:r>
-          </w:p>
-        </w:tc>
-        <w:tc>
-          <w:tcPr>
-            <w:tcW w:type="dxa" w:w="2760"/>
-            <w:tcMar>
-              <w:top w:w="60" w:type="dxa"/>
-              <w:start w:w="90" w:type="dxa"/>
-              <w:bottom w:w="60" w:type="dxa"/>
-              <w:end w:w="90" w:type="dxa"/>
-            </w:tcMar>
-          </w:tcPr>
-          <w:p>
-            <w:pPr>
-              <w:spacing w:after="0" w:line="252" w:lineRule="auto"/>
-            </w:pPr>
-            <w:r>
-              <w:rPr>
-                <w:rFonts w:ascii="Calibri" w:hAnsi="Calibri"/>
-                <w:sz w:val="17"/>
-              </w:rPr>
-              <w:t>FileNotFoundError with the path in the message</w:t>
-            </w:r>
-          </w:p>
-        </w:tc>
-        <w:tc>
-          <w:tcPr>
-            <w:tcW w:type="dxa" w:w="3352"/>
-            <w:tcMar>
-              <w:top w:w="60" w:type="dxa"/>
-              <w:start w:w="90" w:type="dxa"/>
-              <w:bottom w:w="60" w:type="dxa"/>
-              <w:end w:w="90" w:type="dxa"/>
-            </w:tcMar>
-          </w:tcPr>
-          <w:p>
-            <w:pPr>
-              <w:spacing w:after="0" w:line="252" w:lineRule="auto"/>
-            </w:pPr>
-            <w:r>
-              <w:rPr>
-                <w:rFonts w:ascii="Calibri" w:hAnsi="Calibri"/>
-                <w:sz w:val="17"/>
-              </w:rPr>
-              <w:t>'Python is looking in the folder it was started in, not the one the file is in.'</w:t>
-            </w:r>
-          </w:p>
-        </w:tc>
-      </w:tr>
-      <w:tr>
-        <w:tc>
-          <w:tcPr>
-            <w:tcW w:type="dxa" w:w="394"/>
-            <w:tcMar>
-              <w:top w:w="60" w:type="dxa"/>
-              <w:start w:w="90" w:type="dxa"/>
-              <w:bottom w:w="60" w:type="dxa"/>
-              <w:end w:w="90" w:type="dxa"/>
-            </w:tcMar>
-            <w:shd w:val="clear" w:color="auto" w:fill="F2F5FB"/>
-          </w:tcPr>
-          <w:p>
-            <w:pPr>
-              <w:spacing w:after="0" w:line="252" w:lineRule="auto"/>
-            </w:pPr>
-            <w:r>
-              <w:rPr>
-                <w:rFonts w:ascii="Calibri" w:hAnsi="Calibri"/>
-                <w:b/>
-                <w:sz w:val="17"/>
-              </w:rPr>
-              <w:t>4</w:t>
-            </w:r>
-          </w:p>
-        </w:tc>
-        <w:tc>
-          <w:tcPr>
-            <w:tcW w:type="dxa" w:w="3352"/>
-            <w:tcMar>
-              <w:top w:w="60" w:type="dxa"/>
-              <w:start w:w="90" w:type="dxa"/>
-              <w:bottom w:w="60" w:type="dxa"/>
-              <w:end w:w="90" w:type="dxa"/>
-            </w:tcMar>
-            <w:shd w:val="clear" w:color="auto" w:fill="F2F5FB"/>
-          </w:tcPr>
-          <w:p>
-            <w:pPr>
-              <w:spacing w:after="0" w:line="252" w:lineRule="auto"/>
-            </w:pPr>
-            <w:r>
-              <w:rPr>
-                <w:rFonts w:ascii="Calibri" w:hAnsi="Calibri"/>
-                <w:sz w:val="17"/>
-              </w:rPr>
-              <w:t>A notebook whose cells produce the WRONG answer when run top to bottom, because it was saved after being run out of order — the classic accumulator run twice.</w:t>
-            </w:r>
-          </w:p>
-        </w:tc>
-        <w:tc>
-          <w:tcPr>
-            <w:tcW w:type="dxa" w:w="2760"/>
-            <w:tcMar>
-              <w:top w:w="60" w:type="dxa"/>
-              <w:start w:w="90" w:type="dxa"/>
-              <w:bottom w:w="60" w:type="dxa"/>
-              <w:end w:w="90" w:type="dxa"/>
-            </w:tcMar>
-            <w:shd w:val="clear" w:color="auto" w:fill="F2F5FB"/>
-          </w:tcPr>
-          <w:p>
-            <w:pPr>
-              <w:spacing w:after="0" w:line="252" w:lineRule="auto"/>
-            </w:pPr>
-            <w:r>
-              <w:rPr>
-                <w:rFonts w:ascii="Calibri" w:hAnsi="Calibri"/>
-                <w:sz w:val="17"/>
-              </w:rPr>
-              <w:t>No error at all. A plausible but wrong number.</w:t>
-            </w:r>
-          </w:p>
-        </w:tc>
-        <w:tc>
-          <w:tcPr>
-            <w:tcW w:type="dxa" w:w="3352"/>
-            <w:tcMar>
-              <w:top w:w="60" w:type="dxa"/>
-              <w:start w:w="90" w:type="dxa"/>
-              <w:bottom w:w="60" w:type="dxa"/>
-              <w:end w:w="90" w:type="dxa"/>
-            </w:tcMar>
-            <w:shd w:val="clear" w:color="auto" w:fill="F2F5FB"/>
-          </w:tcPr>
-          <w:p>
-            <w:pPr>
-              <w:spacing w:after="0" w:line="252" w:lineRule="auto"/>
-            </w:pPr>
-            <w:r>
-              <w:rPr>
-                <w:rFonts w:ascii="Calibri" w:hAnsi="Calibri"/>
-                <w:sz w:val="17"/>
-              </w:rPr>
-              <w:t>'It ran without complaining and the answer is still wrong.'</w:t>
-            </w:r>
-          </w:p>
-        </w:tc>
-      </w:tr>
-    </w:tbl>
-    <w:p>
-      <w:pPr>
-        <w:spacing w:after="200"/>
-      </w:pPr>
-    </w:p>
-    <w:tbl>
-      <w:tblPr>
-        <w:tblW w:type="auto" w:w="0"/>
-        <w:jc w:val="center"/>
-        <w:tblLayout w:type="fixed"/>
-        <w:tblLook w:firstColumn="1" w:firstRow="1" w:lastColumn="0" w:lastRow="0" w:noHBand="0" w:noVBand="1" w:val="04A0"/>
-        <w:tblBorders>
-          <w:top w:val="single" w:sz="6" w:space="0" w:color="C00000"/>
-          <w:bottom w:val="single" w:sz="6" w:space="0" w:color="C00000"/>
-          <w:left w:val="single" w:sz="24" w:space="0" w:color="C00000"/>
-          <w:right w:val="single" w:sz="6" w:space="0" w:color="C00000"/>
-        </w:tblBorders>
-      </w:tblPr>
-      <w:tblGrid>
-        <w:gridCol w:w="9858"/>
-      </w:tblGrid>
-      <w:tr>
-        <w:tc>
-          <w:tcPr>
-            <w:tcW w:type="dxa" w:w="9858"/>
-            <w:tcMar>
-              <w:top w:w="110" w:type="dxa"/>
-              <w:start w:w="170" w:type="dxa"/>
-              <w:bottom w:w="110" w:type="dxa"/>
-              <w:end w:w="140" w:type="dxa"/>
-            </w:tcMar>
-            <w:shd w:val="clear" w:color="auto" w:fill="FCE4E4"/>
-          </w:tcPr>
-          <w:p>
-            <w:pPr>
-              <w:spacing w:after="60"/>
-            </w:pPr>
-            <w:r>
-              <w:rPr>
-                <w:rFonts w:ascii="Calibri" w:hAnsi="Calibri"/>
-                <w:b/>
-                <w:color w:val="C00000"/>
-                <w:sz w:val="19"/>
-              </w:rPr>
-              <w:t>Number four is the one that matters</w:t>
-            </w:r>
-          </w:p>
-          <w:p>
-            <w:pPr>
-              <w:spacing w:after="0" w:line="269" w:lineRule="auto"/>
-            </w:pPr>
-            <w:r>
-              <w:rPr>
-                <w:rFonts w:ascii="Calibri" w:hAnsi="Calibri"/>
-                <w:sz w:val="20"/>
-              </w:rPr>
-              <w:t>The first three throw an error, and an error is a gift — it tells you something is wrong. The fourth produces a clean, confident, wrong answer, and that is the failure mode that will destroy their Week 10 model and their Week 14 test. Spend the last three minutes of the exercise on it, and name the habit that prevents it: Restart &amp; Run All before you believe anything.</w:t>
-              <w:br/>
-              <w:br/>
-              <w:t>This is also the moment to tell them that from Week 5 their submitted work is checked by a machine that does exactly that, from a clean start. It lands much better here, as a helpful warning, than in Week 5 as a rule.</w:t>
-            </w:r>
-          </w:p>
-        </w:tc>
-      </w:tr>
-    </w:tbl>
-    <w:p>
-      <w:pPr>
-        <w:spacing w:after="160"/>
-      </w:pPr>
-    </w:p>
-    <w:p>
-      <w:pPr>
-        <w:pStyle w:val="Heading1"/>
-      </w:pPr>
-      <w:r>
-        <w:t>8. Contingencies</w:t>
-      </w:r>
-    </w:p>
-    <w:tbl>
-      <w:tblPr>
-        <w:tblW w:type="auto" w:w="0"/>
-        <w:jc w:val="center"/>
-        <w:tblLayout w:type="fixed"/>
-        <w:tblLook w:firstColumn="1" w:firstRow="1" w:lastColumn="0" w:lastRow="0" w:noHBand="0" w:noVBand="1" w:val="04A0"/>
-        <w:tblLayout w:type="fixed"/>
-        <w:tblBorders>
-          <w:top w:val="single" w:sz="6" w:space="0" w:color="B4C6E7"/>
-          <w:left w:val="single" w:sz="6" w:space="0" w:color="B4C6E7"/>
-          <w:bottom w:val="single" w:sz="6" w:space="0" w:color="B4C6E7"/>
-          <w:right w:val="single" w:sz="6" w:space="0" w:color="B4C6E7"/>
-          <w:insideH w:val="single" w:sz="4" w:space="0" w:color="D9E2F3"/>
-          <w:insideV w:val="single" w:sz="4" w:space="0" w:color="D9E2F3"/>
-        </w:tblBorders>
-      </w:tblPr>
-      <w:tblGrid>
-        <w:gridCol w:w="2957"/>
-        <w:gridCol w:w="6900"/>
-      </w:tblGrid>
-      <w:tr>
-        <w:trPr>
-          <w:tblHeader w:val="true"/>
-        </w:trPr>
-        <w:tc>
-          <w:tcPr>
-            <w:tcW w:type="dxa" w:w="2957"/>
-            <w:shd w:val="clear" w:color="auto" w:fill="1F3864"/>
-            <w:tcMar>
-              <w:top w:w="60" w:type="dxa"/>
-              <w:start w:w="90" w:type="dxa"/>
-              <w:bottom w:w="60" w:type="dxa"/>
-              <w:end w:w="90" w:type="dxa"/>
-            </w:tcMar>
-          </w:tcPr>
-          <w:p>
-            <w:pPr>
-              <w:spacing w:after="0" w:line="240" w:lineRule="auto"/>
-            </w:pPr>
-            <w:r>
-              <w:rPr>
-                <w:rFonts w:ascii="Calibri" w:hAnsi="Calibri"/>
-                <w:b/>
-                <w:color w:val="FFFFFF"/>
-                <w:sz w:val="17"/>
-              </w:rPr>
-              <w:t>If this happens</w:t>
-            </w:r>
-          </w:p>
-        </w:tc>
-        <w:tc>
-          <w:tcPr>
-            <w:tcW w:type="dxa" w:w="6901"/>
-            <w:shd w:val="clear" w:color="auto" w:fill="1F3864"/>
-            <w:tcMar>
-              <w:top w:w="60" w:type="dxa"/>
-              <w:start w:w="90" w:type="dxa"/>
-              <w:bottom w:w="60" w:type="dxa"/>
-              <w:end w:w="90" w:type="dxa"/>
-            </w:tcMar>
-          </w:tcPr>
-          <w:p>
-            <w:pPr>
-              <w:spacing w:after="0" w:line="240" w:lineRule="auto"/>
-            </w:pPr>
-            <w:r>
-              <w:rPr>
-                <w:rFonts w:ascii="Calibri" w:hAnsi="Calibri"/>
-                <w:b/>
-                <w:color w:val="FFFFFF"/>
-                <w:sz w:val="17"/>
-              </w:rPr>
-              <w:t>Do this</w:t>
-            </w:r>
-          </w:p>
-        </w:tc>
-      </w:tr>
-      <w:tr>
-        <w:tc>
-          <w:tcPr>
-            <w:tcW w:type="dxa" w:w="2957"/>
-            <w:tcMar>
-              <w:top w:w="60" w:type="dxa"/>
-              <w:start w:w="90" w:type="dxa"/>
-              <w:bottom w:w="60" w:type="dxa"/>
-              <w:end w:w="90" w:type="dxa"/>
-            </w:tcMar>
-          </w:tcPr>
-          <w:p>
-            <w:pPr>
-              <w:spacing w:after="0" w:line="252" w:lineRule="auto"/>
-            </w:pPr>
-            <w:r>
-              <w:rPr>
-                <w:rFonts w:ascii="Calibri" w:hAnsi="Calibri"/>
-                <w:b/>
-                <w:sz w:val="17"/>
-              </w:rPr>
-              <w:t>The network is down entirely</w:t>
-            </w:r>
-          </w:p>
-        </w:tc>
-        <w:tc>
-          <w:tcPr>
-            <w:tcW w:type="dxa" w:w="6901"/>
-            <w:tcMar>
-              <w:top w:w="60" w:type="dxa"/>
-              <w:start w:w="90" w:type="dxa"/>
-              <w:bottom w:w="60" w:type="dxa"/>
-              <w:end w:w="90" w:type="dxa"/>
-            </w:tcMar>
-          </w:tcPr>
-          <w:p>
-            <w:pPr>
-              <w:spacing w:after="0" w:line="252" w:lineRule="auto"/>
-            </w:pPr>
-            <w:r>
-              <w:rPr>
-                <w:rFonts w:ascii="Calibri" w:hAnsi="Calibri"/>
-                <w:sz w:val="17"/>
-              </w:rPr>
-              <w:t>Nothing in the session actually needs the internet except creating GitHub repositories. Run everything else from USB. Move the Git and GitHub block to the start of Week 3 and use the recovered time on the notebook. Run CP0 on the paper copies you printed.</w:t>
-            </w:r>
-          </w:p>
-        </w:tc>
-      </w:tr>
-      <w:tr>
-        <w:tc>
-          <w:tcPr>
-            <w:tcW w:type="dxa" w:w="2957"/>
-            <w:tcMar>
-              <w:top w:w="60" w:type="dxa"/>
-              <w:start w:w="90" w:type="dxa"/>
-              <w:bottom w:w="60" w:type="dxa"/>
-              <w:end w:w="90" w:type="dxa"/>
-            </w:tcMar>
-            <w:shd w:val="clear" w:color="auto" w:fill="F2F5FB"/>
-          </w:tcPr>
-          <w:p>
-            <w:pPr>
-              <w:spacing w:after="0" w:line="252" w:lineRule="auto"/>
-            </w:pPr>
-            <w:r>
-              <w:rPr>
-                <w:rFonts w:ascii="Calibri" w:hAnsi="Calibri"/>
-                <w:b/>
-                <w:sz w:val="17"/>
-              </w:rPr>
-              <w:t>The power is out</w:t>
-            </w:r>
-          </w:p>
-        </w:tc>
-        <w:tc>
-          <w:tcPr>
-            <w:tcW w:type="dxa" w:w="6901"/>
-            <w:tcMar>
-              <w:top w:w="60" w:type="dxa"/>
-              <w:start w:w="90" w:type="dxa"/>
-              <w:bottom w:w="60" w:type="dxa"/>
-              <w:end w:w="90" w:type="dxa"/>
-            </w:tcMar>
-            <w:shd w:val="clear" w:color="auto" w:fill="F2F5FB"/>
-          </w:tcPr>
-          <w:p>
-            <w:pPr>
-              <w:spacing w:after="0" w:line="252" w:lineRule="auto"/>
-            </w:pPr>
-            <w:r>
-              <w:rPr>
-                <w:rFonts w:ascii="Calibri" w:hAnsi="Calibri"/>
-                <w:sz w:val="17"/>
-              </w:rPr>
-              <w:t>Students arrive charged because the Setup Guide told them to, which buys you the session. Teach the tool map from the printed cheat sheet and the board. If it is a scheduled outage, swap this session with Week 3 — Python fundamentals need far less machine time.</w:t>
-            </w:r>
-          </w:p>
-        </w:tc>
-      </w:tr>
-      <w:tr>
-        <w:tc>
-          <w:tcPr>
-            <w:tcW w:type="dxa" w:w="2957"/>
-            <w:tcMar>
-              <w:top w:w="60" w:type="dxa"/>
-              <w:start w:w="90" w:type="dxa"/>
-              <w:bottom w:w="60" w:type="dxa"/>
-              <w:end w:w="90" w:type="dxa"/>
-            </w:tcMar>
-          </w:tcPr>
-          <w:p>
-            <w:pPr>
-              <w:spacing w:after="0" w:line="252" w:lineRule="auto"/>
-            </w:pPr>
-            <w:r>
-              <w:rPr>
-                <w:rFonts w:ascii="Calibri" w:hAnsi="Calibri"/>
-                <w:b/>
-                <w:sz w:val="17"/>
-              </w:rPr>
-              <w:t>The share exists but students cannot reach it</w:t>
-            </w:r>
-          </w:p>
-        </w:tc>
-        <w:tc>
-          <w:tcPr>
-            <w:tcW w:type="dxa" w:w="6901"/>
-            <w:tcMar>
-              <w:top w:w="60" w:type="dxa"/>
-              <w:start w:w="90" w:type="dxa"/>
-              <w:bottom w:w="60" w:type="dxa"/>
-              <w:end w:w="90" w:type="dxa"/>
-            </w:tcMar>
-          </w:tcPr>
-          <w:p>
-            <w:pPr>
-              <w:spacing w:after="0" w:line="252" w:lineRule="auto"/>
-            </w:pPr>
-            <w:r>
-              <w:rPr>
-                <w:rFonts w:ascii="Calibri" w:hAnsi="Calibri"/>
-                <w:sz w:val="17"/>
-              </w:rPr>
-              <w:t>Switch entirely to USB plus peer-to-peer and announce it immediately rather than letting people keep trying. This is why you test the share from a student account beforehand.</w:t>
-            </w:r>
-          </w:p>
-        </w:tc>
-      </w:tr>
-      <w:tr>
-        <w:tc>
-          <w:tcPr>
-            <w:tcW w:type="dxa" w:w="2957"/>
-            <w:tcMar>
-              <w:top w:w="60" w:type="dxa"/>
-              <w:start w:w="90" w:type="dxa"/>
-              <w:bottom w:w="60" w:type="dxa"/>
-              <w:end w:w="90" w:type="dxa"/>
-            </w:tcMar>
-            <w:shd w:val="clear" w:color="auto" w:fill="F2F5FB"/>
-          </w:tcPr>
-          <w:p>
-            <w:pPr>
-              <w:spacing w:after="0" w:line="252" w:lineRule="auto"/>
-            </w:pPr>
-            <w:r>
-              <w:rPr>
-                <w:rFonts w:ascii="Calibri" w:hAnsi="Calibri"/>
-                <w:b/>
-                <w:sz w:val="17"/>
-              </w:rPr>
-              <w:t>A student's laptop cannot run this at all</w:t>
-            </w:r>
-          </w:p>
-        </w:tc>
-        <w:tc>
-          <w:tcPr>
-            <w:tcW w:type="dxa" w:w="6901"/>
-            <w:tcMar>
-              <w:top w:w="60" w:type="dxa"/>
-              <w:start w:w="90" w:type="dxa"/>
-              <w:bottom w:w="60" w:type="dxa"/>
-              <w:end w:w="90" w:type="dxa"/>
-            </w:tcMar>
-            <w:shd w:val="clear" w:color="auto" w:fill="F2F5FB"/>
-          </w:tcPr>
-          <w:p>
-            <w:pPr>
-              <w:spacing w:after="0" w:line="252" w:lineRule="auto"/>
-            </w:pPr>
-            <w:r>
-              <w:rPr>
-                <w:rFonts w:ascii="Calibri" w:hAnsi="Calibri"/>
-                <w:sz w:val="17"/>
-              </w:rPr>
-              <w:t>Move them to Colab for the session, note it on the roster, and book a lab machine. Do not spend session time diagnosing old hardware — it is the least recoverable use of your attention in the room.</w:t>
-            </w:r>
-          </w:p>
-        </w:tc>
-      </w:tr>
-      <w:tr>
-        <w:tc>
-          <w:tcPr>
-            <w:tcW w:type="dxa" w:w="2957"/>
-            <w:tcMar>
-              <w:top w:w="60" w:type="dxa"/>
-              <w:start w:w="90" w:type="dxa"/>
-              <w:bottom w:w="60" w:type="dxa"/>
-              <w:end w:w="90" w:type="dxa"/>
-            </w:tcMar>
-          </w:tcPr>
-          <w:p>
-            <w:pPr>
-              <w:spacing w:after="0" w:line="252" w:lineRule="auto"/>
-            </w:pPr>
-            <w:r>
-              <w:rPr>
-                <w:rFonts w:ascii="Calibri" w:hAnsi="Calibri"/>
-                <w:b/>
-                <w:sz w:val="17"/>
-              </w:rPr>
-              <w:t>More than about a fifth of the cohort is still stuck at 1:05</w:t>
-            </w:r>
-          </w:p>
-        </w:tc>
-        <w:tc>
-          <w:tcPr>
-            <w:tcW w:type="dxa" w:w="6901"/>
-            <w:tcMar>
-              <w:top w:w="60" w:type="dxa"/>
-              <w:start w:w="90" w:type="dxa"/>
-              <w:bottom w:w="60" w:type="dxa"/>
-              <w:end w:w="90" w:type="dxa"/>
-            </w:tcMar>
-          </w:tcPr>
-          <w:p>
-            <w:pPr>
-              <w:spacing w:after="0" w:line="252" w:lineRule="auto"/>
-            </w:pPr>
-            <w:r>
-              <w:rPr>
-                <w:rFonts w:ascii="Calibri" w:hAnsi="Calibri"/>
-                <w:sz w:val="17"/>
-              </w:rPr>
-              <w:t>Split the room as described at the end of Section 5. Then hold an extra clinic in office hours that week and make it explicit that Week 3 assumes a working environment.</w:t>
-            </w:r>
-          </w:p>
-        </w:tc>
-      </w:tr>
-      <w:tr>
-        <w:tc>
-          <w:tcPr>
-            <w:tcW w:type="dxa" w:w="2957"/>
-            <w:tcMar>
-              <w:top w:w="60" w:type="dxa"/>
-              <w:start w:w="90" w:type="dxa"/>
-              <w:bottom w:w="60" w:type="dxa"/>
-              <w:end w:w="90" w:type="dxa"/>
-            </w:tcMar>
-            <w:shd w:val="clear" w:color="auto" w:fill="F2F5FB"/>
-          </w:tcPr>
-          <w:p>
-            <w:pPr>
-              <w:spacing w:after="0" w:line="252" w:lineRule="auto"/>
-            </w:pPr>
-            <w:r>
-              <w:rPr>
-                <w:rFonts w:ascii="Calibri" w:hAnsi="Calibri"/>
-                <w:b/>
-                <w:sz w:val="17"/>
-              </w:rPr>
-              <w:t>You run out of time before Git and GitHub</w:t>
-            </w:r>
-          </w:p>
-        </w:tc>
-        <w:tc>
-          <w:tcPr>
-            <w:tcW w:type="dxa" w:w="6901"/>
-            <w:tcMar>
-              <w:top w:w="60" w:type="dxa"/>
-              <w:start w:w="90" w:type="dxa"/>
-              <w:bottom w:w="60" w:type="dxa"/>
-              <w:end w:w="90" w:type="dxa"/>
-            </w:tcMar>
-            <w:shd w:val="clear" w:color="auto" w:fill="F2F5FB"/>
-          </w:tcPr>
-          <w:p>
-            <w:pPr>
-              <w:spacing w:after="0" w:line="252" w:lineRule="auto"/>
-            </w:pPr>
-            <w:r>
-              <w:rPr>
-                <w:rFonts w:ascii="Calibri" w:hAnsi="Calibri"/>
-                <w:sz w:val="17"/>
-              </w:rPr>
-              <w:t>Acceptable. Move it to the first twenty minutes of Week 3. A2's deadline is the start of Week 3, so shift it to the end of Week 3 and say so in writing.</w:t>
-            </w:r>
-          </w:p>
-        </w:tc>
-      </w:tr>
-      <w:tr>
-        <w:tc>
-          <w:tcPr>
-            <w:tcW w:type="dxa" w:w="2957"/>
-            <w:tcMar>
-              <w:top w:w="60" w:type="dxa"/>
-              <w:start w:w="90" w:type="dxa"/>
-              <w:bottom w:w="60" w:type="dxa"/>
-              <w:end w:w="90" w:type="dxa"/>
-            </w:tcMar>
-          </w:tcPr>
-          <w:p>
-            <w:pPr>
-              <w:spacing w:after="0" w:line="252" w:lineRule="auto"/>
-            </w:pPr>
-            <w:r>
-              <w:rPr>
-                <w:rFonts w:ascii="Calibri" w:hAnsi="Calibri"/>
-                <w:b/>
-                <w:sz w:val="17"/>
-              </w:rPr>
-              <w:t>You run out of time before the notebook</w:t>
-            </w:r>
-          </w:p>
-        </w:tc>
-        <w:tc>
-          <w:tcPr>
-            <w:tcW w:type="dxa" w:w="6901"/>
-            <w:tcMar>
-              <w:top w:w="60" w:type="dxa"/>
-              <w:start w:w="90" w:type="dxa"/>
-              <w:bottom w:w="60" w:type="dxa"/>
-              <w:end w:w="90" w:type="dxa"/>
-            </w:tcMar>
-          </w:tcPr>
-          <w:p>
-            <w:pPr>
-              <w:spacing w:after="0" w:line="252" w:lineRule="auto"/>
-            </w:pPr>
-            <w:r>
-              <w:rPr>
-                <w:rFonts w:ascii="Calibri" w:hAnsi="Calibri"/>
-                <w:sz w:val="17"/>
-              </w:rPr>
-              <w:t>Also acceptable, and better than leaving people uninstalled. Recover it at the start of Week 3.</w:t>
-            </w:r>
-          </w:p>
-        </w:tc>
-      </w:tr>
-      <w:tr>
-        <w:tc>
-          <w:tcPr>
-            <w:tcW w:type="dxa" w:w="2957"/>
-            <w:tcMar>
-              <w:top w:w="60" w:type="dxa"/>
-              <w:start w:w="90" w:type="dxa"/>
-              <w:bottom w:w="60" w:type="dxa"/>
-              <w:end w:w="90" w:type="dxa"/>
-            </w:tcMar>
-            <w:shd w:val="clear" w:color="auto" w:fill="F2F5FB"/>
-          </w:tcPr>
-          <w:p>
-            <w:pPr>
-              <w:spacing w:after="0" w:line="252" w:lineRule="auto"/>
-            </w:pPr>
-            <w:r>
-              <w:rPr>
-                <w:rFonts w:ascii="Calibri" w:hAnsi="Calibri"/>
-                <w:b/>
-                <w:sz w:val="17"/>
-              </w:rPr>
-              <w:t>You run out of time before the installs are done</w:t>
-            </w:r>
-          </w:p>
-        </w:tc>
-        <w:tc>
-          <w:tcPr>
-            <w:tcW w:type="dxa" w:w="6901"/>
-            <w:tcMar>
-              <w:top w:w="60" w:type="dxa"/>
-              <w:start w:w="90" w:type="dxa"/>
-              <w:bottom w:w="60" w:type="dxa"/>
-              <w:end w:w="90" w:type="dxa"/>
-            </w:tcMar>
-            <w:shd w:val="clear" w:color="auto" w:fill="F2F5FB"/>
-          </w:tcPr>
-          <w:p>
-            <w:pPr>
-              <w:spacing w:after="0" w:line="252" w:lineRule="auto"/>
-            </w:pPr>
-            <w:r>
-              <w:rPr>
-                <w:rFonts w:ascii="Calibri" w:hAnsi="Calibri"/>
-                <w:sz w:val="17"/>
-              </w:rPr>
-              <w:t>Not acceptable. Everything else in this session can move; this cannot. Protect it by starting the copying at 0:00 and by having enough helpers.</w:t>
-            </w:r>
-          </w:p>
-        </w:tc>
-      </w:tr>
-    </w:tbl>
-    <w:p>
-      <w:r>
-        <w:br w:type="page"/>
-      </w:r>
-    </w:p>
-    <w:p>
-      <w:pPr>
-        <w:pStyle w:val="Heading1"/>
-      </w:pPr>
-      <w:r>
-        <w:t>9. After the session</w:t>
-      </w:r>
-    </w:p>
-    <w:tbl>
-      <w:tblPr>
-        <w:tblW w:type="auto" w:w="0"/>
-        <w:jc w:val="center"/>
-        <w:tblLayout w:type="fixed"/>
-        <w:tblLook w:firstColumn="1" w:firstRow="1" w:lastColumn="0" w:lastRow="0" w:noHBand="0" w:noVBand="1" w:val="04A0"/>
-        <w:tblLayout w:type="fixed"/>
-        <w:tblBorders>
-          <w:top w:val="single" w:sz="6" w:space="0" w:color="B4C6E7"/>
-          <w:left w:val="single" w:sz="6" w:space="0" w:color="B4C6E7"/>
-          <w:bottom w:val="single" w:sz="6" w:space="0" w:color="B4C6E7"/>
-          <w:right w:val="single" w:sz="6" w:space="0" w:color="B4C6E7"/>
-          <w:insideH w:val="single" w:sz="4" w:space="0" w:color="D9E2F3"/>
-          <w:insideV w:val="single" w:sz="4" w:space="0" w:color="D9E2F3"/>
-        </w:tblBorders>
-      </w:tblPr>
-      <w:tblGrid>
-        <w:gridCol w:w="1577"/>
-        <w:gridCol w:w="8280"/>
-      </w:tblGrid>
-      <w:tr>
-        <w:trPr>
-          <w:tblHeader w:val="true"/>
-        </w:trPr>
-        <w:tc>
-          <w:tcPr>
-            <w:tcW w:type="dxa" w:w="1577"/>
-            <w:shd w:val="clear" w:color="auto" w:fill="1F3864"/>
-            <w:tcMar>
-              <w:top w:w="60" w:type="dxa"/>
-              <w:start w:w="90" w:type="dxa"/>
-              <w:bottom w:w="60" w:type="dxa"/>
-              <w:end w:w="90" w:type="dxa"/>
-            </w:tcMar>
-          </w:tcPr>
-          <w:p>
-            <w:pPr>
-              <w:spacing w:after="0" w:line="240" w:lineRule="auto"/>
-            </w:pPr>
-            <w:r>
-              <w:rPr>
-                <w:rFonts w:ascii="Calibri" w:hAnsi="Calibri"/>
-                <w:b/>
-                <w:color w:val="FFFFFF"/>
-                <w:sz w:val="17"/>
-              </w:rPr>
-              <w:t>When</w:t>
-            </w:r>
-          </w:p>
-        </w:tc>
-        <w:tc>
-          <w:tcPr>
-            <w:tcW w:type="dxa" w:w="8281"/>
-            <w:shd w:val="clear" w:color="auto" w:fill="1F3864"/>
-            <w:tcMar>
-              <w:top w:w="60" w:type="dxa"/>
-              <w:start w:w="90" w:type="dxa"/>
-              <w:bottom w:w="60" w:type="dxa"/>
-              <w:end w:w="90" w:type="dxa"/>
-            </w:tcMar>
-          </w:tcPr>
-          <w:p>
-            <w:pPr>
-              <w:spacing w:after="0" w:line="240" w:lineRule="auto"/>
-            </w:pPr>
-            <w:r>
-              <w:rPr>
-                <w:rFonts w:ascii="Calibri" w:hAnsi="Calibri"/>
-                <w:b/>
-                <w:color w:val="FFFFFF"/>
-                <w:sz w:val="17"/>
-              </w:rPr>
-              <w:t>Task</w:t>
-            </w:r>
-          </w:p>
-        </w:tc>
-      </w:tr>
-      <w:tr>
-        <w:tc>
-          <w:tcPr>
-            <w:tcW w:type="dxa" w:w="1577"/>
-            <w:tcMar>
-              <w:top w:w="60" w:type="dxa"/>
-              <w:start w:w="90" w:type="dxa"/>
-              <w:bottom w:w="60" w:type="dxa"/>
-              <w:end w:w="90" w:type="dxa"/>
-            </w:tcMar>
-          </w:tcPr>
-          <w:p>
-            <w:pPr>
-              <w:spacing w:after="0" w:line="252" w:lineRule="auto"/>
-            </w:pPr>
-            <w:r>
-              <w:rPr>
-                <w:rFonts w:ascii="Calibri" w:hAnsi="Calibri"/>
-                <w:b/>
-                <w:sz w:val="17"/>
-              </w:rPr>
-              <w:t>Immediately after</w:t>
-            </w:r>
-          </w:p>
-        </w:tc>
-        <w:tc>
-          <w:tcPr>
-            <w:tcW w:type="dxa" w:w="8281"/>
-            <w:tcMar>
-              <w:top w:w="60" w:type="dxa"/>
-              <w:start w:w="90" w:type="dxa"/>
-              <w:bottom w:w="60" w:type="dxa"/>
-              <w:end w:w="90" w:type="dxa"/>
-            </w:tcMar>
-          </w:tcPr>
-          <w:p>
-            <w:pPr>
-              <w:spacing w:after="0" w:line="252" w:lineRule="auto"/>
-            </w:pPr>
-            <w:r>
-              <w:rPr>
-                <w:rFonts w:ascii="Calibri" w:hAnsi="Calibri"/>
-                <w:sz w:val="17"/>
-              </w:rPr>
-              <w:t>Note on the roster who is NOT set up. That list is the office-hours priority for the week, and it is much easier to write down in the room than to reconstruct later.</w:t>
-            </w:r>
-          </w:p>
-        </w:tc>
-      </w:tr>
-      <w:tr>
-        <w:tc>
-          <w:tcPr>
-            <w:tcW w:type="dxa" w:w="1577"/>
-            <w:tcMar>
-              <w:top w:w="60" w:type="dxa"/>
-              <w:start w:w="90" w:type="dxa"/>
-              <w:bottom w:w="60" w:type="dxa"/>
-              <w:end w:w="90" w:type="dxa"/>
-            </w:tcMar>
-            <w:shd w:val="clear" w:color="auto" w:fill="F2F5FB"/>
-          </w:tcPr>
-          <w:p>
-            <w:pPr>
-              <w:spacing w:after="0" w:line="252" w:lineRule="auto"/>
-            </w:pPr>
-            <w:r>
-              <w:rPr>
-                <w:rFonts w:ascii="Calibri" w:hAnsi="Calibri"/>
-                <w:b/>
-                <w:sz w:val="17"/>
-              </w:rPr>
-              <w:t>Same day</w:t>
-            </w:r>
-          </w:p>
-        </w:tc>
-        <w:tc>
-          <w:tcPr>
-            <w:tcW w:type="dxa" w:w="8281"/>
-            <w:tcMar>
-              <w:top w:w="60" w:type="dxa"/>
-              <w:start w:w="90" w:type="dxa"/>
-              <w:bottom w:w="60" w:type="dxa"/>
-              <w:end w:w="90" w:type="dxa"/>
-            </w:tcMar>
-            <w:shd w:val="clear" w:color="auto" w:fill="F2F5FB"/>
-          </w:tcPr>
-          <w:p>
-            <w:pPr>
-              <w:spacing w:after="0" w:line="252" w:lineRule="auto"/>
-            </w:pPr>
-            <w:r>
-              <w:rPr>
-                <w:rFonts w:ascii="Calibri" w:hAnsi="Calibri"/>
-                <w:sz w:val="17"/>
-              </w:rPr>
-              <w:t>Run collect_roster.py over the roster to catch duplicate IDs, GitHub URLs pasted instead of usernames, and any student recorded as having neither a laptop nor a Colab route. Fix those before Week 3.</w:t>
-            </w:r>
-          </w:p>
-        </w:tc>
-      </w:tr>
-      <w:tr>
-        <w:tc>
-          <w:tcPr>
-            <w:tcW w:type="dxa" w:w="1577"/>
-            <w:tcMar>
-              <w:top w:w="60" w:type="dxa"/>
-              <w:start w:w="90" w:type="dxa"/>
-              <w:bottom w:w="60" w:type="dxa"/>
-              <w:end w:w="90" w:type="dxa"/>
-            </w:tcMar>
-          </w:tcPr>
-          <w:p>
-            <w:pPr>
-              <w:spacing w:after="0" w:line="252" w:lineRule="auto"/>
-            </w:pPr>
-            <w:r>
-              <w:rPr>
-                <w:rFonts w:ascii="Calibri" w:hAnsi="Calibri"/>
-                <w:b/>
-                <w:sz w:val="17"/>
-              </w:rPr>
-              <w:t>Same day</w:t>
-            </w:r>
-          </w:p>
-        </w:tc>
-        <w:tc>
-          <w:tcPr>
-            <w:tcW w:type="dxa" w:w="8281"/>
-            <w:tcMar>
-              <w:top w:w="60" w:type="dxa"/>
-              <w:start w:w="90" w:type="dxa"/>
-              <w:bottom w:w="60" w:type="dxa"/>
-              <w:end w:w="90" w:type="dxa"/>
-            </w:tcMar>
-          </w:tcPr>
-          <w:p>
-            <w:pPr>
-              <w:spacing w:after="0" w:line="252" w:lineRule="auto"/>
-            </w:pPr>
-            <w:r>
-              <w:rPr>
-                <w:rFonts w:ascii="Calibri" w:hAnsi="Calibri"/>
-                <w:sz w:val="17"/>
-              </w:rPr>
-              <w:t>Export the roster for the grading tools with collect_roster.py --export-assessment-roster, so pull_submissions.sh works from Week 3 onwards.</w:t>
-            </w:r>
-          </w:p>
-        </w:tc>
-      </w:tr>
-      <w:tr>
-        <w:tc>
-          <w:tcPr>
-            <w:tcW w:type="dxa" w:w="1577"/>
-            <w:tcMar>
-              <w:top w:w="60" w:type="dxa"/>
-              <w:start w:w="90" w:type="dxa"/>
-              <w:bottom w:w="60" w:type="dxa"/>
-              <w:end w:w="90" w:type="dxa"/>
-            </w:tcMar>
-            <w:shd w:val="clear" w:color="auto" w:fill="F2F5FB"/>
-          </w:tcPr>
-          <w:p>
-            <w:pPr>
-              <w:spacing w:after="0" w:line="252" w:lineRule="auto"/>
-            </w:pPr>
-            <w:r>
-              <w:rPr>
-                <w:rFonts w:ascii="Calibri" w:hAnsi="Calibri"/>
-                <w:b/>
-                <w:sz w:val="17"/>
-              </w:rPr>
-              <w:t>Within 2 days</w:t>
-            </w:r>
-          </w:p>
-        </w:tc>
-        <w:tc>
-          <w:tcPr>
-            <w:tcW w:type="dxa" w:w="8281"/>
-            <w:tcMar>
-              <w:top w:w="60" w:type="dxa"/>
-              <w:start w:w="90" w:type="dxa"/>
-              <w:bottom w:w="60" w:type="dxa"/>
-              <w:end w:w="90" w:type="dxa"/>
-            </w:tcMar>
-            <w:shd w:val="clear" w:color="auto" w:fill="F2F5FB"/>
-          </w:tcPr>
-          <w:p>
-            <w:pPr>
-              <w:spacing w:after="0" w:line="252" w:lineRule="auto"/>
-            </w:pPr>
-            <w:r>
-              <w:rPr>
-                <w:rFonts w:ascii="Calibri" w:hAnsi="Calibri"/>
-                <w:sz w:val="17"/>
-              </w:rPr>
-              <w:t>Look at the CP0 responses by question. It is ungraded, so read it purely as a map of who and what is not ready. A question most of the room got wrong is a five-minute reteach at the start of Week 3.</w:t>
-            </w:r>
-          </w:p>
-        </w:tc>
-      </w:tr>
-      <w:tr>
-        <w:tc>
-          <w:tcPr>
-            <w:tcW w:type="dxa" w:w="1577"/>
-            <w:tcMar>
-              <w:top w:w="60" w:type="dxa"/>
-              <w:start w:w="90" w:type="dxa"/>
-              <w:bottom w:w="60" w:type="dxa"/>
-              <w:end w:w="90" w:type="dxa"/>
-            </w:tcMar>
-          </w:tcPr>
-          <w:p>
-            <w:pPr>
-              <w:spacing w:after="0" w:line="252" w:lineRule="auto"/>
-            </w:pPr>
-            <w:r>
-              <w:rPr>
-                <w:rFonts w:ascii="Calibri" w:hAnsi="Calibri"/>
-                <w:b/>
-                <w:sz w:val="17"/>
-              </w:rPr>
-              <w:t>Within 2 days</w:t>
-            </w:r>
-          </w:p>
-        </w:tc>
-        <w:tc>
-          <w:tcPr>
-            <w:tcW w:type="dxa" w:w="8281"/>
-            <w:tcMar>
-              <w:top w:w="60" w:type="dxa"/>
-              <w:start w:w="90" w:type="dxa"/>
-              <w:bottom w:w="60" w:type="dxa"/>
-              <w:end w:w="90" w:type="dxa"/>
-            </w:tcMar>
-          </w:tcPr>
-          <w:p>
-            <w:pPr>
-              <w:spacing w:after="0" w:line="252" w:lineRule="auto"/>
-            </w:pPr>
-            <w:r>
-              <w:rPr>
-                <w:rFonts w:ascii="Calibri" w:hAnsi="Calibri"/>
-                <w:sz w:val="17"/>
-              </w:rPr>
-              <w:t>Write down what went wrong in the session, while it is fresh. Two cohorts have not sat it yet — the Friday cohorts get the benefit of what you learn on Tuesday, and next year gets a much better guide.</w:t>
-            </w:r>
-          </w:p>
-        </w:tc>
-      </w:tr>
-      <w:tr>
-        <w:tc>
-          <w:tcPr>
-            <w:tcW w:type="dxa" w:w="1577"/>
-            <w:tcMar>
-              <w:top w:w="60" w:type="dxa"/>
-              <w:start w:w="90" w:type="dxa"/>
-              <w:bottom w:w="60" w:type="dxa"/>
-              <w:end w:w="90" w:type="dxa"/>
-            </w:tcMar>
-            <w:shd w:val="clear" w:color="auto" w:fill="F2F5FB"/>
-          </w:tcPr>
-          <w:p>
-            <w:pPr>
-              <w:spacing w:after="0" w:line="252" w:lineRule="auto"/>
-            </w:pPr>
-            <w:r>
-              <w:rPr>
-                <w:rFonts w:ascii="Calibri" w:hAnsi="Calibri"/>
-                <w:b/>
-                <w:sz w:val="17"/>
-              </w:rPr>
-              <w:t>Before Week 3</w:t>
-            </w:r>
-          </w:p>
-        </w:tc>
-        <w:tc>
-          <w:tcPr>
-            <w:tcW w:type="dxa" w:w="8281"/>
-            <w:tcMar>
-              <w:top w:w="60" w:type="dxa"/>
-              <w:start w:w="90" w:type="dxa"/>
-              <w:bottom w:w="60" w:type="dxa"/>
-              <w:end w:w="90" w:type="dxa"/>
-            </w:tcMar>
-            <w:shd w:val="clear" w:color="auto" w:fill="F2F5FB"/>
-          </w:tcPr>
-          <w:p>
-            <w:pPr>
-              <w:spacing w:after="0" w:line="252" w:lineRule="auto"/>
-            </w:pPr>
-            <w:r>
-              <w:rPr>
-                <w:rFonts w:ascii="Calibri" w:hAnsi="Calibri"/>
-                <w:sz w:val="17"/>
-              </w:rPr>
-              <w:t>Confirm every student has either READY from check_setup.py or a Colab route. Week 3 teaches Python on the assumption that Python runs.</w:t>
-            </w:r>
-          </w:p>
-        </w:tc>
-      </w:tr>
-    </w:tbl>
-    <w:p>
-      <w:pPr>
-        <w:spacing w:after="280"/>
-      </w:pPr>
-    </w:p>
-    <w:p>
-      <w:pPr>
-        <w:pStyle w:val="Heading1"/>
-      </w:pPr>
-      <w:r>
-        <w:t>10. The measure of success</w:t>
-      </w:r>
-    </w:p>
-    <w:p>
-      <w:pPr>
-        <w:spacing w:after="160" w:before="0" w:line="276" w:lineRule="auto"/>
-      </w:pPr>
-      <w:r>
-        <w:rPr>
-          <w:rFonts w:ascii="Calibri" w:hAnsi="Calibri"/>
-          <w:b w:val="0"/>
-          <w:i w:val="0"/>
-          <w:sz w:val="21"/>
-        </w:rPr>
-        <w:t>Not that everybody finished. That is unlikely with a hundred beginners and it is not the right target. The session has succeeded if three things are true at the end of it.</w:t>
-      </w:r>
-    </w:p>
-    <w:p>
-      <w:pPr>
-        <w:spacing w:after="160" w:before="0" w:line="276" w:lineRule="auto"/>
-      </w:pPr>
-      <w:r>
-        <w:rPr>
-          <w:rFonts w:ascii="Calibri" w:hAnsi="Calibri"/>
-          <w:b w:val="0"/>
-          <w:i w:val="0"/>
-          <w:sz w:val="21"/>
-        </w:rPr>
-        <w:t>Every student either has a working environment or a named, written route to one by the end of the week. Every student has seen four error messages and understands that an error message is information rather than a verdict. And every student has run one line of code that produced a number from their own discipline — because that is the moment a beginner stops believing this is not for them.</w:t>
-      </w:r>
-    </w:p>
-    <w:p>
-      <w:pPr>
-        <w:spacing w:after="240"/>
-      </w:pPr>
-    </w:p>
-    <w:tbl>
-      <w:tblPr>
-        <w:tblW w:type="auto" w:w="0"/>
-        <w:jc w:val="center"/>
-        <w:tblLayout w:type="fixed"/>
-        <w:tblLook w:firstColumn="1" w:firstRow="1" w:lastColumn="0" w:lastRow="0" w:noHBand="0" w:noVBand="1" w:val="04A0"/>
-        <w:tblBorders>
-          <w:top w:val="single" w:sz="6" w:space="0" w:color="1F3864"/>
-          <w:bottom w:val="single" w:sz="6" w:space="0" w:color="1F3864"/>
-          <w:left w:val="single" w:sz="24" w:space="0" w:color="1F3864"/>
-          <w:right w:val="single" w:sz="6" w:space="0" w:color="1F3864"/>
-        </w:tblBorders>
-      </w:tblPr>
-      <w:tblGrid>
-        <w:gridCol w:w="9858"/>
-      </w:tblGrid>
-      <w:tr>
-        <w:tc>
-          <w:tcPr>
-            <w:tcW w:type="dxa" w:w="9858"/>
-            <w:tcMar>
-              <w:top w:w="110" w:type="dxa"/>
-              <w:start w:w="170" w:type="dxa"/>
-              <w:bottom w:w="110" w:type="dxa"/>
-              <w:end w:w="140" w:type="dxa"/>
-            </w:tcMar>
-            <w:shd w:val="clear" w:color="auto" w:fill="D9E2F3"/>
-          </w:tcPr>
-          <w:p>
-            <w:pPr>
-              <w:spacing w:after="60"/>
-            </w:pPr>
-            <w:r>
-              <w:rPr>
-                <w:rFonts w:ascii="Calibri" w:hAnsi="Calibri"/>
-                <w:b/>
-                <w:color w:val="1F3864"/>
-                <w:sz w:val="19"/>
-              </w:rPr>
-              <w:t>One sentence worth saying out loud, twice</w:t>
-            </w:r>
-          </w:p>
-          <w:p>
-            <w:pPr>
-              <w:spacing w:after="0" w:line="269" w:lineRule="auto"/>
-            </w:pPr>
-            <w:r>
-              <w:rPr>
-                <w:rFonts w:ascii="Calibri" w:hAnsi="Calibri"/>
-                <w:sz w:val="20"/>
-              </w:rPr>
-              <w:t>"Everything you are about to see go wrong has gone wrong for every engineer in this building, including me, this week."</w:t>
-            </w:r>
-          </w:p>
-        </w:tc>
-      </w:tr>
-    </w:tbl>
-    <w:p>
-      <w:pPr>
-        <w:spacing w:after="160"/>
-      </w:pPr>
-    </w:p>
-    <w:p>
-      <w:pPr>
-        <w:spacing w:after="200"/>
-      </w:pPr>
-    </w:p>
-    <w:p>
-      <w:pPr>
-        <w:spacing w:after="160" w:before="0" w:line="276" w:lineRule="auto"/>
-        <w:jc w:val="center"/>
-      </w:pPr>
-      <w:r>
-        <w:rPr>
-          <w:rFonts w:ascii="Calibri" w:hAnsi="Calibri"/>
-          <w:b w:val="0"/>
-          <w:i/>
-          <w:color w:val="595959"/>
-          <w:sz w:val="18"/>
-        </w:rPr>
-        <w:t>Runsheet version 1.0 · IUEA Faculty of Engineering · to be revised the same day it is first used</w:t>
+        <w:t>If Colab fails, move students to prepared lab computers with the same ZIP. Record an outage rather than silently penalizing delayed uploads. Before leaving, each student shows a fresh-run notebook and keeps a downloaded copy. A2 closes at the start of that cohort’s Week 3 lecture.</w:t>
       </w:r>
     </w:p>
     <w:sectPr>
-      <w:headerReference w:type="default" r:id="rId9"/>
-      <w:footerReference w:type="default" r:id="rId10"/>
-      <w:pgSz w:w="12240" w:h="15840"/>
-      <w:pgMar w:top="1191" w:right="1191" w:bottom="1191" w:left="1191" w:header="720" w:footer="720" w:gutter="0"/>
+      <w:pgSz w:w="11906" w:h="16838"/>
+      <w:pgMar w:top="907" w:right="1134" w:bottom="907" w:left="1134" w:header="720" w:footer="720" w:gutter="0"/>
       <w:cols w:space="720"/>
-      <w:titlePg/>
       <w:docGrid w:linePitch="360"/>
     </w:sectPr>
   </w:body>
 </w:document>
-</file>
-
-<file path=word/footer1.xml><?xml version="1.0" encoding="utf-8"?>
-<w:ftr xmlns:m="http://schemas.openxmlformats.org/officeDocument/2006/math" xmlns:mc="http://schemas.openxmlformats.org/markup-compatibility/2006" xmlns:mo="http://schemas.microsoft.com/office/mac/office/2008/main" xmlns:mv="urn:schemas-microsoft-com:mac:vml" xmlns:o="urn:schemas-microsoft-com:office:office" xmlns:r="http://schemas.openxmlformats.org/officeDocument/2006/relationships" xmlns:v="urn:schemas-microsoft-com:vml" xmlns:w10="urn:schemas-microsoft-com:office:word" xmlns:w14="http://schemas.microsoft.com/office/word/2010/wordml" xmlns:w="http://schemas.openxmlformats.org/wordprocessingml/2006/main" xmlns:wne="http://schemas.microsoft.com/office/word/2006/wordml" xmlns:wp14="http://schemas.microsoft.com/office/word/2010/wordprocessingDrawing" xmlns:wp="http://schemas.openxmlformats.org/drawingml/2006/wordprocessingDrawing" xmlns:wpc="http://schemas.microsoft.com/office/word/2010/wordprocessingCanvas" xmlns:wpg="http://schemas.microsoft.com/office/word/2010/wordprocessingGroup" xmlns:wpi="http://schemas.microsoft.com/office/word/2010/wordprocessingInk" xmlns:wps="http://schemas.microsoft.com/office/word/2010/wordprocessingShape" mc:Ignorable="w14 wp14">
-  <w:p>
-    <w:pPr>
-      <w:pStyle w:val="Footer"/>
-      <w:jc w:val="center"/>
-    </w:pPr>
-    <w:r/>
-    <w:r>
-      <w:rPr>
-        <w:rFonts w:ascii="Calibri" w:hAnsi="Calibri"/>
-        <w:color w:val="595959"/>
-        <w:sz w:val="16"/>
-      </w:rPr>
-      <w:t xml:space="preserve">Page </w:t>
-    </w:r>
-    <w:r>
-      <w:rPr>
-        <w:rFonts w:ascii="Calibri" w:hAnsi="Calibri"/>
-        <w:color w:val="595959"/>
-        <w:sz w:val="16"/>
-      </w:rPr>
-      <w:fldChar w:fldCharType="begin"/>
-      <w:instrText xml:space="preserve">PAGE</w:instrText>
-      <w:fldChar w:fldCharType="end"/>
-    </w:r>
-    <w:r>
-      <w:rPr>
-        <w:rFonts w:ascii="Calibri" w:hAnsi="Calibri"/>
-        <w:color w:val="595959"/>
-        <w:sz w:val="16"/>
-      </w:rPr>
-      <w:t xml:space="preserve"> of </w:t>
-    </w:r>
-    <w:r>
-      <w:rPr>
-        <w:rFonts w:ascii="Calibri" w:hAnsi="Calibri"/>
-        <w:color w:val="595959"/>
-        <w:sz w:val="16"/>
-      </w:rPr>
-      <w:fldChar w:fldCharType="begin"/>
-      <w:instrText xml:space="preserve">NUMPAGES</w:instrText>
-      <w:fldChar w:fldCharType="end"/>
-    </w:r>
-  </w:p>
-</w:ftr>
-</file>
-
-<file path=word/header1.xml><?xml version="1.0" encoding="utf-8"?>
-<w:hdr xmlns:m="http://schemas.openxmlformats.org/officeDocument/2006/math" xmlns:mc="http://schemas.openxmlformats.org/markup-compatibility/2006" xmlns:mo="http://schemas.microsoft.com/office/mac/office/2008/main" xmlns:mv="urn:schemas-microsoft-com:mac:vml" xmlns:o="urn:schemas-microsoft-com:office:office" xmlns:r="http://schemas.openxmlformats.org/officeDocument/2006/relationships" xmlns:v="urn:schemas-microsoft-com:vml" xmlns:w10="urn:schemas-microsoft-com:office:word" xmlns:w14="http://schemas.microsoft.com/office/word/2010/wordml" xmlns:w="http://schemas.openxmlformats.org/wordprocessingml/2006/main" xmlns:wne="http://schemas.microsoft.com/office/word/2006/wordml" xmlns:wp14="http://schemas.microsoft.com/office/word/2010/wordprocessingDrawing" xmlns:wp="http://schemas.openxmlformats.org/drawingml/2006/wordprocessingDrawing" xmlns:wpc="http://schemas.microsoft.com/office/word/2010/wordprocessingCanvas" xmlns:wpg="http://schemas.microsoft.com/office/word/2010/wordprocessingGroup" xmlns:wpi="http://schemas.microsoft.com/office/word/2010/wordprocessingInk" xmlns:wps="http://schemas.microsoft.com/office/word/2010/wordprocessingShape" mc:Ignorable="w14 wp14">
-  <w:p>
-    <w:pPr>
-      <w:pStyle w:val="Header"/>
-      <w:jc w:val="right"/>
-      <w:pBdr>
-        <w:bottom w:val="single" w:sz="4" w:space="8" w:color="B4C6E7"/>
-      </w:pBdr>
-    </w:pPr>
-    <w:r/>
-    <w:r>
-      <w:rPr>
-        <w:rFonts w:ascii="Calibri" w:hAnsi="Calibri"/>
-        <w:color w:val="595959"/>
-        <w:sz w:val="16"/>
-      </w:rPr>
-      <w:t>IUEA Faculty of Engineering · Week 2 Lecturer Runsheet · CML3111 / CML3112 / CML3113</w:t>
-    </w:r>
-  </w:p>
-</w:hdr>
 </file>
 
 <file path=word/numbering.xml><?xml version="1.0" encoding="utf-8"?>
@@ -5690,11 +668,12 @@
     <w:qFormat/>
     <w:rsid w:val="00FC693F"/>
     <w:pPr>
-      <w:spacing w:after="160" w:line="276" w:lineRule="auto"/>
+      <w:spacing w:line="240" w:lineRule="auto" w:after="80"/>
     </w:pPr>
     <w:rPr>
-      <w:rFonts w:ascii="Calibri" w:hAnsi="Calibri" w:eastAsia="Calibri"/>
-      <w:sz w:val="21"/>
+      <w:rFonts w:ascii="Calibri" w:hAnsi="Calibri"/>
+      <w:color w:val="000000"/>
+      <w:sz w:val="22"/>
     </w:rPr>
   </w:style>
   <w:style w:type="paragraph" w:styleId="Header">
@@ -5752,15 +731,15 @@
     <w:pPr>
       <w:keepNext/>
       <w:keepLines/>
-      <w:spacing w:before="400" w:after="180"/>
+      <w:spacing w:before="200" w:after="80"/>
       <w:outlineLvl w:val="0"/>
     </w:pPr>
     <w:rPr>
       <w:rFonts w:asciiTheme="majorHAnsi" w:eastAsiaTheme="majorEastAsia" w:hAnsiTheme="majorHAnsi" w:cstheme="majorBidi" w:ascii="Calibri" w:hAnsi="Calibri"/>
       <w:b/>
       <w:bCs/>
-      <w:color w:val="1F3864"/>
-      <w:sz w:val="40"/>
+      <w:color w:val="000000"/>
+      <w:sz w:val="26"/>
       <w:szCs w:val="28"/>
     </w:rPr>
   </w:style>
@@ -5776,15 +755,15 @@
     <w:pPr>
       <w:keepNext/>
       <w:keepLines/>
-      <w:spacing w:before="280" w:after="140"/>
+      <w:spacing w:before="200" w:after="0"/>
       <w:outlineLvl w:val="1"/>
     </w:pPr>
     <w:rPr>
       <w:rFonts w:asciiTheme="majorHAnsi" w:eastAsiaTheme="majorEastAsia" w:hAnsiTheme="majorHAnsi" w:cstheme="majorBidi" w:ascii="Calibri" w:hAnsi="Calibri"/>
       <w:b/>
       <w:bCs/>
-      <w:color w:val="2E5C8A"/>
-      <w:sz w:val="28"/>
+      <w:color w:val="000000"/>
+      <w:sz w:val="26"/>
       <w:szCs w:val="26"/>
     </w:rPr>
   </w:style>
@@ -5800,15 +779,14 @@
     <w:pPr>
       <w:keepNext/>
       <w:keepLines/>
-      <w:spacing w:before="220" w:after="100"/>
+      <w:spacing w:before="200" w:after="0"/>
       <w:outlineLvl w:val="2"/>
     </w:pPr>
     <w:rPr>
-      <w:rFonts w:asciiTheme="majorHAnsi" w:eastAsiaTheme="majorEastAsia" w:hAnsiTheme="majorHAnsi" w:cstheme="majorBidi" w:ascii="Calibri" w:hAnsi="Calibri"/>
+      <w:rFonts w:asciiTheme="majorHAnsi" w:eastAsiaTheme="majorEastAsia" w:hAnsiTheme="majorHAnsi" w:cstheme="majorBidi"/>
       <w:b/>
       <w:bCs/>
-      <w:color w:val="000000"/>
-      <w:sz w:val="23"/>
+      <w:color w:val="4F81BD" w:themeColor="accent1"/>
     </w:rPr>
   </w:style>
   <w:style w:type="paragraph" w:styleId="Heading4">
@@ -6039,18 +1017,15 @@
     <w:qFormat/>
     <w:rsid w:val="00FC693F"/>
     <w:pPr>
-      <w:pBdr>
-        <w:bottom w:val="single" w:sz="8" w:space="4" w:color="4F81BD" w:themeColor="accent1"/>
-      </w:pBdr>
       <w:spacing w:after="300" w:line="240" w:lineRule="auto"/>
       <w:contextualSpacing/>
     </w:pPr>
     <w:rPr>
-      <w:rFonts w:asciiTheme="majorHAnsi" w:eastAsiaTheme="majorEastAsia" w:hAnsiTheme="majorHAnsi" w:cstheme="majorBidi"/>
-      <w:color w:val="17365D" w:themeColor="text2" w:themeShade="BF"/>
+      <w:rFonts w:asciiTheme="majorHAnsi" w:eastAsiaTheme="majorEastAsia" w:hAnsiTheme="majorHAnsi" w:cstheme="majorBidi" w:ascii="Calibri" w:hAnsi="Calibri"/>
+      <w:color w:val="000000"/>
       <w:spacing w:val="5"/>
       <w:kern w:val="28"/>
-      <w:sz w:val="52"/>
+      <w:sz w:val="48"/>
       <w:szCs w:val="52"/>
     </w:rPr>
   </w:style>
@@ -6526,9 +1501,6 @@
     <w:qFormat/>
     <w:rsid w:val="00FC693F"/>
     <w:pPr>
-      <w:pBdr>
-        <w:bottom w:val="single" w:sz="4" w:space="4" w:color="4F81BD" w:themeColor="accent1"/>
-      </w:pBdr>
       <w:spacing w:before="200" w:after="280"/>
       <w:ind w:left="936" w:right="936"/>
     </w:pPr>
